--- a/docs/COS 214-Pract4.docx
+++ b/docs/COS 214-Pract4.docx
@@ -1,6 +1,6 @@
 
 <file path=word/document.xml><?xml version="1.0" encoding="utf-8"?>
-<w:document xmlns:wpc="http://schemas.microsoft.com/office/word/2010/wordprocessingCanvas" xmlns:cx="http://schemas.microsoft.com/office/drawing/2014/chartex" xmlns:cx1="http://schemas.microsoft.com/office/drawing/2015/9/8/chartex" xmlns:cx2="http://schemas.microsoft.com/office/drawing/2015/10/21/chartex" xmlns:cx3="http://schemas.microsoft.com/office/drawing/2016/5/9/chartex" xmlns:cx4="http://schemas.microsoft.com/office/drawing/2016/5/10/chartex" xmlns:cx5="http://schemas.microsoft.com/office/drawing/2016/5/11/chartex" xmlns:cx6="http://schemas.microsoft.com/office/drawing/2016/5/12/chartex" xmlns:cx7="http://schemas.microsoft.com/office/drawing/2016/5/13/chartex" xmlns:cx8="http://schemas.microsoft.com/office/drawing/2016/5/14/chartex" xmlns:mc="http://schemas.openxmlformats.org/markup-compatibility/2006" xmlns:aink="http://schemas.microsoft.com/office/drawing/2016/ink" xmlns:am3d="http://schemas.microsoft.com/office/drawing/2017/model3d" xmlns:o="urn:schemas-microsoft-com:office:office" xmlns:oel="http://schemas.microsoft.com/office/2019/extlst" xmlns:r="http://schemas.openxmlformats.org/officeDocument/2006/relationships" xmlns:m="http://schemas.openxmlformats.org/officeDocument/2006/math" xmlns:v="urn:schemas-microsoft-com:vml" xmlns:wp14="http://schemas.microsoft.com/office/word/2010/wordprocessingDrawing" xmlns:wp="http://schemas.openxmlformats.org/drawingml/2006/wordprocessingDrawing" xmlns:w10="urn:schemas-microsoft-com:office:word" xmlns:w="http://schemas.openxmlformats.org/wordprocessingml/2006/main" xmlns:w14="http://schemas.microsoft.com/office/word/2010/wordml" xmlns:w15="http://schemas.microsoft.com/office/word/2012/wordml" xmlns:w16cex="http://schemas.microsoft.com/office/word/2018/wordml/cex" xmlns:w16cid="http://schemas.microsoft.com/office/word/2016/wordml/cid" xmlns:w16="http://schemas.microsoft.com/office/word/2018/wordml" xmlns:w16du="http://schemas.microsoft.com/office/word/2023/wordml/word16du" xmlns:w16sdtdh="http://schemas.microsoft.com/office/word/2020/wordml/sdtdatahash" xmlns:w16sdtfl="http://schemas.microsoft.com/office/word/2024/wordml/sdtformatlock" xmlns:w16se="http://schemas.microsoft.com/office/word/2015/wordml/symex" xmlns:wpg="http://schemas.microsoft.com/office/word/2010/wordprocessingGroup" xmlns:wpi="http://schemas.microsoft.com/office/word/2010/wordprocessingInk" xmlns:wne="http://schemas.microsoft.com/office/word/2006/wordml" xmlns:wps="http://schemas.microsoft.com/office/word/2010/wordprocessingShape" mc:Ignorable="w14 w15 w16se w16cid w16 w16cex w16sdtdh w16sdtfl w16du wp14">
+<w:document xmlns:wpc="http://schemas.microsoft.com/office/word/2010/wordprocessingCanvas" xmlns:cx="http://schemas.microsoft.com/office/drawing/2014/chartex" xmlns:cx1="http://schemas.microsoft.com/office/drawing/2015/9/8/chartex" xmlns:cx2="http://schemas.microsoft.com/office/drawing/2015/10/21/chartex" xmlns:cx3="http://schemas.microsoft.com/office/drawing/2016/5/9/chartex" xmlns:cx4="http://schemas.microsoft.com/office/drawing/2016/5/10/chartex" xmlns:cx5="http://schemas.microsoft.com/office/drawing/2016/5/11/chartex" xmlns:cx6="http://schemas.microsoft.com/office/drawing/2016/5/12/chartex" xmlns:cx7="http://schemas.microsoft.com/office/drawing/2016/5/13/chartex" xmlns:cx8="http://schemas.microsoft.com/office/drawing/2016/5/14/chartex" xmlns:mc="http://schemas.openxmlformats.org/markup-compatibility/2006" xmlns:aink="http://schemas.microsoft.com/office/drawing/2016/ink" xmlns:am3d="http://schemas.microsoft.com/office/drawing/2017/model3d" xmlns:o="urn:schemas-microsoft-com:office:office" xmlns:oel="http://schemas.microsoft.com/office/2019/extlst" xmlns:r="http://schemas.openxmlformats.org/officeDocument/2006/relationships" xmlns:m="http://schemas.openxmlformats.org/officeDocument/2006/math" xmlns:v="urn:schemas-microsoft-com:vml" xmlns:wp14="http://schemas.microsoft.com/office/word/2010/wordprocessingDrawing" xmlns:wp="http://schemas.openxmlformats.org/drawingml/2006/wordprocessingDrawing" xmlns:w10="urn:schemas-microsoft-com:office:word" xmlns:w="http://schemas.openxmlformats.org/wordprocessingml/2006/main" xmlns:w14="http://schemas.microsoft.com/office/word/2010/wordml" xmlns:w15="http://schemas.microsoft.com/office/word/2012/wordml" xmlns:w16cei="http://schemas.microsoft.com/office/word/2026/wordml/cei" xmlns:w16cex="http://schemas.microsoft.com/office/word/2018/wordml/cex" xmlns:w16cid="http://schemas.microsoft.com/office/word/2016/wordml/cid" xmlns:w16="http://schemas.microsoft.com/office/word/2018/wordml" xmlns:w16du="http://schemas.microsoft.com/office/word/2023/wordml/word16du" xmlns:w16sdtdh="http://schemas.microsoft.com/office/word/2020/wordml/sdtdatahash" xmlns:w16sdtfl="http://schemas.microsoft.com/office/word/2024/wordml/sdtformatlock" xmlns:w16se="http://schemas.microsoft.com/office/word/2015/wordml/symex" xmlns:wpg="http://schemas.microsoft.com/office/word/2010/wordprocessingGroup" xmlns:wpi="http://schemas.microsoft.com/office/word/2010/wordprocessingInk" xmlns:wne="http://schemas.microsoft.com/office/word/2006/wordml" xmlns:wps="http://schemas.microsoft.com/office/word/2010/wordprocessingShape" mc:Ignorable="w14 w15 w16se w16cid w16 w16cex w16sdtdh w16sdtfl w16du wp14">
   <w:body>
     <w:p>
       <w:pPr>
@@ -473,6 +473,13 @@
         </w:rPr>
         <w:t>Nare Maela</w:t>
       </w:r>
+      <w:r>
+        <w:rPr>
+          <w:b/>
+          <w:sz w:val="24"/>
+        </w:rPr>
+        <w:t xml:space="preserve"> - 24607917</w:t>
+      </w:r>
     </w:p>
     <w:p>
       <w:pPr>
@@ -539,6 +546,86 @@
     </w:p>
     <w:p>
       <w:pPr>
+        <w:pStyle w:val="Title"/>
+        <w:rPr>
+          <w:b/>
+          <w:sz w:val="24"/>
+          <w:lang w:val="en-ZA"/>
+        </w:rPr>
+      </w:pPr>
+      <w:r>
+        <w:rPr>
+          <w:color w:val="0E4660"/>
+          <w:spacing w:val="-2"/>
+          <w:u w:color="0E4660"/>
+        </w:rPr>
+        <w:t>GitHub</w:t>
+      </w:r>
+      <w:r>
+        <w:rPr>
+          <w:b/>
+          <w:sz w:val="24"/>
+          <w:lang w:val="en-ZA"/>
+        </w:rPr>
+        <w:t xml:space="preserve"> </w:t>
+      </w:r>
+      <w:r>
+        <w:rPr>
+          <w:color w:val="0E4660"/>
+          <w:spacing w:val="-2"/>
+          <w:u w:color="0E4660"/>
+        </w:rPr>
+        <w:t>Repository</w:t>
+      </w:r>
+      <w:r>
+        <w:rPr>
+          <w:b/>
+          <w:sz w:val="24"/>
+          <w:lang w:val="en-ZA"/>
+        </w:rPr>
+        <w:t>:</w:t>
+      </w:r>
+    </w:p>
+    <w:p>
+      <w:pPr>
+        <w:tabs>
+          <w:tab w:val="left" w:pos="1167"/>
+        </w:tabs>
+        <w:rPr>
+          <w:b/>
+          <w:sz w:val="24"/>
+        </w:rPr>
+      </w:pPr>
+      <w:r>
+        <w:rPr>
+          <w:b/>
+          <w:sz w:val="24"/>
+          <w:lang w:val="en-ZA"/>
+        </w:rPr>
+        <w:t xml:space="preserve">         </w:t>
+      </w:r>
+      <w:r>
+        <w:rPr>
+          <w:b/>
+          <w:sz w:val="24"/>
+          <w:lang w:val="en-ZA"/>
+        </w:rPr>
+        <w:t>https://github.com/Mat6577/COS214_Practical4</w:t>
+      </w:r>
+    </w:p>
+    <w:p>
+      <w:pPr>
+        <w:tabs>
+          <w:tab w:val="left" w:pos="1167"/>
+        </w:tabs>
+        <w:rPr>
+          <w:b/>
+          <w:sz w:val="24"/>
+        </w:rPr>
+      </w:pPr>
+    </w:p>
+    <w:p>
+      <w:pPr>
         <w:tabs>
           <w:tab w:val="left" w:pos="1167"/>
         </w:tabs>
@@ -665,13 +752,4935 @@
         <w:t xml:space="preserve">The Film-Category (Concrete-Aggregate) is what instantiates a concrete iterator, but the iterator is responsible for its own memory management. </w:t>
       </w:r>
     </w:p>
+    <w:p>
+      <w:pPr>
+        <w:pStyle w:val="ListParagraph"/>
+        <w:ind w:left="720" w:firstLine="0"/>
+      </w:pPr>
+    </w:p>
+    <w:p>
+      <w:pPr>
+        <w:pStyle w:val="ListParagraph"/>
+        <w:ind w:left="720" w:firstLine="0"/>
+      </w:pPr>
+    </w:p>
+    <w:p>
+      <w:pPr>
+        <w:pStyle w:val="ListParagraph"/>
+        <w:ind w:left="720" w:firstLine="0"/>
+      </w:pPr>
+      <w:r>
+        <w:drawing>
+          <wp:inline distT="0" distB="0" distL="0" distR="0" wp14:anchorId="1CA24EB2" wp14:editId="6FBD236A">
+            <wp:extent cx="6386830" cy="4727387"/>
+            <wp:effectExtent l="0" t="0" r="0" b="0"/>
+            <wp:docPr id="1097022165" name="Picture 1"/>
+            <wp:cNvGraphicFramePr>
+              <a:graphicFrameLocks xmlns:a="http://schemas.openxmlformats.org/drawingml/2006/main" noChangeAspect="1"/>
+            </wp:cNvGraphicFramePr>
+            <a:graphic xmlns:a="http://schemas.openxmlformats.org/drawingml/2006/main">
+              <a:graphicData uri="http://schemas.openxmlformats.org/drawingml/2006/picture">
+                <pic:pic xmlns:pic="http://schemas.openxmlformats.org/drawingml/2006/picture">
+                  <pic:nvPicPr>
+                    <pic:cNvPr id="1097022165" name=""/>
+                    <pic:cNvPicPr/>
+                  </pic:nvPicPr>
+                  <pic:blipFill>
+                    <a:blip r:embed="rId9"/>
+                    <a:stretch>
+                      <a:fillRect/>
+                    </a:stretch>
+                  </pic:blipFill>
+                  <pic:spPr>
+                    <a:xfrm>
+                      <a:off x="0" y="0"/>
+                      <a:ext cx="6397961" cy="4735626"/>
+                    </a:xfrm>
+                    <a:prstGeom prst="rect">
+                      <a:avLst/>
+                    </a:prstGeom>
+                  </pic:spPr>
+                </pic:pic>
+              </a:graphicData>
+            </a:graphic>
+          </wp:inline>
+        </w:drawing>
+      </w:r>
+    </w:p>
+    <w:p>
+      <w:pPr>
+        <w:pStyle w:val="ListParagraph"/>
+        <w:ind w:left="720" w:firstLine="0"/>
+      </w:pPr>
+    </w:p>
+    <w:p>
+      <w:pPr>
+        <w:pStyle w:val="Heading2"/>
+        <w:rPr>
+          <w:sz w:val="32"/>
+          <w:szCs w:val="32"/>
+        </w:rPr>
+      </w:pPr>
+      <w:r>
+        <w:rPr>
+          <w:sz w:val="32"/>
+          <w:szCs w:val="32"/>
+        </w:rPr>
+        <w:lastRenderedPageBreak/>
+        <w:t>Traversal</w:t>
+      </w:r>
+      <w:r>
+        <w:rPr>
+          <w:b/>
+          <w:bCs/>
+          <w:lang w:val="en-ZA"/>
+        </w:rPr>
+        <w:t>-</w:t>
+      </w:r>
+      <w:r>
+        <w:rPr>
+          <w:sz w:val="32"/>
+          <w:szCs w:val="32"/>
+        </w:rPr>
+        <w:t>Modification</w:t>
+      </w:r>
+      <w:r>
+        <w:rPr>
+          <w:b/>
+          <w:bCs/>
+          <w:lang w:val="en-ZA"/>
+        </w:rPr>
+        <w:t xml:space="preserve"> </w:t>
+      </w:r>
+      <w:r>
+        <w:rPr>
+          <w:sz w:val="32"/>
+          <w:szCs w:val="32"/>
+        </w:rPr>
+        <w:t>Policy</w:t>
+      </w:r>
+    </w:p>
+    <w:p>
+      <w:pPr>
+        <w:rPr>
+          <w:lang w:val="en-ZA"/>
+        </w:rPr>
+      </w:pPr>
+    </w:p>
+    <w:p>
+      <w:pPr>
+        <w:rPr>
+          <w:lang w:val="en-ZA"/>
+        </w:rPr>
+      </w:pPr>
+      <w:r>
+        <w:rPr>
+          <w:lang w:val="en-ZA"/>
+        </w:rPr>
+        <w:t>The system provides two traversal behaviours:</w:t>
+      </w:r>
+    </w:p>
+    <w:p>
+      <w:pPr>
+        <w:numPr>
+          <w:ilvl w:val="0"/>
+          <w:numId w:val="20"/>
+        </w:numPr>
+        <w:rPr>
+          <w:lang w:val="en-ZA"/>
+        </w:rPr>
+      </w:pPr>
+      <w:proofErr w:type="spellStart"/>
+      <w:r>
+        <w:rPr>
+          <w:b/>
+          <w:bCs/>
+          <w:lang w:val="en-ZA"/>
+        </w:rPr>
+        <w:t>FilmCategoryIterator</w:t>
+      </w:r>
+      <w:proofErr w:type="spellEnd"/>
+      <w:r>
+        <w:rPr>
+          <w:lang w:val="en-ZA"/>
+        </w:rPr>
+        <w:t xml:space="preserve"> traverses all films stored in a category.</w:t>
+      </w:r>
+    </w:p>
+    <w:p>
+      <w:pPr>
+        <w:numPr>
+          <w:ilvl w:val="0"/>
+          <w:numId w:val="20"/>
+        </w:numPr>
+        <w:rPr>
+          <w:lang w:val="en-ZA"/>
+        </w:rPr>
+      </w:pPr>
+      <w:proofErr w:type="spellStart"/>
+      <w:r>
+        <w:rPr>
+          <w:b/>
+          <w:bCs/>
+          <w:lang w:val="en-ZA"/>
+        </w:rPr>
+        <w:t>StateBasedIterator</w:t>
+      </w:r>
+      <w:proofErr w:type="spellEnd"/>
+      <w:r>
+        <w:rPr>
+          <w:lang w:val="en-ZA"/>
+        </w:rPr>
+        <w:t xml:space="preserve"> traverses only </w:t>
+      </w:r>
+      <w:proofErr w:type="gramStart"/>
+      <w:r>
+        <w:rPr>
+          <w:lang w:val="en-ZA"/>
+        </w:rPr>
+        <w:t>films</w:t>
+      </w:r>
+      <w:proofErr w:type="gramEnd"/>
+      <w:r>
+        <w:rPr>
+          <w:lang w:val="en-ZA"/>
+        </w:rPr>
+        <w:t xml:space="preserve"> whose current state matches the specified state.</w:t>
+      </w:r>
+    </w:p>
+    <w:p>
+      <w:pPr>
+        <w:rPr>
+          <w:lang w:val="en-ZA"/>
+        </w:rPr>
+      </w:pPr>
+      <w:r>
+        <w:rPr>
+          <w:lang w:val="en-ZA"/>
+        </w:rPr>
+        <w:t xml:space="preserve">When the hierarchy is modified, newly created iterators reflect the updated structure. For example, when an </w:t>
+      </w:r>
+      <w:proofErr w:type="spellStart"/>
+      <w:r>
+        <w:rPr>
+          <w:lang w:val="en-ZA"/>
+        </w:rPr>
+        <w:t>AnimatedFilm</w:t>
+      </w:r>
+      <w:proofErr w:type="spellEnd"/>
+      <w:r>
+        <w:rPr>
+          <w:lang w:val="en-ZA"/>
+        </w:rPr>
+        <w:t xml:space="preserve"> is moved from the </w:t>
+      </w:r>
+      <w:r>
+        <w:rPr>
+          <w:b/>
+          <w:bCs/>
+          <w:lang w:val="en-ZA"/>
+        </w:rPr>
+        <w:t>Comedy Collection</w:t>
+      </w:r>
+      <w:r>
+        <w:rPr>
+          <w:lang w:val="en-ZA"/>
+        </w:rPr>
+        <w:t xml:space="preserve"> to the </w:t>
+      </w:r>
+      <w:r>
+        <w:rPr>
+          <w:b/>
+          <w:bCs/>
+          <w:lang w:val="en-ZA"/>
+        </w:rPr>
+        <w:t>Featured Collection</w:t>
+      </w:r>
+      <w:r>
+        <w:rPr>
+          <w:lang w:val="en-ZA"/>
+        </w:rPr>
+        <w:t>, future traversals visit the film in its new category and no longer in its previous category.</w:t>
+      </w:r>
+    </w:p>
+    <w:p>
+      <w:pPr>
+        <w:rPr>
+          <w:lang w:val="en-ZA"/>
+        </w:rPr>
+      </w:pPr>
+      <w:r>
+        <w:rPr>
+          <w:lang w:val="en-ZA"/>
+        </w:rPr>
+        <w:t>This policy ensures traversal remains consistent with the current structure of the Composite hierarchy.</w:t>
+      </w:r>
+    </w:p>
+    <w:p/>
+    <w:p>
+      <w:pPr>
+        <w:pStyle w:val="Heading2"/>
+        <w:rPr>
+          <w:sz w:val="32"/>
+          <w:szCs w:val="32"/>
+        </w:rPr>
+      </w:pPr>
+      <w:r>
+        <w:rPr>
+          <w:sz w:val="32"/>
+          <w:szCs w:val="32"/>
+        </w:rPr>
+        <w:t xml:space="preserve">Task </w:t>
+      </w:r>
+      <w:r>
+        <w:rPr>
+          <w:sz w:val="32"/>
+          <w:szCs w:val="32"/>
+        </w:rPr>
+        <w:t>4</w:t>
+      </w:r>
+      <w:r>
+        <w:rPr>
+          <w:sz w:val="32"/>
+          <w:szCs w:val="32"/>
+        </w:rPr>
+        <w:t xml:space="preserve">: </w:t>
+      </w:r>
+      <w:r>
+        <w:rPr>
+          <w:sz w:val="32"/>
+          <w:szCs w:val="32"/>
+        </w:rPr>
+        <w:t>UML Diagram Portfolio</w:t>
+      </w:r>
+    </w:p>
+    <w:p/>
+    <w:p>
+      <w:pPr>
+        <w:pStyle w:val="ListParagraph"/>
+        <w:numPr>
+          <w:ilvl w:val="0"/>
+          <w:numId w:val="18"/>
+        </w:numPr>
+      </w:pPr>
+      <w:r>
+        <w:t>Object Diagram</w:t>
+      </w:r>
+    </w:p>
+    <w:p/>
+    <w:p>
+      <w:r>
+        <w:drawing>
+          <wp:inline distT="0" distB="0" distL="0" distR="0" wp14:anchorId="4102B4B4" wp14:editId="7C77B4F0">
+            <wp:extent cx="6303010" cy="3723005"/>
+            <wp:effectExtent l="0" t="0" r="2540" b="0"/>
+            <wp:docPr id="344429110" name="Picture 1"/>
+            <wp:cNvGraphicFramePr>
+              <a:graphicFrameLocks xmlns:a="http://schemas.openxmlformats.org/drawingml/2006/main" noChangeAspect="1"/>
+            </wp:cNvGraphicFramePr>
+            <a:graphic xmlns:a="http://schemas.openxmlformats.org/drawingml/2006/main">
+              <a:graphicData uri="http://schemas.openxmlformats.org/drawingml/2006/picture">
+                <pic:pic xmlns:pic="http://schemas.openxmlformats.org/drawingml/2006/picture">
+                  <pic:nvPicPr>
+                    <pic:cNvPr id="344429110" name=""/>
+                    <pic:cNvPicPr/>
+                  </pic:nvPicPr>
+                  <pic:blipFill>
+                    <a:blip r:embed="rId10"/>
+                    <a:stretch>
+                      <a:fillRect/>
+                    </a:stretch>
+                  </pic:blipFill>
+                  <pic:spPr>
+                    <a:xfrm>
+                      <a:off x="0" y="0"/>
+                      <a:ext cx="6303010" cy="3723005"/>
+                    </a:xfrm>
+                    <a:prstGeom prst="rect">
+                      <a:avLst/>
+                    </a:prstGeom>
+                  </pic:spPr>
+                </pic:pic>
+              </a:graphicData>
+            </a:graphic>
+          </wp:inline>
+        </w:drawing>
+      </w:r>
+    </w:p>
     <w:p/>
     <w:p/>
     <w:p/>
-    <w:p>
-      <w:pPr>
+    <w:p/>
+    <w:p/>
+    <w:p/>
+    <w:p/>
+    <w:p/>
+    <w:p/>
+    <w:p/>
+    <w:p/>
+    <w:p/>
+    <w:p/>
+    <w:p/>
+    <w:p/>
+    <w:p>
+      <w:pPr>
+        <w:pStyle w:val="ListParagraph"/>
+        <w:numPr>
+          <w:ilvl w:val="0"/>
+          <w:numId w:val="18"/>
+        </w:numPr>
+      </w:pPr>
+      <w:r>
+        <w:lastRenderedPageBreak/>
+        <w:t>3 Activity Diagrams</w:t>
+      </w:r>
+    </w:p>
+    <w:p/>
+    <w:p>
+      <w:pPr>
+        <w:pStyle w:val="ListParagraph"/>
+        <w:numPr>
+          <w:ilvl w:val="0"/>
+          <w:numId w:val="19"/>
+        </w:numPr>
+      </w:pPr>
+    </w:p>
+    <w:p>
+      <w:r>
+        <w:drawing>
+          <wp:inline distT="0" distB="0" distL="0" distR="0" wp14:anchorId="66E90C9B" wp14:editId="0922216D">
+            <wp:extent cx="2451100" cy="3574339"/>
+            <wp:effectExtent l="0" t="0" r="6350" b="7620"/>
+            <wp:docPr id="1446594567" name="Picture 1"/>
+            <wp:cNvGraphicFramePr>
+              <a:graphicFrameLocks xmlns:a="http://schemas.openxmlformats.org/drawingml/2006/main" noChangeAspect="1"/>
+            </wp:cNvGraphicFramePr>
+            <a:graphic xmlns:a="http://schemas.openxmlformats.org/drawingml/2006/main">
+              <a:graphicData uri="http://schemas.openxmlformats.org/drawingml/2006/picture">
+                <pic:pic xmlns:pic="http://schemas.openxmlformats.org/drawingml/2006/picture">
+                  <pic:nvPicPr>
+                    <pic:cNvPr id="1446594567" name=""/>
+                    <pic:cNvPicPr/>
+                  </pic:nvPicPr>
+                  <pic:blipFill>
+                    <a:blip r:embed="rId11"/>
+                    <a:stretch>
+                      <a:fillRect/>
+                    </a:stretch>
+                  </pic:blipFill>
+                  <pic:spPr>
+                    <a:xfrm>
+                      <a:off x="0" y="0"/>
+                      <a:ext cx="2501895" cy="3648411"/>
+                    </a:xfrm>
+                    <a:prstGeom prst="rect">
+                      <a:avLst/>
+                    </a:prstGeom>
+                  </pic:spPr>
+                </pic:pic>
+              </a:graphicData>
+            </a:graphic>
+          </wp:inline>
+        </w:drawing>
+      </w:r>
+      <w:r>
+        <w:rPr>
+          <w:noProof/>
+        </w:rPr>
+        <w:t xml:space="preserve"> </w:t>
+      </w:r>
+      <w:r>
+        <w:t xml:space="preserve">                                 </w:t>
+      </w:r>
+      <w:r>
+        <w:drawing>
+          <wp:inline distT="0" distB="0" distL="0" distR="0" wp14:anchorId="5A34A487" wp14:editId="5BA6E73D">
+            <wp:extent cx="2400225" cy="3613427"/>
+            <wp:effectExtent l="0" t="0" r="635" b="6350"/>
+            <wp:docPr id="279626693" name="Picture 1"/>
+            <wp:cNvGraphicFramePr>
+              <a:graphicFrameLocks xmlns:a="http://schemas.openxmlformats.org/drawingml/2006/main" noChangeAspect="1"/>
+            </wp:cNvGraphicFramePr>
+            <a:graphic xmlns:a="http://schemas.openxmlformats.org/drawingml/2006/main">
+              <a:graphicData uri="http://schemas.openxmlformats.org/drawingml/2006/picture">
+                <pic:pic xmlns:pic="http://schemas.openxmlformats.org/drawingml/2006/picture">
+                  <pic:nvPicPr>
+                    <pic:cNvPr id="279626693" name=""/>
+                    <pic:cNvPicPr/>
+                  </pic:nvPicPr>
+                  <pic:blipFill>
+                    <a:blip r:embed="rId12"/>
+                    <a:stretch>
+                      <a:fillRect/>
+                    </a:stretch>
+                  </pic:blipFill>
+                  <pic:spPr>
+                    <a:xfrm>
+                      <a:off x="0" y="0"/>
+                      <a:ext cx="2401862" cy="3615892"/>
+                    </a:xfrm>
+                    <a:prstGeom prst="rect">
+                      <a:avLst/>
+                    </a:prstGeom>
+                  </pic:spPr>
+                </pic:pic>
+              </a:graphicData>
+            </a:graphic>
+          </wp:inline>
+        </w:drawing>
+      </w:r>
+    </w:p>
+    <w:p>
+      <w:r>
+        <w:t>2.</w:t>
+      </w:r>
+    </w:p>
+    <w:p/>
+    <w:p>
+      <w:r>
+        <w:drawing>
+          <wp:inline distT="0" distB="0" distL="0" distR="0" wp14:anchorId="1C245218" wp14:editId="1D73B73C">
+            <wp:extent cx="2976880" cy="4562642"/>
+            <wp:effectExtent l="0" t="0" r="0" b="9525"/>
+            <wp:docPr id="1481199087" name="Picture 1"/>
+            <wp:cNvGraphicFramePr>
+              <a:graphicFrameLocks xmlns:a="http://schemas.openxmlformats.org/drawingml/2006/main" noChangeAspect="1"/>
+            </wp:cNvGraphicFramePr>
+            <a:graphic xmlns:a="http://schemas.openxmlformats.org/drawingml/2006/main">
+              <a:graphicData uri="http://schemas.openxmlformats.org/drawingml/2006/picture">
+                <pic:pic xmlns:pic="http://schemas.openxmlformats.org/drawingml/2006/picture">
+                  <pic:nvPicPr>
+                    <pic:cNvPr id="1481199087" name=""/>
+                    <pic:cNvPicPr/>
+                  </pic:nvPicPr>
+                  <pic:blipFill>
+                    <a:blip r:embed="rId13"/>
+                    <a:stretch>
+                      <a:fillRect/>
+                    </a:stretch>
+                  </pic:blipFill>
+                  <pic:spPr>
+                    <a:xfrm>
+                      <a:off x="0" y="0"/>
+                      <a:ext cx="3014173" cy="4619801"/>
+                    </a:xfrm>
+                    <a:prstGeom prst="rect">
+                      <a:avLst/>
+                    </a:prstGeom>
+                  </pic:spPr>
+                </pic:pic>
+              </a:graphicData>
+            </a:graphic>
+          </wp:inline>
+        </w:drawing>
+      </w:r>
+    </w:p>
+    <w:p/>
+    <w:p>
+      <w:r>
+        <w:t>3.</w:t>
+      </w:r>
+    </w:p>
+    <w:p/>
+    <w:p>
+      <w:r>
+        <w:drawing>
+          <wp:inline distT="0" distB="0" distL="0" distR="0" wp14:anchorId="1028D8F7" wp14:editId="3774A430">
+            <wp:extent cx="3947035" cy="3561080"/>
+            <wp:effectExtent l="0" t="0" r="0" b="1270"/>
+            <wp:docPr id="1701919721" name="Picture 1"/>
+            <wp:cNvGraphicFramePr>
+              <a:graphicFrameLocks xmlns:a="http://schemas.openxmlformats.org/drawingml/2006/main" noChangeAspect="1"/>
+            </wp:cNvGraphicFramePr>
+            <a:graphic xmlns:a="http://schemas.openxmlformats.org/drawingml/2006/main">
+              <a:graphicData uri="http://schemas.openxmlformats.org/drawingml/2006/picture">
+                <pic:pic xmlns:pic="http://schemas.openxmlformats.org/drawingml/2006/picture">
+                  <pic:nvPicPr>
+                    <pic:cNvPr id="1701919721" name=""/>
+                    <pic:cNvPicPr/>
+                  </pic:nvPicPr>
+                  <pic:blipFill>
+                    <a:blip r:embed="rId14"/>
+                    <a:stretch>
+                      <a:fillRect/>
+                    </a:stretch>
+                  </pic:blipFill>
+                  <pic:spPr>
+                    <a:xfrm>
+                      <a:off x="0" y="0"/>
+                      <a:ext cx="3981369" cy="3592057"/>
+                    </a:xfrm>
+                    <a:prstGeom prst="rect">
+                      <a:avLst/>
+                    </a:prstGeom>
+                  </pic:spPr>
+                </pic:pic>
+              </a:graphicData>
+            </a:graphic>
+          </wp:inline>
+        </w:drawing>
+      </w:r>
+    </w:p>
+    <w:p/>
+    <w:p>
+      <w:r>
+        <w:rPr>
+          <w:rFonts w:asciiTheme="majorHAnsi" w:eastAsiaTheme="majorEastAsia" w:hAnsiTheme="majorHAnsi" w:cstheme="majorBidi"/>
+          <w:color w:val="365F91" w:themeColor="accent1" w:themeShade="BF"/>
+          <w:sz w:val="32"/>
+          <w:szCs w:val="32"/>
+        </w:rPr>
+        <w:t>Task 5: Debugging and Memory Investigation</w:t>
+      </w:r>
+    </w:p>
+    <w:p/>
+    <w:p>
+      <w:pPr>
+        <w:spacing w:line="278" w:lineRule="auto"/>
+      </w:pPr>
+      <w:r>
+        <w:t>5.1 The application terminated immediately during startup.</w:t>
+      </w:r>
+    </w:p>
+    <w:p>
+      <w:pPr>
+        <w:spacing w:after="160" w:line="278" w:lineRule="auto"/>
+        <w:ind w:left="720"/>
+        <w:rPr>
+          <w:b/>
+          <w:bCs/>
+          <w:sz w:val="24"/>
+          <w:szCs w:val="24"/>
+        </w:rPr>
+      </w:pPr>
+      <w:proofErr w:type="gramStart"/>
+      <w:r>
+        <w:rPr>
+          <w:b/>
+          <w:bCs/>
+          <w:sz w:val="24"/>
+          <w:szCs w:val="24"/>
+        </w:rPr>
+        <w:t>Symptom</w:t>
+      </w:r>
+      <w:proofErr w:type="gramEnd"/>
+    </w:p>
+    <w:p>
+      <w:pPr>
+        <w:ind w:left="720"/>
+      </w:pPr>
+      <w:r>
+        <w:t>Running the program produced:</w:t>
+      </w:r>
+    </w:p>
+    <w:p>
+      <w:pPr>
+        <w:spacing w:after="160" w:line="278" w:lineRule="auto"/>
+        <w:ind w:left="720"/>
+      </w:pPr>
+      <w:r>
+        <w:t>terminate called after throwing an instance of 'char const*'</w:t>
+      </w:r>
+    </w:p>
+    <w:p>
+      <w:pPr>
+        <w:spacing w:after="160" w:line="278" w:lineRule="auto"/>
+        <w:ind w:left="720"/>
+      </w:pPr>
+      <w:r>
+        <w:t>Aborted</w:t>
+      </w:r>
+    </w:p>
+    <w:p>
+      <w:pPr>
+        <w:spacing w:after="160" w:line="278" w:lineRule="auto"/>
+        <w:ind w:left="720"/>
+        <w:rPr>
+          <w:b/>
+          <w:bCs/>
+          <w:sz w:val="24"/>
+          <w:szCs w:val="24"/>
+        </w:rPr>
+      </w:pPr>
+      <w:r>
+        <w:rPr>
+          <w:b/>
+          <w:bCs/>
+          <w:sz w:val="24"/>
+          <w:szCs w:val="24"/>
+        </w:rPr>
+        <w:t>Investigation</w:t>
+      </w:r>
+    </w:p>
+    <w:p>
+      <w:pPr>
+        <w:spacing w:after="160" w:line="278" w:lineRule="auto"/>
+        <w:ind w:left="720"/>
+      </w:pPr>
+      <w:r>
+        <w:t>The executable was compiled with debug symbols:</w:t>
+      </w:r>
+    </w:p>
+    <w:p>
+      <w:pPr>
+        <w:spacing w:after="160" w:line="278" w:lineRule="auto"/>
+        <w:ind w:left="720" w:firstLine="720"/>
+      </w:pPr>
+      <w:r>
+        <w:t>g++ -g -std=</w:t>
+      </w:r>
+      <w:proofErr w:type="spellStart"/>
+      <w:r>
+        <w:t>c++</w:t>
+      </w:r>
+      <w:proofErr w:type="spellEnd"/>
+      <w:r>
+        <w:t>11 *.</w:t>
+      </w:r>
+      <w:proofErr w:type="spellStart"/>
+      <w:r>
+        <w:t>cpp</w:t>
+      </w:r>
+      <w:proofErr w:type="spellEnd"/>
+      <w:r>
+        <w:t xml:space="preserve"> -o </w:t>
+      </w:r>
+      <w:proofErr w:type="spellStart"/>
+      <w:r>
+        <w:t>taskforge</w:t>
+      </w:r>
+      <w:proofErr w:type="spellEnd"/>
+    </w:p>
+    <w:p>
+      <w:pPr>
+        <w:spacing w:after="160" w:line="278" w:lineRule="auto"/>
+        <w:ind w:left="720"/>
+      </w:pPr>
+      <w:r>
+        <w:t>GDB was started:</w:t>
+      </w:r>
+    </w:p>
+    <w:p>
+      <w:pPr>
+        <w:ind w:left="720" w:firstLine="720"/>
+      </w:pPr>
+      <w:proofErr w:type="spellStart"/>
+      <w:proofErr w:type="gramStart"/>
+      <w:r>
+        <w:t>gdb</w:t>
+      </w:r>
+      <w:proofErr w:type="spellEnd"/>
+      <w:r>
+        <w:t xml:space="preserve"> .</w:t>
+      </w:r>
+      <w:proofErr w:type="gramEnd"/>
+      <w:r>
+        <w:t>/</w:t>
+      </w:r>
+      <w:proofErr w:type="spellStart"/>
+      <w:r>
+        <w:t>taskforge</w:t>
+      </w:r>
+      <w:proofErr w:type="spellEnd"/>
+    </w:p>
+    <w:p>
+      <w:pPr>
+        <w:ind w:left="720"/>
+      </w:pPr>
+      <w:r>
+        <w:t>The program was executed:</w:t>
+      </w:r>
+    </w:p>
+    <w:p>
+      <w:pPr>
+        <w:ind w:left="720" w:firstLine="720"/>
+      </w:pPr>
+      <w:r>
+        <w:t>run</w:t>
+      </w:r>
+    </w:p>
+    <w:p>
+      <w:pPr>
+        <w:spacing w:after="160" w:line="278" w:lineRule="auto"/>
+        <w:ind w:left="720"/>
+      </w:pPr>
+      <w:r>
+        <w:t>After the crash, a backtrace was generated:</w:t>
+      </w:r>
+    </w:p>
+    <w:p>
+      <w:pPr>
+        <w:ind w:left="720" w:firstLine="720"/>
+      </w:pPr>
+      <w:proofErr w:type="spellStart"/>
+      <w:r>
+        <w:t>bt</w:t>
+      </w:r>
+      <w:proofErr w:type="spellEnd"/>
+    </w:p>
+    <w:p>
+      <w:pPr>
+        <w:spacing w:after="160" w:line="278" w:lineRule="auto"/>
+        <w:ind w:left="720"/>
+        <w:rPr>
+          <w:b/>
+          <w:bCs/>
+          <w:sz w:val="24"/>
+          <w:szCs w:val="24"/>
+        </w:rPr>
+      </w:pPr>
+      <w:r>
+        <w:rPr>
+          <w:b/>
+          <w:bCs/>
+          <w:sz w:val="24"/>
+          <w:szCs w:val="24"/>
+        </w:rPr>
+        <w:t>Evidence</w:t>
+      </w:r>
+    </w:p>
+    <w:p>
+      <w:pPr>
+        <w:spacing w:after="160" w:line="278" w:lineRule="auto"/>
+        <w:ind w:left="720"/>
+      </w:pPr>
+      <w:r>
+        <w:t>The backtrace pointed to:</w:t>
+      </w:r>
+    </w:p>
+    <w:p>
+      <w:pPr>
+        <w:spacing w:after="160" w:line="278" w:lineRule="auto"/>
+        <w:ind w:left="720" w:firstLine="720"/>
+      </w:pPr>
+      <w:proofErr w:type="gramStart"/>
+      <w:r>
+        <w:t>Film::Film(</w:t>
+      </w:r>
+      <w:proofErr w:type="gramEnd"/>
+      <w:r>
+        <w:t>) at*Film.cpp:10</w:t>
+      </w:r>
+    </w:p>
+    <w:p>
+      <w:pPr>
+        <w:spacing w:after="160" w:line="278" w:lineRule="auto"/>
+        <w:ind w:left="720"/>
+        <w:rPr>
+          <w:b/>
+          <w:bCs/>
+          <w:sz w:val="24"/>
+          <w:szCs w:val="24"/>
+        </w:rPr>
+      </w:pPr>
+      <w:r>
+        <w:rPr>
+          <w:b/>
+          <w:bCs/>
+          <w:sz w:val="24"/>
+          <w:szCs w:val="24"/>
+        </w:rPr>
+        <w:t>Root Cause</w:t>
+      </w:r>
+    </w:p>
+    <w:p>
+      <w:pPr>
+        <w:spacing w:after="160" w:line="278" w:lineRule="auto"/>
+        <w:ind w:left="720"/>
+      </w:pPr>
+      <w:r>
+        <w:lastRenderedPageBreak/>
+        <w:t>The constructor contained:</w:t>
+      </w:r>
+    </w:p>
+    <w:p>
+      <w:pPr>
+        <w:spacing w:after="160" w:line="278" w:lineRule="auto"/>
+        <w:ind w:left="1440"/>
+      </w:pPr>
+      <w:proofErr w:type="gramStart"/>
+      <w:r>
+        <w:t>Film::Film(</w:t>
+      </w:r>
+      <w:proofErr w:type="gramEnd"/>
+      <w:r>
+        <w:t>)</w:t>
+      </w:r>
+    </w:p>
+    <w:p>
+      <w:pPr>
+        <w:spacing w:after="160" w:line="278" w:lineRule="auto"/>
+        <w:ind w:left="1440"/>
+      </w:pPr>
+      <w:r>
+        <w:t>{</w:t>
+      </w:r>
+    </w:p>
+    <w:p>
+      <w:pPr>
+        <w:spacing w:after="160" w:line="278" w:lineRule="auto"/>
+        <w:ind w:left="1440" w:firstLine="720"/>
+      </w:pPr>
+      <w:r>
+        <w:t>throw "Not yet implemented";</w:t>
+      </w:r>
+    </w:p>
+    <w:p>
+      <w:pPr>
+        <w:ind w:left="1440"/>
+      </w:pPr>
+      <w:r>
+        <w:t>}</w:t>
+      </w:r>
+    </w:p>
+    <w:p>
+      <w:pPr>
+        <w:spacing w:after="160" w:line="278" w:lineRule="auto"/>
+        <w:ind w:left="720"/>
+      </w:pPr>
+      <w:r>
+        <w:t>Every Film-derived object triggered this exception during creation.</w:t>
+      </w:r>
+    </w:p>
+    <w:p>
+      <w:pPr>
+        <w:spacing w:after="160" w:line="278" w:lineRule="auto"/>
+        <w:ind w:left="720"/>
+        <w:rPr>
+          <w:b/>
+          <w:bCs/>
+          <w:sz w:val="24"/>
+          <w:szCs w:val="24"/>
+        </w:rPr>
+      </w:pPr>
+      <w:r>
+        <w:rPr>
+          <w:b/>
+          <w:bCs/>
+          <w:sz w:val="24"/>
+          <w:szCs w:val="24"/>
+        </w:rPr>
+        <w:t>Correction</w:t>
+      </w:r>
+    </w:p>
+    <w:p>
+      <w:pPr>
+        <w:ind w:left="720"/>
+      </w:pPr>
+      <w:r>
+        <w:t>The constructor was changed to:</w:t>
+      </w:r>
+    </w:p>
+    <w:p>
+      <w:pPr>
+        <w:spacing w:after="160" w:line="278" w:lineRule="auto"/>
+        <w:ind w:left="720"/>
+      </w:pPr>
+    </w:p>
+    <w:p>
+      <w:pPr>
+        <w:spacing w:after="160" w:line="278" w:lineRule="auto"/>
+        <w:ind w:left="1440"/>
+      </w:pPr>
+      <w:proofErr w:type="gramStart"/>
+      <w:r>
+        <w:t>Film::Film(</w:t>
+      </w:r>
+      <w:proofErr w:type="gramEnd"/>
+      <w:r>
+        <w:t>)</w:t>
+      </w:r>
+    </w:p>
+    <w:p>
+      <w:pPr>
+        <w:spacing w:after="160" w:line="278" w:lineRule="auto"/>
+        <w:ind w:left="1440"/>
+      </w:pPr>
+      <w:r>
+        <w:t>{</w:t>
+      </w:r>
+    </w:p>
+    <w:p>
+      <w:pPr>
+        <w:spacing w:after="160" w:line="278" w:lineRule="auto"/>
+        <w:ind w:left="1440"/>
+      </w:pPr>
+      <w:r>
+        <w:t>}</w:t>
+      </w:r>
+    </w:p>
+    <w:p>
+      <w:pPr>
+        <w:spacing w:after="160" w:line="278" w:lineRule="auto"/>
+        <w:ind w:left="720"/>
+        <w:rPr>
+          <w:b/>
+          <w:bCs/>
+          <w:sz w:val="24"/>
+          <w:szCs w:val="24"/>
+        </w:rPr>
+      </w:pPr>
+      <w:r>
+        <w:rPr>
+          <w:b/>
+          <w:bCs/>
+          <w:sz w:val="24"/>
+          <w:szCs w:val="24"/>
+        </w:rPr>
+        <w:t>Result</w:t>
+      </w:r>
+    </w:p>
+    <w:p>
+      <w:pPr>
+        <w:spacing w:after="160" w:line="278" w:lineRule="auto"/>
+        <w:ind w:left="720"/>
+      </w:pPr>
+      <w:r>
+        <w:t>The application started successfully and all objects could be created correctly.</w:t>
+      </w:r>
+    </w:p>
+    <w:p>
+      <w:pPr>
+        <w:spacing w:line="278" w:lineRule="auto"/>
+      </w:pPr>
+      <w:r>
+        <w:t xml:space="preserve">5.2   After implementing state transitions, </w:t>
+      </w:r>
+      <w:proofErr w:type="spellStart"/>
+      <w:r>
+        <w:t>Valgrind</w:t>
+      </w:r>
+      <w:proofErr w:type="spellEnd"/>
+      <w:r>
+        <w:t xml:space="preserve"> reported a memory leak.</w:t>
+      </w:r>
+    </w:p>
+    <w:p>
+      <w:pPr>
+        <w:spacing w:after="160" w:line="278" w:lineRule="auto"/>
+        <w:ind w:left="720"/>
+        <w:rPr>
+          <w:b/>
+          <w:bCs/>
+          <w:sz w:val="24"/>
+          <w:szCs w:val="24"/>
+        </w:rPr>
+      </w:pPr>
+      <w:proofErr w:type="gramStart"/>
+      <w:r>
+        <w:rPr>
+          <w:b/>
+          <w:bCs/>
+          <w:sz w:val="24"/>
+          <w:szCs w:val="24"/>
+        </w:rPr>
+        <w:t>Symptom</w:t>
+      </w:r>
+      <w:proofErr w:type="gramEnd"/>
+    </w:p>
+    <w:p>
+      <w:pPr>
+        <w:ind w:left="720"/>
+      </w:pPr>
+      <w:r>
+        <w:rPr>
+          <w:b/>
+          <w:bCs/>
+        </w:rPr>
+        <w:t xml:space="preserve"> </w:t>
+      </w:r>
+      <w:proofErr w:type="spellStart"/>
+      <w:r>
+        <w:t>Valgrind</w:t>
+      </w:r>
+      <w:proofErr w:type="spellEnd"/>
+      <w:r>
+        <w:t xml:space="preserve"> reported: </w:t>
+      </w:r>
+    </w:p>
+    <w:p>
+      <w:pPr>
+        <w:spacing w:after="160" w:line="278" w:lineRule="auto"/>
+        <w:ind w:left="720"/>
+      </w:pPr>
+      <w:r>
+        <w:tab/>
+        <w:t xml:space="preserve">8 bytes in 1 </w:t>
+      </w:r>
+      <w:proofErr w:type="gramStart"/>
+      <w:r>
+        <w:t>blocks</w:t>
+      </w:r>
+      <w:proofErr w:type="gramEnd"/>
+      <w:r>
+        <w:t xml:space="preserve"> are </w:t>
+      </w:r>
+      <w:proofErr w:type="gramStart"/>
+      <w:r>
+        <w:t>definitely lost</w:t>
+      </w:r>
+      <w:proofErr w:type="gramEnd"/>
+    </w:p>
+    <w:p>
+      <w:pPr>
+        <w:spacing w:after="160" w:line="278" w:lineRule="auto"/>
+        <w:ind w:left="720"/>
+        <w:rPr>
+          <w:b/>
+          <w:bCs/>
+          <w:sz w:val="24"/>
+          <w:szCs w:val="24"/>
+        </w:rPr>
+      </w:pPr>
+      <w:r>
+        <w:rPr>
+          <w:b/>
+          <w:bCs/>
+          <w:sz w:val="24"/>
+          <w:szCs w:val="24"/>
+        </w:rPr>
+        <w:t>Investigation</w:t>
+      </w:r>
+    </w:p>
+    <w:p>
+      <w:pPr>
+        <w:spacing w:after="160" w:line="278" w:lineRule="auto"/>
+        <w:ind w:left="720"/>
+      </w:pPr>
+      <w:r>
+        <w:t>Used:</w:t>
+      </w:r>
+    </w:p>
+    <w:p>
+      <w:pPr>
+        <w:ind w:left="720" w:firstLine="720"/>
+      </w:pPr>
+      <w:proofErr w:type="spellStart"/>
+      <w:r>
+        <w:t>valgrind</w:t>
+      </w:r>
+      <w:proofErr w:type="spellEnd"/>
+      <w:r>
+        <w:t xml:space="preserve"> --leak-check=full --show-leak-kinds=</w:t>
+      </w:r>
+      <w:proofErr w:type="gramStart"/>
+      <w:r>
+        <w:t>all .</w:t>
+      </w:r>
+      <w:proofErr w:type="gramEnd"/>
+      <w:r>
+        <w:t>/</w:t>
+      </w:r>
+      <w:proofErr w:type="spellStart"/>
+      <w:r>
+        <w:t>taskforge</w:t>
+      </w:r>
+      <w:proofErr w:type="spellEnd"/>
+    </w:p>
+    <w:p>
+      <w:pPr>
+        <w:spacing w:after="160" w:line="278" w:lineRule="auto"/>
+        <w:ind w:left="720"/>
+      </w:pPr>
+      <w:proofErr w:type="spellStart"/>
+      <w:r>
+        <w:t>Valgrind</w:t>
+      </w:r>
+      <w:proofErr w:type="spellEnd"/>
+      <w:r>
+        <w:t xml:space="preserve"> traced the leak back to state allocation in </w:t>
+      </w:r>
+      <w:proofErr w:type="spellStart"/>
+      <w:r>
+        <w:t>FilmTypes</w:t>
+      </w:r>
+      <w:proofErr w:type="spellEnd"/>
+      <w:r>
+        <w:t>. The issue occurred during state transitions.</w:t>
+      </w:r>
+    </w:p>
+    <w:p>
+      <w:pPr>
+        <w:spacing w:after="160" w:line="278" w:lineRule="auto"/>
+        <w:ind w:left="720"/>
+        <w:rPr>
+          <w:b/>
+          <w:bCs/>
+          <w:sz w:val="24"/>
+          <w:szCs w:val="24"/>
+        </w:rPr>
+      </w:pPr>
+      <w:r>
+        <w:rPr>
+          <w:b/>
+          <w:bCs/>
+          <w:sz w:val="24"/>
+          <w:szCs w:val="24"/>
+        </w:rPr>
+        <w:t xml:space="preserve">Cause: </w:t>
+      </w:r>
+    </w:p>
+    <w:p>
+      <w:pPr>
+        <w:spacing w:after="160" w:line="278" w:lineRule="auto"/>
+        <w:ind w:left="720"/>
+      </w:pPr>
+      <w:r>
+        <w:t xml:space="preserve">We were reassigning a state then </w:t>
+      </w:r>
+      <w:proofErr w:type="gramStart"/>
+      <w:r>
+        <w:t>loosing</w:t>
+      </w:r>
+      <w:proofErr w:type="gramEnd"/>
+      <w:r>
+        <w:t xml:space="preserve"> access to the previous one causing memory leak:</w:t>
+      </w:r>
+    </w:p>
+    <w:p>
+      <w:pPr>
+        <w:spacing w:after="160" w:line="278" w:lineRule="auto"/>
+        <w:ind w:left="1440"/>
+      </w:pPr>
+      <w:r>
+        <w:t xml:space="preserve">void </w:t>
+      </w:r>
+      <w:proofErr w:type="spellStart"/>
+      <w:proofErr w:type="gramStart"/>
+      <w:r>
+        <w:t>FilmTypes</w:t>
+      </w:r>
+      <w:proofErr w:type="spellEnd"/>
+      <w:r>
+        <w:t>::</w:t>
+      </w:r>
+      <w:proofErr w:type="spellStart"/>
+      <w:r>
+        <w:t>setState</w:t>
+      </w:r>
+      <w:proofErr w:type="spellEnd"/>
+      <w:r>
+        <w:t>(</w:t>
+      </w:r>
+      <w:proofErr w:type="gramEnd"/>
+      <w:r>
+        <w:t>States* state)</w:t>
+      </w:r>
+    </w:p>
+    <w:p>
+      <w:pPr>
+        <w:spacing w:after="160" w:line="278" w:lineRule="auto"/>
+        <w:ind w:left="1440"/>
+      </w:pPr>
+      <w:r>
+        <w:t>{</w:t>
+      </w:r>
+    </w:p>
+    <w:p>
+      <w:pPr>
+        <w:spacing w:after="160" w:line="278" w:lineRule="auto"/>
+        <w:ind w:left="1440"/>
+      </w:pPr>
+      <w:r>
+        <w:t>this-&gt;state = state;</w:t>
+      </w:r>
+    </w:p>
+    <w:p>
+      <w:pPr>
+        <w:spacing w:after="160" w:line="278" w:lineRule="auto"/>
+        <w:ind w:left="1440"/>
+      </w:pPr>
+      <w:r>
+        <w:t>}</w:t>
+      </w:r>
+    </w:p>
+    <w:p>
+      <w:pPr>
+        <w:spacing w:after="160" w:line="278" w:lineRule="auto"/>
+        <w:ind w:left="720"/>
+        <w:rPr>
+          <w:b/>
+          <w:bCs/>
+          <w:sz w:val="24"/>
+          <w:szCs w:val="24"/>
+        </w:rPr>
+      </w:pPr>
+      <w:r>
+        <w:rPr>
+          <w:b/>
+          <w:bCs/>
+          <w:sz w:val="24"/>
+          <w:szCs w:val="24"/>
+        </w:rPr>
+        <w:t>Correction</w:t>
+      </w:r>
+    </w:p>
+    <w:p>
+      <w:pPr>
+        <w:spacing w:after="160" w:line="278" w:lineRule="auto"/>
+        <w:ind w:left="720"/>
+        <w:rPr>
+          <w:b/>
+          <w:bCs/>
+          <w:sz w:val="24"/>
+          <w:szCs w:val="24"/>
+        </w:rPr>
+      </w:pPr>
+      <w:r>
+        <w:t>Updated ownership handling so the previous state is released before assigning the new state.</w:t>
+      </w:r>
+    </w:p>
+    <w:p>
+      <w:pPr>
+        <w:spacing w:after="160" w:line="278" w:lineRule="auto"/>
+        <w:ind w:left="720"/>
+        <w:rPr>
+          <w:b/>
+          <w:bCs/>
+          <w:sz w:val="24"/>
+          <w:szCs w:val="24"/>
+        </w:rPr>
+      </w:pPr>
+      <w:r>
+        <w:rPr>
+          <w:b/>
+          <w:bCs/>
+          <w:sz w:val="24"/>
+          <w:szCs w:val="24"/>
+        </w:rPr>
+        <w:t>Result</w:t>
+      </w:r>
+    </w:p>
+    <w:p>
+      <w:pPr>
+        <w:ind w:left="720"/>
+      </w:pPr>
+      <w:r>
+        <w:t>The memory leak was removed.</w:t>
+      </w:r>
+    </w:p>
+    <w:p>
+      <w:pPr>
+        <w:ind w:left="720"/>
+      </w:pPr>
+    </w:p>
+    <w:p>
+      <w:pPr>
+        <w:spacing w:line="278" w:lineRule="auto"/>
+      </w:pPr>
+      <w:r>
+        <w:t xml:space="preserve">5.3   After implementing state transitions, </w:t>
+      </w:r>
+      <w:proofErr w:type="spellStart"/>
+      <w:r>
+        <w:t>Valgrind</w:t>
+      </w:r>
+      <w:proofErr w:type="spellEnd"/>
+      <w:r>
+        <w:t xml:space="preserve"> reported a memory leak.</w:t>
+      </w:r>
+    </w:p>
+    <w:p>
+      <w:pPr>
+        <w:spacing w:after="160" w:line="278" w:lineRule="auto"/>
+        <w:ind w:left="720"/>
+        <w:rPr>
+          <w:b/>
+          <w:bCs/>
+          <w:sz w:val="24"/>
+          <w:szCs w:val="24"/>
+        </w:rPr>
+      </w:pPr>
+      <w:proofErr w:type="gramStart"/>
+      <w:r>
+        <w:rPr>
+          <w:b/>
+          <w:bCs/>
+          <w:sz w:val="24"/>
+          <w:szCs w:val="24"/>
+        </w:rPr>
+        <w:t>Symptom</w:t>
+      </w:r>
+      <w:proofErr w:type="gramEnd"/>
+    </w:p>
+    <w:p>
+      <w:pPr>
+        <w:spacing w:line="278" w:lineRule="auto"/>
+        <w:ind w:left="720"/>
+      </w:pPr>
+      <w:r>
+        <w:t>Program finished execution but crashed during shutdown: Segmentation Fault</w:t>
+      </w:r>
+    </w:p>
+    <w:p>
+      <w:pPr>
+        <w:ind w:left="720"/>
+        <w:rPr>
+          <w:b/>
+          <w:bCs/>
+          <w:sz w:val="24"/>
+          <w:szCs w:val="24"/>
+        </w:rPr>
+      </w:pPr>
+      <w:r>
+        <w:rPr>
+          <w:b/>
+          <w:bCs/>
+          <w:sz w:val="24"/>
+          <w:szCs w:val="24"/>
+        </w:rPr>
+        <w:t>Investigation</w:t>
+      </w:r>
+    </w:p>
+    <w:p>
+      <w:pPr>
+        <w:ind w:left="720"/>
+      </w:pPr>
+      <w:r>
+        <w:t xml:space="preserve">Using </w:t>
+      </w:r>
+      <w:proofErr w:type="spellStart"/>
+      <w:r>
+        <w:t>gdb</w:t>
+      </w:r>
+      <w:proofErr w:type="spellEnd"/>
+      <w:r>
+        <w:t>:</w:t>
+      </w:r>
+    </w:p>
+    <w:p>
+      <w:pPr>
+        <w:spacing w:after="160" w:line="278" w:lineRule="auto"/>
+        <w:ind w:left="1440"/>
+      </w:pPr>
+      <w:proofErr w:type="spellStart"/>
+      <w:proofErr w:type="gramStart"/>
+      <w:r>
+        <w:t>gdb</w:t>
+      </w:r>
+      <w:proofErr w:type="spellEnd"/>
+      <w:r>
+        <w:t xml:space="preserve"> .</w:t>
+      </w:r>
+      <w:proofErr w:type="gramEnd"/>
+      <w:r>
+        <w:t>/</w:t>
+      </w:r>
+      <w:proofErr w:type="spellStart"/>
+      <w:r>
+        <w:t>taskforge</w:t>
+      </w:r>
+      <w:proofErr w:type="spellEnd"/>
+    </w:p>
+    <w:p>
+      <w:pPr>
+        <w:spacing w:after="160" w:line="278" w:lineRule="auto"/>
+        <w:ind w:left="1440"/>
+      </w:pPr>
+      <w:r>
+        <w:t>run</w:t>
+      </w:r>
+    </w:p>
+    <w:p>
+      <w:pPr>
+        <w:spacing w:after="160" w:line="278" w:lineRule="auto"/>
+        <w:ind w:left="1440"/>
+      </w:pPr>
+      <w:proofErr w:type="spellStart"/>
+      <w:r>
+        <w:t>bt</w:t>
+      </w:r>
+      <w:proofErr w:type="spellEnd"/>
+    </w:p>
+    <w:p>
+      <w:pPr>
+        <w:spacing w:after="160" w:line="278" w:lineRule="auto"/>
+        <w:ind w:left="720"/>
+      </w:pPr>
+      <w:r>
+        <w:t>Backtrace:</w:t>
+      </w:r>
+    </w:p>
+    <w:p>
+      <w:pPr>
+        <w:ind w:left="720"/>
+      </w:pPr>
+      <w:r>
+        <w:tab/>
+      </w:r>
+      <w:proofErr w:type="gramStart"/>
+      <w:r>
+        <w:t>Genres::</w:t>
+      </w:r>
+      <w:proofErr w:type="gramEnd"/>
+      <w:r>
+        <w:t>~</w:t>
+      </w:r>
+      <w:proofErr w:type="gramStart"/>
+      <w:r>
+        <w:t>Genres(</w:t>
+      </w:r>
+      <w:proofErr w:type="gramEnd"/>
+      <w:r>
+        <w:t>)</w:t>
+      </w:r>
+    </w:p>
+    <w:p>
+      <w:pPr>
+        <w:spacing w:after="160" w:line="278" w:lineRule="auto"/>
+      </w:pPr>
+    </w:p>
+    <w:p>
+      <w:pPr>
+        <w:spacing w:after="160" w:line="278" w:lineRule="auto"/>
+        <w:ind w:left="720"/>
+        <w:rPr>
+          <w:b/>
+          <w:bCs/>
+          <w:sz w:val="24"/>
+          <w:szCs w:val="24"/>
+        </w:rPr>
+      </w:pPr>
+      <w:r>
+        <w:rPr>
+          <w:b/>
+          <w:bCs/>
+          <w:sz w:val="24"/>
+          <w:szCs w:val="24"/>
+        </w:rPr>
+        <w:t xml:space="preserve">Cause: </w:t>
+      </w:r>
+    </w:p>
+    <w:p>
+      <w:pPr>
+        <w:spacing w:after="160" w:line="278" w:lineRule="auto"/>
+        <w:ind w:left="1440"/>
+      </w:pPr>
+      <w:proofErr w:type="gramStart"/>
+      <w:r>
+        <w:t>Genres::</w:t>
+      </w:r>
+      <w:proofErr w:type="gramEnd"/>
+      <w:r>
+        <w:t>~</w:t>
+      </w:r>
+      <w:proofErr w:type="gramStart"/>
+      <w:r>
+        <w:t>Genres(</w:t>
+      </w:r>
+      <w:proofErr w:type="gramEnd"/>
+      <w:r>
+        <w:t>)</w:t>
+      </w:r>
+    </w:p>
+    <w:p>
+      <w:pPr>
+        <w:spacing w:after="160" w:line="278" w:lineRule="auto"/>
+        <w:ind w:left="1440"/>
+      </w:pPr>
+      <w:r>
+        <w:t>{</w:t>
+      </w:r>
+    </w:p>
+    <w:p>
+      <w:pPr>
+        <w:spacing w:after="160" w:line="278" w:lineRule="auto"/>
+        <w:ind w:left="1440"/>
+      </w:pPr>
+      <w:r>
+        <w:t>delete film;</w:t>
+      </w:r>
+    </w:p>
+    <w:p>
+      <w:pPr>
+        <w:ind w:left="1440"/>
+      </w:pPr>
+      <w:r>
+        <w:t>}</w:t>
+      </w:r>
+    </w:p>
+    <w:p>
+      <w:pPr>
+        <w:spacing w:after="160" w:line="278" w:lineRule="auto"/>
+        <w:ind w:left="720"/>
+      </w:pPr>
+      <w:r>
+        <w:t xml:space="preserve">Double deletion the film categories already </w:t>
+      </w:r>
+      <w:proofErr w:type="gramStart"/>
+      <w:r>
+        <w:t>owns</w:t>
+      </w:r>
+      <w:proofErr w:type="gramEnd"/>
+      <w:r>
+        <w:t xml:space="preserve"> the </w:t>
+      </w:r>
+      <w:proofErr w:type="gramStart"/>
+      <w:r>
+        <w:t>films</w:t>
+      </w:r>
+      <w:proofErr w:type="gramEnd"/>
+      <w:r>
+        <w:t xml:space="preserve"> so it was causing a double deletion when genre wanted to delete the film it had already been </w:t>
+      </w:r>
+      <w:proofErr w:type="gramStart"/>
+      <w:r>
+        <w:t>delete</w:t>
+      </w:r>
+      <w:proofErr w:type="gramEnd"/>
+      <w:r>
+        <w:t xml:space="preserve"> by </w:t>
+      </w:r>
+      <w:proofErr w:type="spellStart"/>
+      <w:r>
+        <w:t>filmcategory</w:t>
+      </w:r>
+      <w:proofErr w:type="spellEnd"/>
+      <w:r>
+        <w:t xml:space="preserve"> destructor.</w:t>
+      </w:r>
+    </w:p>
+    <w:p>
+      <w:pPr>
+        <w:spacing w:after="160" w:line="278" w:lineRule="auto"/>
+        <w:ind w:left="720"/>
+        <w:rPr>
+          <w:b/>
+          <w:bCs/>
+          <w:sz w:val="24"/>
+          <w:szCs w:val="24"/>
+        </w:rPr>
+      </w:pPr>
+      <w:r>
+        <w:rPr>
+          <w:b/>
+          <w:bCs/>
+          <w:sz w:val="24"/>
+          <w:szCs w:val="24"/>
+        </w:rPr>
+        <w:t>Correction</w:t>
+      </w:r>
+    </w:p>
+    <w:p>
+      <w:pPr>
+        <w:spacing w:after="160" w:line="278" w:lineRule="auto"/>
+        <w:ind w:left="720"/>
+      </w:pPr>
+      <w:r>
+        <w:t>Clarified the ownership and removed the destructor genre just keeps a reference to the films</w:t>
+      </w:r>
+    </w:p>
+    <w:p>
+      <w:pPr>
+        <w:spacing w:after="160" w:line="278" w:lineRule="auto"/>
+        <w:ind w:left="720"/>
+        <w:rPr>
+          <w:b/>
+          <w:bCs/>
+          <w:sz w:val="24"/>
+          <w:szCs w:val="24"/>
+        </w:rPr>
+      </w:pPr>
+      <w:r>
+        <w:rPr>
+          <w:b/>
+          <w:bCs/>
+          <w:sz w:val="24"/>
+          <w:szCs w:val="24"/>
+        </w:rPr>
+        <w:t>Result</w:t>
+      </w:r>
+    </w:p>
+    <w:p>
+      <w:pPr>
+        <w:ind w:left="720"/>
+      </w:pPr>
+      <w:r>
+        <w:t>Seg fault disappeared.</w:t>
+      </w:r>
+    </w:p>
+    <w:p>
+      <w:pPr>
+        <w:ind w:left="720"/>
+      </w:pPr>
+    </w:p>
+    <w:p>
+      <w:pPr>
+        <w:ind w:left="720"/>
+      </w:pPr>
+      <w:r>
+        <w:t>EVIDENCE</w:t>
+      </w:r>
+    </w:p>
+    <w:p>
+      <w:pPr>
+        <w:spacing w:after="160" w:line="278" w:lineRule="auto"/>
+        <w:ind w:left="720"/>
+        <w:rPr>
+          <w:sz w:val="20"/>
+          <w:szCs w:val="20"/>
+        </w:rPr>
+      </w:pPr>
+      <w:r>
+        <w:rPr>
+          <w:noProof/>
+          <w:sz w:val="20"/>
+          <w:szCs w:val="20"/>
+        </w:rPr>
+        <w:drawing>
+          <wp:inline distT="0" distB="0" distL="0" distR="0" wp14:anchorId="57FF3E14" wp14:editId="75FD5BA8">
+            <wp:extent cx="5731510" cy="704850"/>
+            <wp:effectExtent l="0" t="0" r="2540" b="0"/>
+            <wp:docPr id="1617130362" name="Picture 1"/>
+            <wp:cNvGraphicFramePr>
+              <a:graphicFrameLocks xmlns:a="http://schemas.openxmlformats.org/drawingml/2006/main" noChangeAspect="1"/>
+            </wp:cNvGraphicFramePr>
+            <a:graphic xmlns:a="http://schemas.openxmlformats.org/drawingml/2006/main">
+              <a:graphicData uri="http://schemas.openxmlformats.org/drawingml/2006/picture">
+                <pic:pic xmlns:pic="http://schemas.openxmlformats.org/drawingml/2006/picture">
+                  <pic:nvPicPr>
+                    <pic:cNvPr id="1617130362" name="Picture 1617130362"/>
+                    <pic:cNvPicPr/>
+                  </pic:nvPicPr>
+                  <pic:blipFill>
+                    <a:blip r:embed="rId15">
+                      <a:extLst>
+                        <a:ext uri="{28A0092B-C50C-407E-A947-70E740481C1C}">
+                          <a14:useLocalDpi xmlns:a14="http://schemas.microsoft.com/office/drawing/2010/main" val="0"/>
+                        </a:ext>
+                      </a:extLst>
+                    </a:blip>
+                    <a:stretch>
+                      <a:fillRect/>
+                    </a:stretch>
+                  </pic:blipFill>
+                  <pic:spPr>
+                    <a:xfrm>
+                      <a:off x="0" y="0"/>
+                      <a:ext cx="5949933" cy="731711"/>
+                    </a:xfrm>
+                    <a:prstGeom prst="rect">
+                      <a:avLst/>
+                    </a:prstGeom>
+                  </pic:spPr>
+                </pic:pic>
+              </a:graphicData>
+            </a:graphic>
+          </wp:inline>
+        </w:drawing>
+      </w:r>
+      <w:r>
+        <w:rPr>
+          <w:noProof/>
+          <w:sz w:val="20"/>
+          <w:szCs w:val="20"/>
+        </w:rPr>
+        <w:lastRenderedPageBreak/>
+        <w:drawing>
+          <wp:inline distT="0" distB="0" distL="0" distR="0" wp14:anchorId="13B2266F" wp14:editId="3479211B">
+            <wp:extent cx="5731510" cy="3576955"/>
+            <wp:effectExtent l="0" t="0" r="2540" b="4445"/>
+            <wp:docPr id="817549557" name="Picture 2"/>
+            <wp:cNvGraphicFramePr>
+              <a:graphicFrameLocks xmlns:a="http://schemas.openxmlformats.org/drawingml/2006/main" noChangeAspect="1"/>
+            </wp:cNvGraphicFramePr>
+            <a:graphic xmlns:a="http://schemas.openxmlformats.org/drawingml/2006/main">
+              <a:graphicData uri="http://schemas.openxmlformats.org/drawingml/2006/picture">
+                <pic:pic xmlns:pic="http://schemas.openxmlformats.org/drawingml/2006/picture">
+                  <pic:nvPicPr>
+                    <pic:cNvPr id="817549557" name="Picture 817549557"/>
+                    <pic:cNvPicPr/>
+                  </pic:nvPicPr>
+                  <pic:blipFill>
+                    <a:blip r:embed="rId16">
+                      <a:extLst>
+                        <a:ext uri="{28A0092B-C50C-407E-A947-70E740481C1C}">
+                          <a14:useLocalDpi xmlns:a14="http://schemas.microsoft.com/office/drawing/2010/main" val="0"/>
+                        </a:ext>
+                      </a:extLst>
+                    </a:blip>
+                    <a:stretch>
+                      <a:fillRect/>
+                    </a:stretch>
+                  </pic:blipFill>
+                  <pic:spPr>
+                    <a:xfrm>
+                      <a:off x="0" y="0"/>
+                      <a:ext cx="5731510" cy="3576955"/>
+                    </a:xfrm>
+                    <a:prstGeom prst="rect">
+                      <a:avLst/>
+                    </a:prstGeom>
+                  </pic:spPr>
+                </pic:pic>
+              </a:graphicData>
+            </a:graphic>
+          </wp:inline>
+        </w:drawing>
+      </w:r>
+      <w:r>
+        <w:rPr>
+          <w:noProof/>
+          <w:sz w:val="20"/>
+          <w:szCs w:val="20"/>
+        </w:rPr>
+        <w:drawing>
+          <wp:inline distT="0" distB="0" distL="0" distR="0" wp14:anchorId="25F7C5CD" wp14:editId="2D6C1DC5">
+            <wp:extent cx="5731510" cy="3381375"/>
+            <wp:effectExtent l="0" t="0" r="2540" b="9525"/>
+            <wp:docPr id="1659384825" name="Picture 3"/>
+            <wp:cNvGraphicFramePr>
+              <a:graphicFrameLocks xmlns:a="http://schemas.openxmlformats.org/drawingml/2006/main" noChangeAspect="1"/>
+            </wp:cNvGraphicFramePr>
+            <a:graphic xmlns:a="http://schemas.openxmlformats.org/drawingml/2006/main">
+              <a:graphicData uri="http://schemas.openxmlformats.org/drawingml/2006/picture">
+                <pic:pic xmlns:pic="http://schemas.openxmlformats.org/drawingml/2006/picture">
+                  <pic:nvPicPr>
+                    <pic:cNvPr id="1659384825" name="Picture 1659384825"/>
+                    <pic:cNvPicPr/>
+                  </pic:nvPicPr>
+                  <pic:blipFill>
+                    <a:blip r:embed="rId17">
+                      <a:extLst>
+                        <a:ext uri="{28A0092B-C50C-407E-A947-70E740481C1C}">
+                          <a14:useLocalDpi xmlns:a14="http://schemas.microsoft.com/office/drawing/2010/main" val="0"/>
+                        </a:ext>
+                      </a:extLst>
+                    </a:blip>
+                    <a:stretch>
+                      <a:fillRect/>
+                    </a:stretch>
+                  </pic:blipFill>
+                  <pic:spPr>
+                    <a:xfrm>
+                      <a:off x="0" y="0"/>
+                      <a:ext cx="5731510" cy="3381375"/>
+                    </a:xfrm>
+                    <a:prstGeom prst="rect">
+                      <a:avLst/>
+                    </a:prstGeom>
+                  </pic:spPr>
+                </pic:pic>
+              </a:graphicData>
+            </a:graphic>
+          </wp:inline>
+        </w:drawing>
+      </w:r>
+      <w:r>
+        <w:rPr>
+          <w:noProof/>
+          <w:sz w:val="20"/>
+          <w:szCs w:val="20"/>
+        </w:rPr>
+        <w:lastRenderedPageBreak/>
+        <w:drawing>
+          <wp:inline distT="0" distB="0" distL="0" distR="0" wp14:anchorId="27BECF4E" wp14:editId="5E23BAC7">
+            <wp:extent cx="5731510" cy="2472055"/>
+            <wp:effectExtent l="0" t="0" r="2540" b="4445"/>
+            <wp:docPr id="1290673906" name="Picture 4"/>
+            <wp:cNvGraphicFramePr>
+              <a:graphicFrameLocks xmlns:a="http://schemas.openxmlformats.org/drawingml/2006/main" noChangeAspect="1"/>
+            </wp:cNvGraphicFramePr>
+            <a:graphic xmlns:a="http://schemas.openxmlformats.org/drawingml/2006/main">
+              <a:graphicData uri="http://schemas.openxmlformats.org/drawingml/2006/picture">
+                <pic:pic xmlns:pic="http://schemas.openxmlformats.org/drawingml/2006/picture">
+                  <pic:nvPicPr>
+                    <pic:cNvPr id="1290673906" name="Picture 1290673906"/>
+                    <pic:cNvPicPr/>
+                  </pic:nvPicPr>
+                  <pic:blipFill>
+                    <a:blip r:embed="rId18">
+                      <a:extLst>
+                        <a:ext uri="{28A0092B-C50C-407E-A947-70E740481C1C}">
+                          <a14:useLocalDpi xmlns:a14="http://schemas.microsoft.com/office/drawing/2010/main" val="0"/>
+                        </a:ext>
+                      </a:extLst>
+                    </a:blip>
+                    <a:stretch>
+                      <a:fillRect/>
+                    </a:stretch>
+                  </pic:blipFill>
+                  <pic:spPr>
+                    <a:xfrm>
+                      <a:off x="0" y="0"/>
+                      <a:ext cx="5731510" cy="2472055"/>
+                    </a:xfrm>
+                    <a:prstGeom prst="rect">
+                      <a:avLst/>
+                    </a:prstGeom>
+                  </pic:spPr>
+                </pic:pic>
+              </a:graphicData>
+            </a:graphic>
+          </wp:inline>
+        </w:drawing>
+      </w:r>
+      <w:r>
+        <w:rPr>
+          <w:noProof/>
+          <w:sz w:val="20"/>
+          <w:szCs w:val="20"/>
+        </w:rPr>
+        <w:drawing>
+          <wp:inline distT="0" distB="0" distL="0" distR="0" wp14:anchorId="1BC13D29" wp14:editId="5F5411B4">
+            <wp:extent cx="5731510" cy="1826260"/>
+            <wp:effectExtent l="0" t="0" r="2540" b="2540"/>
+            <wp:docPr id="585434918" name="Picture 5"/>
+            <wp:cNvGraphicFramePr>
+              <a:graphicFrameLocks xmlns:a="http://schemas.openxmlformats.org/drawingml/2006/main" noChangeAspect="1"/>
+            </wp:cNvGraphicFramePr>
+            <a:graphic xmlns:a="http://schemas.openxmlformats.org/drawingml/2006/main">
+              <a:graphicData uri="http://schemas.openxmlformats.org/drawingml/2006/picture">
+                <pic:pic xmlns:pic="http://schemas.openxmlformats.org/drawingml/2006/picture">
+                  <pic:nvPicPr>
+                    <pic:cNvPr id="585434918" name="Picture 585434918"/>
+                    <pic:cNvPicPr/>
+                  </pic:nvPicPr>
+                  <pic:blipFill>
+                    <a:blip r:embed="rId19">
+                      <a:extLst>
+                        <a:ext uri="{28A0092B-C50C-407E-A947-70E740481C1C}">
+                          <a14:useLocalDpi xmlns:a14="http://schemas.microsoft.com/office/drawing/2010/main" val="0"/>
+                        </a:ext>
+                      </a:extLst>
+                    </a:blip>
+                    <a:stretch>
+                      <a:fillRect/>
+                    </a:stretch>
+                  </pic:blipFill>
+                  <pic:spPr>
+                    <a:xfrm>
+                      <a:off x="0" y="0"/>
+                      <a:ext cx="5731510" cy="1826260"/>
+                    </a:xfrm>
+                    <a:prstGeom prst="rect">
+                      <a:avLst/>
+                    </a:prstGeom>
+                  </pic:spPr>
+                </pic:pic>
+              </a:graphicData>
+            </a:graphic>
+          </wp:inline>
+        </w:drawing>
+      </w:r>
+      <w:r>
+        <w:rPr>
+          <w:noProof/>
+          <w:sz w:val="20"/>
+          <w:szCs w:val="20"/>
+        </w:rPr>
+        <w:drawing>
+          <wp:inline distT="0" distB="0" distL="0" distR="0" wp14:anchorId="37380EFE" wp14:editId="7CA3EFA0">
+            <wp:extent cx="5731510" cy="2331085"/>
+            <wp:effectExtent l="0" t="0" r="2540" b="0"/>
+            <wp:docPr id="802566376" name="Picture 6"/>
+            <wp:cNvGraphicFramePr>
+              <a:graphicFrameLocks xmlns:a="http://schemas.openxmlformats.org/drawingml/2006/main" noChangeAspect="1"/>
+            </wp:cNvGraphicFramePr>
+            <a:graphic xmlns:a="http://schemas.openxmlformats.org/drawingml/2006/main">
+              <a:graphicData uri="http://schemas.openxmlformats.org/drawingml/2006/picture">
+                <pic:pic xmlns:pic="http://schemas.openxmlformats.org/drawingml/2006/picture">
+                  <pic:nvPicPr>
+                    <pic:cNvPr id="802566376" name="Picture 802566376"/>
+                    <pic:cNvPicPr/>
+                  </pic:nvPicPr>
+                  <pic:blipFill>
+                    <a:blip r:embed="rId20">
+                      <a:extLst>
+                        <a:ext uri="{28A0092B-C50C-407E-A947-70E740481C1C}">
+                          <a14:useLocalDpi xmlns:a14="http://schemas.microsoft.com/office/drawing/2010/main" val="0"/>
+                        </a:ext>
+                      </a:extLst>
+                    </a:blip>
+                    <a:stretch>
+                      <a:fillRect/>
+                    </a:stretch>
+                  </pic:blipFill>
+                  <pic:spPr>
+                    <a:xfrm>
+                      <a:off x="0" y="0"/>
+                      <a:ext cx="5731510" cy="2331085"/>
+                    </a:xfrm>
+                    <a:prstGeom prst="rect">
+                      <a:avLst/>
+                    </a:prstGeom>
+                  </pic:spPr>
+                </pic:pic>
+              </a:graphicData>
+            </a:graphic>
+          </wp:inline>
+        </w:drawing>
+      </w:r>
+      <w:r>
+        <w:rPr>
+          <w:noProof/>
+          <w:sz w:val="20"/>
+          <w:szCs w:val="20"/>
+        </w:rPr>
+        <w:drawing>
+          <wp:inline distT="0" distB="0" distL="0" distR="0" wp14:anchorId="382CC6A9" wp14:editId="28CE0CD9">
+            <wp:extent cx="5731510" cy="572135"/>
+            <wp:effectExtent l="0" t="0" r="2540" b="0"/>
+            <wp:docPr id="1303478373" name="Picture 7"/>
+            <wp:cNvGraphicFramePr>
+              <a:graphicFrameLocks xmlns:a="http://schemas.openxmlformats.org/drawingml/2006/main" noChangeAspect="1"/>
+            </wp:cNvGraphicFramePr>
+            <a:graphic xmlns:a="http://schemas.openxmlformats.org/drawingml/2006/main">
+              <a:graphicData uri="http://schemas.openxmlformats.org/drawingml/2006/picture">
+                <pic:pic xmlns:pic="http://schemas.openxmlformats.org/drawingml/2006/picture">
+                  <pic:nvPicPr>
+                    <pic:cNvPr id="1303478373" name="Picture 1303478373"/>
+                    <pic:cNvPicPr/>
+                  </pic:nvPicPr>
+                  <pic:blipFill>
+                    <a:blip r:embed="rId21">
+                      <a:extLst>
+                        <a:ext uri="{28A0092B-C50C-407E-A947-70E740481C1C}">
+                          <a14:useLocalDpi xmlns:a14="http://schemas.microsoft.com/office/drawing/2010/main" val="0"/>
+                        </a:ext>
+                      </a:extLst>
+                    </a:blip>
+                    <a:stretch>
+                      <a:fillRect/>
+                    </a:stretch>
+                  </pic:blipFill>
+                  <pic:spPr>
+                    <a:xfrm>
+                      <a:off x="0" y="0"/>
+                      <a:ext cx="5731510" cy="572135"/>
+                    </a:xfrm>
+                    <a:prstGeom prst="rect">
+                      <a:avLst/>
+                    </a:prstGeom>
+                  </pic:spPr>
+                </pic:pic>
+              </a:graphicData>
+            </a:graphic>
+          </wp:inline>
+        </w:drawing>
+      </w:r>
+      <w:r>
+        <w:rPr>
+          <w:noProof/>
+          <w:sz w:val="20"/>
+          <w:szCs w:val="20"/>
+        </w:rPr>
+        <w:drawing>
+          <wp:inline distT="0" distB="0" distL="0" distR="0" wp14:anchorId="03CFB74E" wp14:editId="52B7CFFA">
+            <wp:extent cx="5731510" cy="950595"/>
+            <wp:effectExtent l="0" t="0" r="2540" b="1905"/>
+            <wp:docPr id="371780555" name="Picture 8"/>
+            <wp:cNvGraphicFramePr>
+              <a:graphicFrameLocks xmlns:a="http://schemas.openxmlformats.org/drawingml/2006/main" noChangeAspect="1"/>
+            </wp:cNvGraphicFramePr>
+            <a:graphic xmlns:a="http://schemas.openxmlformats.org/drawingml/2006/main">
+              <a:graphicData uri="http://schemas.openxmlformats.org/drawingml/2006/picture">
+                <pic:pic xmlns:pic="http://schemas.openxmlformats.org/drawingml/2006/picture">
+                  <pic:nvPicPr>
+                    <pic:cNvPr id="371780555" name="Picture 371780555"/>
+                    <pic:cNvPicPr/>
+                  </pic:nvPicPr>
+                  <pic:blipFill>
+                    <a:blip r:embed="rId22">
+                      <a:extLst>
+                        <a:ext uri="{28A0092B-C50C-407E-A947-70E740481C1C}">
+                          <a14:useLocalDpi xmlns:a14="http://schemas.microsoft.com/office/drawing/2010/main" val="0"/>
+                        </a:ext>
+                      </a:extLst>
+                    </a:blip>
+                    <a:stretch>
+                      <a:fillRect/>
+                    </a:stretch>
+                  </pic:blipFill>
+                  <pic:spPr>
+                    <a:xfrm>
+                      <a:off x="0" y="0"/>
+                      <a:ext cx="5731510" cy="950595"/>
+                    </a:xfrm>
+                    <a:prstGeom prst="rect">
+                      <a:avLst/>
+                    </a:prstGeom>
+                  </pic:spPr>
+                </pic:pic>
+              </a:graphicData>
+            </a:graphic>
+          </wp:inline>
+        </w:drawing>
+      </w:r>
+    </w:p>
+    <w:p>
+      <w:pPr>
+        <w:spacing w:after="160" w:line="278" w:lineRule="auto"/>
+        <w:ind w:left="720"/>
+        <w:rPr>
+          <w:sz w:val="10"/>
+          <w:szCs w:val="10"/>
+        </w:rPr>
+      </w:pPr>
+    </w:p>
+    <w:p>
+      <w:pPr>
+        <w:ind w:left="720"/>
+        <w:rPr>
+          <w:sz w:val="10"/>
+          <w:szCs w:val="10"/>
+        </w:rPr>
+      </w:pPr>
+      <w:r>
+        <w:rPr>
+          <w:sz w:val="10"/>
+          <w:szCs w:val="10"/>
+        </w:rPr>
+        <w:t>VALGRIND EVIDENCE</w:t>
+      </w:r>
+    </w:p>
+    <w:p>
+      <w:pPr>
+        <w:ind w:left="720"/>
+        <w:rPr>
+          <w:sz w:val="10"/>
+          <w:szCs w:val="10"/>
+        </w:rPr>
+      </w:pPr>
+    </w:p>
+    <w:p>
+      <w:pPr>
+        <w:ind w:left="720"/>
+        <w:rPr>
+          <w:sz w:val="10"/>
+          <w:szCs w:val="10"/>
+        </w:rPr>
+      </w:pPr>
+      <w:proofErr w:type="spellStart"/>
+      <w:r>
+        <w:rPr>
+          <w:sz w:val="10"/>
+          <w:szCs w:val="10"/>
+        </w:rPr>
+        <w:t>valgrind</w:t>
+      </w:r>
+      <w:proofErr w:type="spellEnd"/>
+      <w:r>
+        <w:rPr>
+          <w:sz w:val="10"/>
+          <w:szCs w:val="10"/>
+        </w:rPr>
+        <w:t xml:space="preserve"> --leak-check=full --show-leak-kinds=</w:t>
+      </w:r>
+      <w:proofErr w:type="gramStart"/>
+      <w:r>
+        <w:rPr>
+          <w:sz w:val="10"/>
+          <w:szCs w:val="10"/>
+        </w:rPr>
+        <w:t>all .</w:t>
+      </w:r>
+      <w:proofErr w:type="gramEnd"/>
+      <w:r>
+        <w:rPr>
+          <w:sz w:val="10"/>
+          <w:szCs w:val="10"/>
+        </w:rPr>
+        <w:t>/</w:t>
+      </w:r>
+      <w:proofErr w:type="spellStart"/>
+      <w:r>
+        <w:rPr>
+          <w:sz w:val="10"/>
+          <w:szCs w:val="10"/>
+        </w:rPr>
+        <w:t>taskforge</w:t>
+      </w:r>
+      <w:proofErr w:type="spellEnd"/>
+    </w:p>
+    <w:p>
+      <w:pPr>
+        <w:ind w:left="720"/>
+        <w:rPr>
+          <w:sz w:val="10"/>
+          <w:szCs w:val="10"/>
+        </w:rPr>
+      </w:pPr>
+      <w:r>
+        <w:rPr>
+          <w:sz w:val="10"/>
+          <w:szCs w:val="10"/>
+        </w:rPr>
+        <w:t xml:space="preserve">==4343== </w:t>
+      </w:r>
+      <w:proofErr w:type="spellStart"/>
+      <w:r>
+        <w:rPr>
+          <w:sz w:val="10"/>
+          <w:szCs w:val="10"/>
+        </w:rPr>
+        <w:t>Memcheck</w:t>
+      </w:r>
+      <w:proofErr w:type="spellEnd"/>
+      <w:r>
+        <w:rPr>
+          <w:sz w:val="10"/>
+          <w:szCs w:val="10"/>
+        </w:rPr>
+        <w:t>, a memory error detector</w:t>
+      </w:r>
+    </w:p>
+    <w:p>
+      <w:pPr>
+        <w:ind w:left="720"/>
+        <w:rPr>
+          <w:sz w:val="10"/>
+          <w:szCs w:val="10"/>
+        </w:rPr>
+      </w:pPr>
+      <w:r>
+        <w:rPr>
+          <w:sz w:val="10"/>
+          <w:szCs w:val="10"/>
+        </w:rPr>
+        <w:t xml:space="preserve">==4343== Copyright (C) 2002-2024, and GNU </w:t>
+      </w:r>
+      <w:proofErr w:type="spellStart"/>
+      <w:r>
+        <w:rPr>
+          <w:sz w:val="10"/>
+          <w:szCs w:val="10"/>
+        </w:rPr>
+        <w:t>GPL'd</w:t>
+      </w:r>
+      <w:proofErr w:type="spellEnd"/>
+      <w:r>
+        <w:rPr>
+          <w:sz w:val="10"/>
+          <w:szCs w:val="10"/>
+        </w:rPr>
+        <w:t>, by Julian Seward et al.</w:t>
+      </w:r>
+    </w:p>
+    <w:p>
+      <w:pPr>
+        <w:ind w:left="720"/>
+        <w:rPr>
+          <w:sz w:val="10"/>
+          <w:szCs w:val="10"/>
+        </w:rPr>
+      </w:pPr>
+      <w:r>
+        <w:rPr>
+          <w:sz w:val="10"/>
+          <w:szCs w:val="10"/>
+        </w:rPr>
+        <w:t xml:space="preserve">==4343== Using Valgrind-3.26.0 and </w:t>
+      </w:r>
+      <w:proofErr w:type="spellStart"/>
+      <w:r>
+        <w:rPr>
+          <w:sz w:val="10"/>
+          <w:szCs w:val="10"/>
+        </w:rPr>
+        <w:t>LibVEX</w:t>
+      </w:r>
+      <w:proofErr w:type="spellEnd"/>
+      <w:r>
+        <w:rPr>
+          <w:sz w:val="10"/>
+          <w:szCs w:val="10"/>
+        </w:rPr>
+        <w:t>; rerun with -h for copyright info</w:t>
+      </w:r>
+    </w:p>
+    <w:p>
+      <w:pPr>
+        <w:ind w:left="720"/>
+        <w:rPr>
+          <w:sz w:val="10"/>
+          <w:szCs w:val="10"/>
+        </w:rPr>
+      </w:pPr>
+      <w:r>
+        <w:rPr>
+          <w:sz w:val="10"/>
+          <w:szCs w:val="10"/>
+        </w:rPr>
+        <w:t>==4343== Command</w:t>
+      </w:r>
+      <w:proofErr w:type="gramStart"/>
+      <w:r>
+        <w:rPr>
+          <w:sz w:val="10"/>
+          <w:szCs w:val="10"/>
+        </w:rPr>
+        <w:t>: .</w:t>
+      </w:r>
+      <w:proofErr w:type="gramEnd"/>
+      <w:r>
+        <w:rPr>
+          <w:sz w:val="10"/>
+          <w:szCs w:val="10"/>
+        </w:rPr>
+        <w:t>/</w:t>
+      </w:r>
+      <w:proofErr w:type="spellStart"/>
+      <w:r>
+        <w:rPr>
+          <w:sz w:val="10"/>
+          <w:szCs w:val="10"/>
+        </w:rPr>
+        <w:t>taskforge</w:t>
+      </w:r>
+      <w:proofErr w:type="spellEnd"/>
+    </w:p>
+    <w:p>
+      <w:pPr>
+        <w:ind w:left="720"/>
+        <w:rPr>
+          <w:sz w:val="10"/>
+          <w:szCs w:val="10"/>
+        </w:rPr>
+      </w:pPr>
+      <w:r>
+        <w:rPr>
+          <w:sz w:val="10"/>
+          <w:szCs w:val="10"/>
+        </w:rPr>
+        <w:t xml:space="preserve">==4343== </w:t>
+      </w:r>
+    </w:p>
+    <w:p>
+      <w:pPr>
+        <w:ind w:left="720"/>
+        <w:rPr>
+          <w:sz w:val="10"/>
+          <w:szCs w:val="10"/>
+        </w:rPr>
+      </w:pPr>
+      <w:r>
+        <w:rPr>
+          <w:sz w:val="10"/>
+          <w:szCs w:val="10"/>
+        </w:rPr>
+        <w:lastRenderedPageBreak/>
+        <w:t>========== TASKFORGE TEST ==========</w:t>
+      </w:r>
+    </w:p>
+    <w:p>
+      <w:pPr>
+        <w:ind w:left="720"/>
+        <w:rPr>
+          <w:sz w:val="10"/>
+          <w:szCs w:val="10"/>
+        </w:rPr>
+      </w:pPr>
+    </w:p>
+    <w:p>
+      <w:pPr>
+        <w:ind w:left="720"/>
+        <w:rPr>
+          <w:sz w:val="10"/>
+          <w:szCs w:val="10"/>
+        </w:rPr>
+      </w:pPr>
+      <w:r>
+        <w:rPr>
+          <w:sz w:val="10"/>
+          <w:szCs w:val="10"/>
+        </w:rPr>
+        <w:t>=== CATEGORY INFO ===</w:t>
+      </w:r>
+    </w:p>
+    <w:p>
+      <w:pPr>
+        <w:ind w:left="720"/>
+        <w:rPr>
+          <w:sz w:val="10"/>
+          <w:szCs w:val="10"/>
+        </w:rPr>
+      </w:pPr>
+      <w:r>
+        <w:rPr>
+          <w:sz w:val="10"/>
+          <w:szCs w:val="10"/>
+        </w:rPr>
+        <w:t>Comedy Collection</w:t>
+      </w:r>
+    </w:p>
+    <w:p>
+      <w:pPr>
+        <w:ind w:left="720"/>
+        <w:rPr>
+          <w:sz w:val="10"/>
+          <w:szCs w:val="10"/>
+        </w:rPr>
+      </w:pPr>
+    </w:p>
+    <w:p>
+      <w:pPr>
+        <w:ind w:left="720"/>
+        <w:rPr>
+          <w:sz w:val="10"/>
+          <w:szCs w:val="10"/>
+        </w:rPr>
+      </w:pPr>
+      <w:r>
+        <w:rPr>
+          <w:sz w:val="10"/>
+          <w:szCs w:val="10"/>
+        </w:rPr>
+        <w:t>=== ALL FILMS ===</w:t>
+      </w:r>
+    </w:p>
+    <w:p>
+      <w:pPr>
+        <w:ind w:left="720"/>
+        <w:rPr>
+          <w:sz w:val="10"/>
+          <w:szCs w:val="10"/>
+        </w:rPr>
+      </w:pPr>
+      <w:r>
+        <w:rPr>
+          <w:sz w:val="10"/>
+          <w:szCs w:val="10"/>
+        </w:rPr>
+        <w:t>Short Film</w:t>
+      </w:r>
+    </w:p>
+    <w:p>
+      <w:pPr>
+        <w:ind w:left="720"/>
+        <w:rPr>
+          <w:sz w:val="10"/>
+          <w:szCs w:val="10"/>
+        </w:rPr>
+      </w:pPr>
+      <w:r>
+        <w:rPr>
+          <w:sz w:val="10"/>
+          <w:szCs w:val="10"/>
+        </w:rPr>
+        <w:t>Animated Film</w:t>
+      </w:r>
+    </w:p>
+    <w:p>
+      <w:pPr>
+        <w:ind w:left="720"/>
+        <w:rPr>
+          <w:sz w:val="10"/>
+          <w:szCs w:val="10"/>
+        </w:rPr>
+      </w:pPr>
+      <w:r>
+        <w:rPr>
+          <w:sz w:val="10"/>
+          <w:szCs w:val="10"/>
+        </w:rPr>
+        <w:t>Blockbuster Film</w:t>
+      </w:r>
+    </w:p>
+    <w:p>
+      <w:pPr>
+        <w:ind w:left="720"/>
+        <w:rPr>
+          <w:sz w:val="10"/>
+          <w:szCs w:val="10"/>
+        </w:rPr>
+      </w:pPr>
+    </w:p>
+    <w:p>
+      <w:pPr>
+        <w:ind w:left="720"/>
+        <w:rPr>
+          <w:sz w:val="10"/>
+          <w:szCs w:val="10"/>
+        </w:rPr>
+      </w:pPr>
+      <w:r>
+        <w:rPr>
+          <w:sz w:val="10"/>
+          <w:szCs w:val="10"/>
+        </w:rPr>
+        <w:t>=== STATE TRANSITION ===</w:t>
+      </w:r>
+    </w:p>
+    <w:p>
+      <w:pPr>
+        <w:ind w:left="720"/>
+        <w:rPr>
+          <w:sz w:val="10"/>
+          <w:szCs w:val="10"/>
+        </w:rPr>
+      </w:pPr>
+      <w:r>
+        <w:rPr>
+          <w:sz w:val="10"/>
+          <w:szCs w:val="10"/>
+        </w:rPr>
+        <w:t>Before: Development</w:t>
+      </w:r>
+    </w:p>
+    <w:p>
+      <w:pPr>
+        <w:ind w:left="720"/>
+        <w:rPr>
+          <w:sz w:val="10"/>
+          <w:szCs w:val="10"/>
+        </w:rPr>
+      </w:pPr>
+      <w:r>
+        <w:rPr>
+          <w:sz w:val="10"/>
+          <w:szCs w:val="10"/>
+        </w:rPr>
+        <w:t>After: Production</w:t>
+      </w:r>
+    </w:p>
+    <w:p>
+      <w:pPr>
+        <w:ind w:left="720"/>
+        <w:rPr>
+          <w:sz w:val="10"/>
+          <w:szCs w:val="10"/>
+        </w:rPr>
+      </w:pPr>
+    </w:p>
+    <w:p>
+      <w:pPr>
+        <w:ind w:left="720"/>
+        <w:rPr>
+          <w:sz w:val="10"/>
+          <w:szCs w:val="10"/>
+        </w:rPr>
+      </w:pPr>
+      <w:r>
+        <w:rPr>
+          <w:sz w:val="10"/>
+          <w:szCs w:val="10"/>
+        </w:rPr>
+        <w:t>=== PRODUCTION FILMS ===</w:t>
+      </w:r>
+    </w:p>
+    <w:p>
+      <w:pPr>
+        <w:ind w:left="720"/>
+        <w:rPr>
+          <w:sz w:val="10"/>
+          <w:szCs w:val="10"/>
+        </w:rPr>
+      </w:pPr>
+      <w:r>
+        <w:rPr>
+          <w:sz w:val="10"/>
+          <w:szCs w:val="10"/>
+        </w:rPr>
+        <w:t>Short Film</w:t>
+      </w:r>
+    </w:p>
+    <w:p>
+      <w:pPr>
+        <w:ind w:left="720"/>
+        <w:rPr>
+          <w:sz w:val="10"/>
+          <w:szCs w:val="10"/>
+        </w:rPr>
+      </w:pPr>
+    </w:p>
+    <w:p>
+      <w:pPr>
+        <w:ind w:left="720"/>
+        <w:rPr>
+          <w:sz w:val="10"/>
+          <w:szCs w:val="10"/>
+        </w:rPr>
+      </w:pPr>
+      <w:r>
+        <w:rPr>
+          <w:sz w:val="10"/>
+          <w:szCs w:val="10"/>
+        </w:rPr>
+        <w:t>=== MOVING FILM ===</w:t>
+      </w:r>
+    </w:p>
+    <w:p>
+      <w:pPr>
+        <w:ind w:left="720"/>
+        <w:rPr>
+          <w:sz w:val="10"/>
+          <w:szCs w:val="10"/>
+        </w:rPr>
+      </w:pPr>
+    </w:p>
+    <w:p>
+      <w:pPr>
+        <w:ind w:left="720"/>
+        <w:rPr>
+          <w:sz w:val="10"/>
+          <w:szCs w:val="10"/>
+        </w:rPr>
+      </w:pPr>
+      <w:r>
+        <w:rPr>
+          <w:sz w:val="10"/>
+          <w:szCs w:val="10"/>
+        </w:rPr>
+        <w:t>Comedy Collection:</w:t>
+      </w:r>
+    </w:p>
+    <w:p>
+      <w:pPr>
+        <w:ind w:left="720"/>
+        <w:rPr>
+          <w:sz w:val="10"/>
+          <w:szCs w:val="10"/>
+        </w:rPr>
+      </w:pPr>
+      <w:r>
+        <w:rPr>
+          <w:sz w:val="10"/>
+          <w:szCs w:val="10"/>
+        </w:rPr>
+        <w:t>Short Film</w:t>
+      </w:r>
+    </w:p>
+    <w:p>
+      <w:pPr>
+        <w:ind w:left="720"/>
+        <w:rPr>
+          <w:sz w:val="10"/>
+          <w:szCs w:val="10"/>
+        </w:rPr>
+      </w:pPr>
+      <w:r>
+        <w:rPr>
+          <w:sz w:val="10"/>
+          <w:szCs w:val="10"/>
+        </w:rPr>
+        <w:t>Blockbuster Film</w:t>
+      </w:r>
+    </w:p>
+    <w:p>
+      <w:pPr>
+        <w:ind w:left="720"/>
+        <w:rPr>
+          <w:sz w:val="10"/>
+          <w:szCs w:val="10"/>
+        </w:rPr>
+      </w:pPr>
+    </w:p>
+    <w:p>
+      <w:pPr>
+        <w:ind w:left="720"/>
+        <w:rPr>
+          <w:sz w:val="10"/>
+          <w:szCs w:val="10"/>
+        </w:rPr>
+      </w:pPr>
+      <w:r>
+        <w:rPr>
+          <w:sz w:val="10"/>
+          <w:szCs w:val="10"/>
+        </w:rPr>
+        <w:t>Featured Collection:</w:t>
+      </w:r>
+    </w:p>
+    <w:p>
+      <w:pPr>
+        <w:ind w:left="720"/>
+        <w:rPr>
+          <w:sz w:val="10"/>
+          <w:szCs w:val="10"/>
+        </w:rPr>
+      </w:pPr>
+      <w:r>
+        <w:rPr>
+          <w:sz w:val="10"/>
+          <w:szCs w:val="10"/>
+        </w:rPr>
+        <w:t>Animated Film</w:t>
+      </w:r>
+    </w:p>
+    <w:p>
+      <w:pPr>
+        <w:ind w:left="720"/>
+        <w:rPr>
+          <w:sz w:val="10"/>
+          <w:szCs w:val="10"/>
+        </w:rPr>
+      </w:pPr>
+    </w:p>
+    <w:p>
+      <w:pPr>
+        <w:ind w:left="720"/>
+        <w:rPr>
+          <w:sz w:val="10"/>
+          <w:szCs w:val="10"/>
+        </w:rPr>
+      </w:pPr>
+      <w:r>
+        <w:rPr>
+          <w:sz w:val="10"/>
+          <w:szCs w:val="10"/>
+        </w:rPr>
+        <w:t>========== END OF DEMO ==========</w:t>
+      </w:r>
+    </w:p>
+    <w:p>
+      <w:pPr>
+        <w:ind w:left="720"/>
+        <w:rPr>
+          <w:sz w:val="10"/>
+          <w:szCs w:val="10"/>
+        </w:rPr>
+      </w:pPr>
+      <w:r>
+        <w:rPr>
+          <w:sz w:val="10"/>
+          <w:szCs w:val="10"/>
+        </w:rPr>
+        <w:t xml:space="preserve">==4343== </w:t>
+      </w:r>
+    </w:p>
+    <w:p>
+      <w:pPr>
+        <w:ind w:left="720"/>
+        <w:rPr>
+          <w:sz w:val="10"/>
+          <w:szCs w:val="10"/>
+        </w:rPr>
+      </w:pPr>
+      <w:r>
+        <w:rPr>
+          <w:sz w:val="10"/>
+          <w:szCs w:val="10"/>
+        </w:rPr>
+        <w:t>==4343== HEAP SUMMARY:</w:t>
+      </w:r>
+    </w:p>
+    <w:p>
+      <w:pPr>
+        <w:ind w:left="720"/>
+        <w:rPr>
+          <w:sz w:val="10"/>
+          <w:szCs w:val="10"/>
+        </w:rPr>
+      </w:pPr>
+      <w:r>
+        <w:rPr>
+          <w:sz w:val="10"/>
+          <w:szCs w:val="10"/>
+        </w:rPr>
+        <w:t xml:space="preserve">==4343==     in use at exit: 8 bytes in 1 </w:t>
+      </w:r>
+      <w:proofErr w:type="gramStart"/>
+      <w:r>
+        <w:rPr>
+          <w:sz w:val="10"/>
+          <w:szCs w:val="10"/>
+        </w:rPr>
+        <w:t>blocks</w:t>
+      </w:r>
+      <w:proofErr w:type="gramEnd"/>
+    </w:p>
+    <w:p>
+      <w:pPr>
+        <w:ind w:left="720"/>
+        <w:rPr>
+          <w:sz w:val="10"/>
+          <w:szCs w:val="10"/>
+        </w:rPr>
+      </w:pPr>
+      <w:r>
+        <w:rPr>
+          <w:sz w:val="10"/>
+          <w:szCs w:val="10"/>
+        </w:rPr>
+        <w:t xml:space="preserve">==4343==   total heap usage: 26 </w:t>
+      </w:r>
+      <w:proofErr w:type="spellStart"/>
+      <w:r>
+        <w:rPr>
+          <w:sz w:val="10"/>
+          <w:szCs w:val="10"/>
+        </w:rPr>
+        <w:t>allocs</w:t>
+      </w:r>
+      <w:proofErr w:type="spellEnd"/>
+      <w:r>
+        <w:rPr>
+          <w:sz w:val="10"/>
+          <w:szCs w:val="10"/>
+        </w:rPr>
+        <w:t>, 25 frees, 75,336 bytes allocated</w:t>
+      </w:r>
+    </w:p>
+    <w:p>
+      <w:pPr>
+        <w:ind w:left="720"/>
+        <w:rPr>
+          <w:sz w:val="10"/>
+          <w:szCs w:val="10"/>
+        </w:rPr>
+      </w:pPr>
+      <w:r>
+        <w:rPr>
+          <w:sz w:val="10"/>
+          <w:szCs w:val="10"/>
+        </w:rPr>
+        <w:t xml:space="preserve">==4343== </w:t>
+      </w:r>
+    </w:p>
+    <w:p>
+      <w:pPr>
+        <w:ind w:left="720"/>
+        <w:rPr>
+          <w:sz w:val="10"/>
+          <w:szCs w:val="10"/>
+        </w:rPr>
+      </w:pPr>
+      <w:r>
+        <w:rPr>
+          <w:sz w:val="10"/>
+          <w:szCs w:val="10"/>
+        </w:rPr>
+        <w:t xml:space="preserve">==4343== 8 bytes in 1 </w:t>
+      </w:r>
+      <w:proofErr w:type="gramStart"/>
+      <w:r>
+        <w:rPr>
+          <w:sz w:val="10"/>
+          <w:szCs w:val="10"/>
+        </w:rPr>
+        <w:t>blocks</w:t>
+      </w:r>
+      <w:proofErr w:type="gramEnd"/>
+      <w:r>
+        <w:rPr>
+          <w:sz w:val="10"/>
+          <w:szCs w:val="10"/>
+        </w:rPr>
+        <w:t xml:space="preserve"> are </w:t>
+      </w:r>
+      <w:proofErr w:type="gramStart"/>
+      <w:r>
+        <w:rPr>
+          <w:sz w:val="10"/>
+          <w:szCs w:val="10"/>
+        </w:rPr>
+        <w:t>definitely lost</w:t>
+      </w:r>
+      <w:proofErr w:type="gramEnd"/>
+      <w:r>
+        <w:rPr>
+          <w:sz w:val="10"/>
+          <w:szCs w:val="10"/>
+        </w:rPr>
+        <w:t xml:space="preserve"> in loss record 1 of 1</w:t>
+      </w:r>
+    </w:p>
+    <w:p>
+      <w:pPr>
+        <w:ind w:left="720"/>
+        <w:rPr>
+          <w:sz w:val="10"/>
+          <w:szCs w:val="10"/>
+        </w:rPr>
+      </w:pPr>
+      <w:r>
+        <w:rPr>
+          <w:sz w:val="10"/>
+          <w:szCs w:val="10"/>
+        </w:rPr>
+        <w:t xml:space="preserve">==4343==    at 0x485CFD3: operator </w:t>
+      </w:r>
+      <w:proofErr w:type="gramStart"/>
+      <w:r>
+        <w:rPr>
+          <w:sz w:val="10"/>
+          <w:szCs w:val="10"/>
+        </w:rPr>
+        <w:t>new(</w:t>
+      </w:r>
+      <w:proofErr w:type="gramEnd"/>
+      <w:r>
+        <w:rPr>
+          <w:sz w:val="10"/>
+          <w:szCs w:val="10"/>
+        </w:rPr>
+        <w:t>unsigned long) (vg_replace_malloc.c:488)</w:t>
+      </w:r>
+    </w:p>
+    <w:p>
+      <w:pPr>
+        <w:ind w:left="720"/>
+        <w:rPr>
+          <w:sz w:val="10"/>
+          <w:szCs w:val="10"/>
+        </w:rPr>
+      </w:pPr>
+      <w:r>
+        <w:rPr>
+          <w:sz w:val="10"/>
+          <w:szCs w:val="10"/>
+        </w:rPr>
+        <w:t xml:space="preserve">==4343==    by 0x4007EFC: </w:t>
+      </w:r>
+      <w:proofErr w:type="spellStart"/>
+      <w:proofErr w:type="gramStart"/>
+      <w:r>
+        <w:rPr>
+          <w:sz w:val="10"/>
+          <w:szCs w:val="10"/>
+        </w:rPr>
+        <w:t>FilmTypes</w:t>
+      </w:r>
+      <w:proofErr w:type="spellEnd"/>
+      <w:r>
+        <w:rPr>
+          <w:sz w:val="10"/>
+          <w:szCs w:val="10"/>
+        </w:rPr>
+        <w:t>::</w:t>
+      </w:r>
+      <w:proofErr w:type="spellStart"/>
+      <w:r>
+        <w:rPr>
+          <w:sz w:val="10"/>
+          <w:szCs w:val="10"/>
+        </w:rPr>
+        <w:t>FilmTypes</w:t>
+      </w:r>
+      <w:proofErr w:type="spellEnd"/>
+      <w:r>
+        <w:rPr>
+          <w:sz w:val="10"/>
+          <w:szCs w:val="10"/>
+        </w:rPr>
+        <w:t>(</w:t>
+      </w:r>
+      <w:proofErr w:type="gramEnd"/>
+      <w:r>
+        <w:rPr>
+          <w:sz w:val="10"/>
+          <w:szCs w:val="10"/>
+        </w:rPr>
+        <w:t>) (FilmTypes.cpp:8)</w:t>
+      </w:r>
+    </w:p>
+    <w:p>
+      <w:pPr>
+        <w:ind w:left="720"/>
+        <w:rPr>
+          <w:sz w:val="10"/>
+          <w:szCs w:val="10"/>
+        </w:rPr>
+      </w:pPr>
+      <w:r>
+        <w:rPr>
+          <w:sz w:val="10"/>
+          <w:szCs w:val="10"/>
+        </w:rPr>
+        <w:t xml:space="preserve">==4343==    by 0x4008341: </w:t>
+      </w:r>
+      <w:proofErr w:type="spellStart"/>
+      <w:proofErr w:type="gramStart"/>
+      <w:r>
+        <w:rPr>
+          <w:sz w:val="10"/>
+          <w:szCs w:val="10"/>
+        </w:rPr>
+        <w:t>ShortFilm</w:t>
+      </w:r>
+      <w:proofErr w:type="spellEnd"/>
+      <w:r>
+        <w:rPr>
+          <w:sz w:val="10"/>
+          <w:szCs w:val="10"/>
+        </w:rPr>
+        <w:t>::</w:t>
+      </w:r>
+      <w:proofErr w:type="spellStart"/>
+      <w:r>
+        <w:rPr>
+          <w:sz w:val="10"/>
+          <w:szCs w:val="10"/>
+        </w:rPr>
+        <w:t>ShortFilm</w:t>
+      </w:r>
+      <w:proofErr w:type="spellEnd"/>
+      <w:r>
+        <w:rPr>
+          <w:sz w:val="10"/>
+          <w:szCs w:val="10"/>
+        </w:rPr>
+        <w:t>(</w:t>
+      </w:r>
+      <w:proofErr w:type="gramEnd"/>
+      <w:r>
+        <w:rPr>
+          <w:sz w:val="10"/>
+          <w:szCs w:val="10"/>
+        </w:rPr>
+        <w:t>) (FilmTypes.cpp:61)</w:t>
+      </w:r>
+    </w:p>
+    <w:p>
+      <w:pPr>
+        <w:ind w:left="720"/>
+        <w:rPr>
+          <w:sz w:val="10"/>
+          <w:szCs w:val="10"/>
+        </w:rPr>
+      </w:pPr>
+      <w:r>
+        <w:rPr>
+          <w:sz w:val="10"/>
+          <w:szCs w:val="10"/>
+        </w:rPr>
+        <w:t>==4343==    by 0x4009E76: main (main.cpp:26)</w:t>
+      </w:r>
+    </w:p>
+    <w:p>
+      <w:pPr>
+        <w:ind w:left="720"/>
+        <w:rPr>
+          <w:sz w:val="10"/>
+          <w:szCs w:val="10"/>
+        </w:rPr>
+      </w:pPr>
+      <w:r>
+        <w:rPr>
+          <w:sz w:val="10"/>
+          <w:szCs w:val="10"/>
+        </w:rPr>
+        <w:t xml:space="preserve">==4343== </w:t>
+      </w:r>
+    </w:p>
+    <w:p>
+      <w:pPr>
+        <w:ind w:left="720"/>
+        <w:rPr>
+          <w:sz w:val="10"/>
+          <w:szCs w:val="10"/>
+        </w:rPr>
+      </w:pPr>
+      <w:r>
+        <w:rPr>
+          <w:sz w:val="10"/>
+          <w:szCs w:val="10"/>
+        </w:rPr>
+        <w:t>==4343== LEAK SUMMARY:</w:t>
+      </w:r>
+    </w:p>
+    <w:p>
+      <w:pPr>
+        <w:ind w:left="720"/>
+        <w:rPr>
+          <w:sz w:val="10"/>
+          <w:szCs w:val="10"/>
+        </w:rPr>
+      </w:pPr>
+      <w:r>
+        <w:rPr>
+          <w:sz w:val="10"/>
+          <w:szCs w:val="10"/>
+        </w:rPr>
+        <w:t xml:space="preserve">==4343==    </w:t>
+      </w:r>
+      <w:proofErr w:type="gramStart"/>
+      <w:r>
+        <w:rPr>
+          <w:sz w:val="10"/>
+          <w:szCs w:val="10"/>
+        </w:rPr>
+        <w:t>definitely lost</w:t>
+      </w:r>
+      <w:proofErr w:type="gramEnd"/>
+      <w:r>
+        <w:rPr>
+          <w:sz w:val="10"/>
+          <w:szCs w:val="10"/>
+        </w:rPr>
+        <w:t xml:space="preserve">: 8 bytes in 1 </w:t>
+      </w:r>
+      <w:proofErr w:type="gramStart"/>
+      <w:r>
+        <w:rPr>
+          <w:sz w:val="10"/>
+          <w:szCs w:val="10"/>
+        </w:rPr>
+        <w:t>blocks</w:t>
+      </w:r>
+      <w:proofErr w:type="gramEnd"/>
+    </w:p>
+    <w:p>
+      <w:pPr>
+        <w:ind w:left="720"/>
+        <w:rPr>
+          <w:sz w:val="10"/>
+          <w:szCs w:val="10"/>
+        </w:rPr>
+      </w:pPr>
+      <w:r>
+        <w:rPr>
+          <w:sz w:val="10"/>
+          <w:szCs w:val="10"/>
+        </w:rPr>
+        <w:t>==4343==    indirectly lost: 0 bytes in 0 blocks</w:t>
+      </w:r>
+    </w:p>
+    <w:p>
+      <w:pPr>
+        <w:ind w:left="720"/>
+        <w:rPr>
+          <w:sz w:val="10"/>
+          <w:szCs w:val="10"/>
+        </w:rPr>
+      </w:pPr>
+      <w:r>
+        <w:rPr>
+          <w:sz w:val="10"/>
+          <w:szCs w:val="10"/>
+        </w:rPr>
+        <w:t>==4343==      possibly lost: 0 bytes in 0 blocks</w:t>
+      </w:r>
+    </w:p>
+    <w:p>
+      <w:pPr>
+        <w:ind w:left="720"/>
+        <w:rPr>
+          <w:sz w:val="10"/>
+          <w:szCs w:val="10"/>
+        </w:rPr>
+      </w:pPr>
+      <w:r>
+        <w:rPr>
+          <w:sz w:val="10"/>
+          <w:szCs w:val="10"/>
+        </w:rPr>
+        <w:t>==4343==    still reachable: 0 bytes in 0 blocks</w:t>
+      </w:r>
+    </w:p>
+    <w:p>
+      <w:pPr>
+        <w:ind w:left="720"/>
+        <w:rPr>
+          <w:sz w:val="10"/>
+          <w:szCs w:val="10"/>
+        </w:rPr>
+      </w:pPr>
+      <w:r>
+        <w:rPr>
+          <w:sz w:val="10"/>
+          <w:szCs w:val="10"/>
+        </w:rPr>
+        <w:t>==4343==         suppressed: 0 bytes in 0 blocks</w:t>
+      </w:r>
+    </w:p>
+    <w:p>
+      <w:pPr>
+        <w:ind w:left="720"/>
+        <w:rPr>
+          <w:sz w:val="10"/>
+          <w:szCs w:val="10"/>
+        </w:rPr>
+      </w:pPr>
+      <w:r>
+        <w:rPr>
+          <w:sz w:val="10"/>
+          <w:szCs w:val="10"/>
+        </w:rPr>
+        <w:t xml:space="preserve">==4343== </w:t>
+      </w:r>
+    </w:p>
+    <w:p>
+      <w:pPr>
+        <w:ind w:left="720"/>
+        <w:rPr>
+          <w:sz w:val="10"/>
+          <w:szCs w:val="10"/>
+        </w:rPr>
+      </w:pPr>
+      <w:r>
+        <w:rPr>
+          <w:sz w:val="10"/>
+          <w:szCs w:val="10"/>
+        </w:rPr>
+        <w:t>==4343== For lists of detected and suppressed errors, rerun with: -s</w:t>
+      </w:r>
+    </w:p>
+    <w:p>
+      <w:pPr>
+        <w:ind w:left="720"/>
+        <w:rPr>
+          <w:sz w:val="10"/>
+          <w:szCs w:val="10"/>
+        </w:rPr>
+      </w:pPr>
+      <w:r>
+        <w:rPr>
+          <w:sz w:val="10"/>
+          <w:szCs w:val="10"/>
+        </w:rPr>
+        <w:t xml:space="preserve">==4343== ERROR SUMMARY: 1 </w:t>
+      </w:r>
+      <w:proofErr w:type="gramStart"/>
+      <w:r>
+        <w:rPr>
+          <w:sz w:val="10"/>
+          <w:szCs w:val="10"/>
+        </w:rPr>
+        <w:t>errors</w:t>
+      </w:r>
+      <w:proofErr w:type="gramEnd"/>
+      <w:r>
+        <w:rPr>
+          <w:sz w:val="10"/>
+          <w:szCs w:val="10"/>
+        </w:rPr>
+        <w:t xml:space="preserve"> from 1 </w:t>
+      </w:r>
+      <w:proofErr w:type="gramStart"/>
+      <w:r>
+        <w:rPr>
+          <w:sz w:val="10"/>
+          <w:szCs w:val="10"/>
+        </w:rPr>
+        <w:t>contexts</w:t>
+      </w:r>
+      <w:proofErr w:type="gramEnd"/>
+      <w:r>
+        <w:rPr>
+          <w:sz w:val="10"/>
+          <w:szCs w:val="10"/>
+        </w:rPr>
+        <w:t xml:space="preserve"> (suppressed: 0 from 0)</w:t>
+      </w:r>
+    </w:p>
+    <w:p>
+      <w:pPr>
+        <w:ind w:left="720"/>
+        <w:rPr>
+          <w:sz w:val="10"/>
+          <w:szCs w:val="10"/>
+        </w:rPr>
+      </w:pPr>
+    </w:p>
+    <w:p>
+      <w:pPr>
+        <w:ind w:left="720"/>
+        <w:rPr>
+          <w:sz w:val="10"/>
+          <w:szCs w:val="10"/>
+        </w:rPr>
+      </w:pPr>
+    </w:p>
+    <w:p>
+      <w:pPr>
+        <w:pStyle w:val="Heading2"/>
+      </w:pPr>
+      <w:proofErr w:type="spellStart"/>
+      <w:r>
+        <w:rPr>
+          <w:sz w:val="32"/>
+          <w:szCs w:val="32"/>
+        </w:rPr>
+        <w:t>Valgrind</w:t>
+      </w:r>
+      <w:proofErr w:type="spellEnd"/>
+      <w:r>
+        <w:rPr>
+          <w:sz w:val="32"/>
+          <w:szCs w:val="32"/>
+        </w:rPr>
+        <w:t xml:space="preserve"> Evidence</w:t>
+      </w:r>
+    </w:p>
+    <w:p>
+      <w:pPr>
+        <w:rPr>
+          <w:sz w:val="10"/>
+          <w:szCs w:val="10"/>
+        </w:rPr>
+      </w:pPr>
+      <w:r>
+        <w:rPr>
+          <w:sz w:val="10"/>
+          <w:szCs w:val="10"/>
+        </w:rPr>
+        <w:t xml:space="preserve">make </w:t>
+      </w:r>
+      <w:proofErr w:type="spellStart"/>
+      <w:r>
+        <w:rPr>
+          <w:sz w:val="10"/>
+          <w:szCs w:val="10"/>
+        </w:rPr>
+        <w:t>valgrind</w:t>
+      </w:r>
+      <w:proofErr w:type="spellEnd"/>
+    </w:p>
+    <w:p>
+      <w:pPr>
+        <w:rPr>
+          <w:sz w:val="10"/>
+          <w:szCs w:val="10"/>
+        </w:rPr>
+      </w:pPr>
+      <w:r>
+        <w:rPr>
+          <w:sz w:val="10"/>
+          <w:szCs w:val="10"/>
+        </w:rPr>
+        <w:t>g++ -std=</w:t>
+      </w:r>
+      <w:proofErr w:type="spellStart"/>
+      <w:r>
+        <w:rPr>
+          <w:sz w:val="10"/>
+          <w:szCs w:val="10"/>
+        </w:rPr>
+        <w:t>c++</w:t>
+      </w:r>
+      <w:proofErr w:type="spellEnd"/>
+      <w:r>
+        <w:rPr>
+          <w:sz w:val="10"/>
+          <w:szCs w:val="10"/>
+        </w:rPr>
+        <w:t xml:space="preserve">11 -g -Wall main.cpp AbstractFilmCategories.cpp Comedy.cpp Drama.cpp Film.cpp FilmCategories.cpp FilmCategoryIterator.cpp FilmIterator.cpp FilmTypes.cpp Genres.cpp Horror.cpp Romance.cpp StateBasedIterator.cpp States.cpp Thriller.cpp -o </w:t>
+      </w:r>
+      <w:proofErr w:type="spellStart"/>
+      <w:r>
+        <w:rPr>
+          <w:sz w:val="10"/>
+          <w:szCs w:val="10"/>
+        </w:rPr>
+        <w:t>taskforge</w:t>
+      </w:r>
+      <w:proofErr w:type="spellEnd"/>
+    </w:p>
+    <w:p>
+      <w:pPr>
+        <w:rPr>
+          <w:sz w:val="10"/>
+          <w:szCs w:val="10"/>
+        </w:rPr>
+      </w:pPr>
+      <w:proofErr w:type="spellStart"/>
+      <w:r>
+        <w:rPr>
+          <w:sz w:val="10"/>
+          <w:szCs w:val="10"/>
+        </w:rPr>
+        <w:t>valgrind</w:t>
+      </w:r>
+      <w:proofErr w:type="spellEnd"/>
+      <w:r>
+        <w:rPr>
+          <w:sz w:val="10"/>
+          <w:szCs w:val="10"/>
+        </w:rPr>
+        <w:t xml:space="preserve"> --leak-check=full --show-leak-kinds=</w:t>
+      </w:r>
+      <w:proofErr w:type="gramStart"/>
+      <w:r>
+        <w:rPr>
+          <w:sz w:val="10"/>
+          <w:szCs w:val="10"/>
+        </w:rPr>
+        <w:t>all .</w:t>
+      </w:r>
+      <w:proofErr w:type="gramEnd"/>
+      <w:r>
+        <w:rPr>
+          <w:sz w:val="10"/>
+          <w:szCs w:val="10"/>
+        </w:rPr>
+        <w:t>/</w:t>
+      </w:r>
+      <w:proofErr w:type="spellStart"/>
+      <w:r>
+        <w:rPr>
+          <w:sz w:val="10"/>
+          <w:szCs w:val="10"/>
+        </w:rPr>
+        <w:t>taskforge</w:t>
+      </w:r>
+      <w:proofErr w:type="spellEnd"/>
+    </w:p>
+    <w:p>
+      <w:pPr>
+        <w:rPr>
+          <w:sz w:val="10"/>
+          <w:szCs w:val="10"/>
+        </w:rPr>
+      </w:pPr>
+      <w:r>
+        <w:rPr>
+          <w:sz w:val="10"/>
+          <w:szCs w:val="10"/>
+        </w:rPr>
+        <w:t xml:space="preserve">==6242== </w:t>
+      </w:r>
+      <w:proofErr w:type="spellStart"/>
+      <w:r>
+        <w:rPr>
+          <w:sz w:val="10"/>
+          <w:szCs w:val="10"/>
+        </w:rPr>
+        <w:t>Memcheck</w:t>
+      </w:r>
+      <w:proofErr w:type="spellEnd"/>
+      <w:r>
+        <w:rPr>
+          <w:sz w:val="10"/>
+          <w:szCs w:val="10"/>
+        </w:rPr>
+        <w:t>, a memory error detector</w:t>
+      </w:r>
+    </w:p>
+    <w:p>
+      <w:pPr>
+        <w:rPr>
+          <w:sz w:val="10"/>
+          <w:szCs w:val="10"/>
+        </w:rPr>
+      </w:pPr>
+      <w:r>
+        <w:rPr>
+          <w:sz w:val="10"/>
+          <w:szCs w:val="10"/>
+        </w:rPr>
+        <w:t xml:space="preserve">==6242== Copyright (C) 2002-2024, and GNU </w:t>
+      </w:r>
+      <w:proofErr w:type="spellStart"/>
+      <w:r>
+        <w:rPr>
+          <w:sz w:val="10"/>
+          <w:szCs w:val="10"/>
+        </w:rPr>
+        <w:t>GPL'd</w:t>
+      </w:r>
+      <w:proofErr w:type="spellEnd"/>
+      <w:r>
+        <w:rPr>
+          <w:sz w:val="10"/>
+          <w:szCs w:val="10"/>
+        </w:rPr>
+        <w:t>, by Julian Seward et al.</w:t>
+      </w:r>
+    </w:p>
+    <w:p>
+      <w:pPr>
+        <w:rPr>
+          <w:sz w:val="10"/>
+          <w:szCs w:val="10"/>
+        </w:rPr>
+      </w:pPr>
+      <w:r>
+        <w:rPr>
+          <w:sz w:val="10"/>
+          <w:szCs w:val="10"/>
+        </w:rPr>
+        <w:t xml:space="preserve">==6242== Using Valgrind-3.26.0 and </w:t>
+      </w:r>
+      <w:proofErr w:type="spellStart"/>
+      <w:r>
+        <w:rPr>
+          <w:sz w:val="10"/>
+          <w:szCs w:val="10"/>
+        </w:rPr>
+        <w:t>LibVEX</w:t>
+      </w:r>
+      <w:proofErr w:type="spellEnd"/>
+      <w:r>
+        <w:rPr>
+          <w:sz w:val="10"/>
+          <w:szCs w:val="10"/>
+        </w:rPr>
+        <w:t>; rerun with -h for copyright info</w:t>
+      </w:r>
+    </w:p>
+    <w:p>
+      <w:pPr>
+        <w:rPr>
+          <w:sz w:val="10"/>
+          <w:szCs w:val="10"/>
+        </w:rPr>
+      </w:pPr>
+      <w:r>
+        <w:rPr>
+          <w:sz w:val="10"/>
+          <w:szCs w:val="10"/>
+        </w:rPr>
+        <w:t>==6242== Command</w:t>
+      </w:r>
+      <w:proofErr w:type="gramStart"/>
+      <w:r>
+        <w:rPr>
+          <w:sz w:val="10"/>
+          <w:szCs w:val="10"/>
+        </w:rPr>
+        <w:t>: .</w:t>
+      </w:r>
+      <w:proofErr w:type="gramEnd"/>
+      <w:r>
+        <w:rPr>
+          <w:sz w:val="10"/>
+          <w:szCs w:val="10"/>
+        </w:rPr>
+        <w:t>/</w:t>
+      </w:r>
+      <w:proofErr w:type="spellStart"/>
+      <w:r>
+        <w:rPr>
+          <w:sz w:val="10"/>
+          <w:szCs w:val="10"/>
+        </w:rPr>
+        <w:t>taskforge</w:t>
+      </w:r>
+      <w:proofErr w:type="spellEnd"/>
+    </w:p>
+    <w:p>
+      <w:pPr>
+        <w:rPr>
+          <w:sz w:val="10"/>
+          <w:szCs w:val="10"/>
+        </w:rPr>
+      </w:pPr>
+      <w:r>
+        <w:rPr>
+          <w:sz w:val="10"/>
+          <w:szCs w:val="10"/>
+        </w:rPr>
+        <w:t xml:space="preserve">==6242== </w:t>
+      </w:r>
+    </w:p>
+    <w:p>
+      <w:pPr>
+        <w:rPr>
+          <w:sz w:val="10"/>
+          <w:szCs w:val="10"/>
+        </w:rPr>
+      </w:pPr>
+      <w:r>
+        <w:rPr>
+          <w:sz w:val="10"/>
+          <w:szCs w:val="10"/>
+        </w:rPr>
+        <w:t>========== TASKFORGE DEMO ==========</w:t>
+      </w:r>
+    </w:p>
+    <w:p>
+      <w:pPr>
+        <w:rPr>
+          <w:sz w:val="10"/>
+          <w:szCs w:val="10"/>
+        </w:rPr>
+      </w:pPr>
+    </w:p>
+    <w:p>
+      <w:pPr>
+        <w:rPr>
+          <w:sz w:val="10"/>
+          <w:szCs w:val="10"/>
+        </w:rPr>
+      </w:pPr>
+      <w:r>
+        <w:rPr>
+          <w:sz w:val="10"/>
+          <w:szCs w:val="10"/>
+        </w:rPr>
+        <w:t>=== GENRE INFORMATION ===</w:t>
+      </w:r>
+    </w:p>
+    <w:p>
+      <w:pPr>
+        <w:rPr>
+          <w:sz w:val="10"/>
+          <w:szCs w:val="10"/>
+        </w:rPr>
+      </w:pPr>
+    </w:p>
+    <w:p>
+      <w:pPr>
+        <w:rPr>
+          <w:sz w:val="10"/>
+          <w:szCs w:val="10"/>
+        </w:rPr>
+      </w:pPr>
+      <w:r>
+        <w:rPr>
+          <w:sz w:val="10"/>
+          <w:szCs w:val="10"/>
+        </w:rPr>
+        <w:t>Comedy Metadata:</w:t>
+      </w:r>
+    </w:p>
+    <w:p>
+      <w:pPr>
+        <w:rPr>
+          <w:sz w:val="10"/>
+          <w:szCs w:val="10"/>
+        </w:rPr>
+      </w:pPr>
+      <w:r>
+        <w:rPr>
+          <w:sz w:val="10"/>
+          <w:szCs w:val="10"/>
+        </w:rPr>
+        <w:t>+++++++++++++++++++++++++++++++++++++++++++++++++++++++++++++++++++++++++++++++</w:t>
+      </w:r>
+    </w:p>
+    <w:p>
+      <w:pPr>
+        <w:rPr>
+          <w:sz w:val="10"/>
+          <w:szCs w:val="10"/>
+        </w:rPr>
+      </w:pPr>
+      <w:r>
+        <w:rPr>
+          <w:sz w:val="10"/>
+          <w:szCs w:val="10"/>
+        </w:rPr>
+        <w:t xml:space="preserve">+ </w:t>
+      </w:r>
+      <w:proofErr w:type="spellStart"/>
+      <w:r>
+        <w:rPr>
+          <w:sz w:val="10"/>
+          <w:szCs w:val="10"/>
+        </w:rPr>
+        <w:t>Age_Classification</w:t>
+      </w:r>
+      <w:proofErr w:type="spellEnd"/>
+      <w:r>
+        <w:rPr>
+          <w:sz w:val="10"/>
+          <w:szCs w:val="10"/>
+        </w:rPr>
+        <w:t>:                                            12A / PG-</w:t>
+      </w:r>
+      <w:proofErr w:type="gramStart"/>
+      <w:r>
+        <w:rPr>
+          <w:sz w:val="10"/>
+          <w:szCs w:val="10"/>
+        </w:rPr>
+        <w:t>13  +</w:t>
+      </w:r>
+      <w:proofErr w:type="gramEnd"/>
+    </w:p>
+    <w:p>
+      <w:pPr>
+        <w:rPr>
+          <w:sz w:val="10"/>
+          <w:szCs w:val="10"/>
+        </w:rPr>
+      </w:pPr>
+      <w:r>
+        <w:rPr>
+          <w:sz w:val="10"/>
+          <w:szCs w:val="10"/>
+        </w:rPr>
+        <w:t xml:space="preserve">+ </w:t>
+      </w:r>
+      <w:proofErr w:type="spellStart"/>
+      <w:r>
+        <w:rPr>
+          <w:sz w:val="10"/>
+          <w:szCs w:val="10"/>
+        </w:rPr>
+        <w:t>Content_Advisories</w:t>
+      </w:r>
+      <w:proofErr w:type="spellEnd"/>
+      <w:r>
+        <w:rPr>
+          <w:sz w:val="10"/>
+          <w:szCs w:val="10"/>
+        </w:rPr>
+        <w:t xml:space="preserve">:                                           Crude </w:t>
+      </w:r>
+      <w:proofErr w:type="spellStart"/>
+      <w:proofErr w:type="gramStart"/>
+      <w:r>
+        <w:rPr>
+          <w:sz w:val="10"/>
+          <w:szCs w:val="10"/>
+        </w:rPr>
+        <w:t>Humour</w:t>
+      </w:r>
+      <w:proofErr w:type="spellEnd"/>
+      <w:r>
+        <w:rPr>
+          <w:sz w:val="10"/>
+          <w:szCs w:val="10"/>
+        </w:rPr>
+        <w:t xml:space="preserve">  +</w:t>
+      </w:r>
+      <w:proofErr w:type="gramEnd"/>
+    </w:p>
+    <w:p>
+      <w:pPr>
+        <w:rPr>
+          <w:sz w:val="10"/>
+          <w:szCs w:val="10"/>
+        </w:rPr>
+      </w:pPr>
+      <w:r>
+        <w:rPr>
+          <w:sz w:val="10"/>
+          <w:szCs w:val="10"/>
+        </w:rPr>
+        <w:t xml:space="preserve">+                                              Moderate Infrequent </w:t>
+      </w:r>
+      <w:proofErr w:type="gramStart"/>
+      <w:r>
+        <w:rPr>
+          <w:sz w:val="10"/>
+          <w:szCs w:val="10"/>
+        </w:rPr>
+        <w:t>Profanity  +</w:t>
+      </w:r>
+      <w:proofErr w:type="gramEnd"/>
+    </w:p>
+    <w:p>
+      <w:pPr>
+        <w:rPr>
+          <w:sz w:val="10"/>
+          <w:szCs w:val="10"/>
+        </w:rPr>
+      </w:pPr>
+      <w:r>
+        <w:rPr>
+          <w:sz w:val="10"/>
+          <w:szCs w:val="10"/>
+        </w:rPr>
+        <w:t xml:space="preserve">+ </w:t>
+      </w:r>
+      <w:proofErr w:type="spellStart"/>
+      <w:r>
+        <w:rPr>
+          <w:sz w:val="10"/>
+          <w:szCs w:val="10"/>
+        </w:rPr>
+        <w:t>Scare_Factor_Rating</w:t>
+      </w:r>
+      <w:proofErr w:type="spellEnd"/>
+      <w:r>
+        <w:rPr>
+          <w:sz w:val="10"/>
+          <w:szCs w:val="10"/>
+        </w:rPr>
+        <w:t xml:space="preserve">:                                                0 / </w:t>
+      </w:r>
+      <w:proofErr w:type="gramStart"/>
+      <w:r>
+        <w:rPr>
+          <w:sz w:val="10"/>
+          <w:szCs w:val="10"/>
+        </w:rPr>
+        <w:t>10  +</w:t>
+      </w:r>
+      <w:proofErr w:type="gramEnd"/>
+    </w:p>
+    <w:p>
+      <w:pPr>
+        <w:rPr>
+          <w:sz w:val="10"/>
+          <w:szCs w:val="10"/>
+        </w:rPr>
+      </w:pPr>
+      <w:r>
+        <w:rPr>
+          <w:sz w:val="10"/>
+          <w:szCs w:val="10"/>
+        </w:rPr>
+        <w:t xml:space="preserve">+ </w:t>
+      </w:r>
+      <w:proofErr w:type="spellStart"/>
+      <w:r>
+        <w:rPr>
+          <w:sz w:val="10"/>
+          <w:szCs w:val="10"/>
+        </w:rPr>
+        <w:t>sub_Genre</w:t>
+      </w:r>
+      <w:proofErr w:type="spellEnd"/>
+      <w:r>
+        <w:rPr>
+          <w:sz w:val="10"/>
+          <w:szCs w:val="10"/>
+        </w:rPr>
+        <w:t xml:space="preserve">:                                    Slapstick / Rom-Com / </w:t>
+      </w:r>
+      <w:proofErr w:type="gramStart"/>
+      <w:r>
+        <w:rPr>
+          <w:sz w:val="10"/>
+          <w:szCs w:val="10"/>
+        </w:rPr>
+        <w:t>Satire  +</w:t>
+      </w:r>
+      <w:proofErr w:type="gramEnd"/>
+    </w:p>
+    <w:p>
+      <w:pPr>
+        <w:rPr>
+          <w:sz w:val="10"/>
+          <w:szCs w:val="10"/>
+        </w:rPr>
+      </w:pPr>
+      <w:r>
+        <w:rPr>
+          <w:sz w:val="10"/>
+          <w:szCs w:val="10"/>
+        </w:rPr>
+        <w:t>+++++++++++++++++++++++++++++++++++++++++++++++++++++++++++++++++++++++++++++++</w:t>
+      </w:r>
+    </w:p>
+    <w:p>
+      <w:pPr>
+        <w:rPr>
+          <w:sz w:val="10"/>
+          <w:szCs w:val="10"/>
+        </w:rPr>
+      </w:pPr>
+    </w:p>
+    <w:p>
+      <w:pPr>
+        <w:rPr>
+          <w:sz w:val="10"/>
+          <w:szCs w:val="10"/>
+        </w:rPr>
+      </w:pPr>
+      <w:r>
+        <w:rPr>
+          <w:sz w:val="10"/>
+          <w:szCs w:val="10"/>
+        </w:rPr>
+        <w:t>Horror Metadata:</w:t>
+      </w:r>
+    </w:p>
+    <w:p>
+      <w:pPr>
+        <w:rPr>
+          <w:sz w:val="10"/>
+          <w:szCs w:val="10"/>
+        </w:rPr>
+      </w:pPr>
+      <w:r>
+        <w:rPr>
+          <w:sz w:val="10"/>
+          <w:szCs w:val="10"/>
+        </w:rPr>
+        <w:t>+++++++++++++++++++++++++++++++++++++++++++++++++++++++++++++++++++++++++++++++</w:t>
+      </w:r>
+    </w:p>
+    <w:p>
+      <w:pPr>
+        <w:rPr>
+          <w:sz w:val="10"/>
+          <w:szCs w:val="10"/>
+        </w:rPr>
+      </w:pPr>
+      <w:r>
+        <w:rPr>
+          <w:sz w:val="10"/>
+          <w:szCs w:val="10"/>
+        </w:rPr>
+        <w:t xml:space="preserve">+ </w:t>
+      </w:r>
+      <w:proofErr w:type="spellStart"/>
+      <w:r>
+        <w:rPr>
+          <w:sz w:val="10"/>
+          <w:szCs w:val="10"/>
+        </w:rPr>
+        <w:t>Age_Classification</w:t>
+      </w:r>
+      <w:proofErr w:type="spellEnd"/>
+      <w:r>
+        <w:rPr>
+          <w:sz w:val="10"/>
+          <w:szCs w:val="10"/>
+        </w:rPr>
+        <w:t xml:space="preserve">:                                                     </w:t>
+      </w:r>
+      <w:proofErr w:type="gramStart"/>
+      <w:r>
+        <w:rPr>
+          <w:sz w:val="10"/>
+          <w:szCs w:val="10"/>
+        </w:rPr>
+        <w:t>18  +</w:t>
+      </w:r>
+      <w:proofErr w:type="gramEnd"/>
+    </w:p>
+    <w:p>
+      <w:pPr>
+        <w:rPr>
+          <w:sz w:val="10"/>
+          <w:szCs w:val="10"/>
+        </w:rPr>
+      </w:pPr>
+      <w:r>
+        <w:rPr>
+          <w:sz w:val="10"/>
+          <w:szCs w:val="10"/>
+        </w:rPr>
+        <w:t xml:space="preserve">+ </w:t>
+      </w:r>
+      <w:proofErr w:type="spellStart"/>
+      <w:r>
+        <w:rPr>
+          <w:sz w:val="10"/>
+          <w:szCs w:val="10"/>
+        </w:rPr>
+        <w:t>Content_Advisories</w:t>
+      </w:r>
+      <w:proofErr w:type="spellEnd"/>
+      <w:r>
+        <w:rPr>
+          <w:sz w:val="10"/>
+          <w:szCs w:val="10"/>
+        </w:rPr>
+        <w:t xml:space="preserve">:                                        Severe </w:t>
+      </w:r>
+      <w:proofErr w:type="gramStart"/>
+      <w:r>
+        <w:rPr>
+          <w:sz w:val="10"/>
+          <w:szCs w:val="10"/>
+        </w:rPr>
+        <w:t>Violence  +</w:t>
+      </w:r>
+      <w:proofErr w:type="gramEnd"/>
+    </w:p>
+    <w:p>
+      <w:pPr>
+        <w:rPr>
+          <w:sz w:val="10"/>
+          <w:szCs w:val="10"/>
+        </w:rPr>
+      </w:pPr>
+      <w:r>
+        <w:rPr>
+          <w:sz w:val="10"/>
+          <w:szCs w:val="10"/>
+        </w:rPr>
+        <w:t xml:space="preserve">+                                                            Strong </w:t>
+      </w:r>
+      <w:proofErr w:type="gramStart"/>
+      <w:r>
+        <w:rPr>
+          <w:sz w:val="10"/>
+          <w:szCs w:val="10"/>
+        </w:rPr>
+        <w:t>Language  +</w:t>
+      </w:r>
+      <w:proofErr w:type="gramEnd"/>
+    </w:p>
+    <w:p>
+      <w:pPr>
+        <w:rPr>
+          <w:sz w:val="10"/>
+          <w:szCs w:val="10"/>
+        </w:rPr>
+      </w:pPr>
+      <w:r>
+        <w:rPr>
+          <w:sz w:val="10"/>
+          <w:szCs w:val="10"/>
+        </w:rPr>
+        <w:t xml:space="preserve">+ </w:t>
+      </w:r>
+      <w:proofErr w:type="spellStart"/>
+      <w:r>
+        <w:rPr>
+          <w:sz w:val="10"/>
+          <w:szCs w:val="10"/>
+        </w:rPr>
+        <w:t>Scare_Factor_Rating</w:t>
+      </w:r>
+      <w:proofErr w:type="spellEnd"/>
+      <w:r>
+        <w:rPr>
+          <w:sz w:val="10"/>
+          <w:szCs w:val="10"/>
+        </w:rPr>
+        <w:t xml:space="preserve">:                                               12 / </w:t>
+      </w:r>
+      <w:proofErr w:type="gramStart"/>
+      <w:r>
+        <w:rPr>
+          <w:sz w:val="10"/>
+          <w:szCs w:val="10"/>
+        </w:rPr>
+        <w:t>10  +</w:t>
+      </w:r>
+      <w:proofErr w:type="gramEnd"/>
+    </w:p>
+    <w:p>
+      <w:pPr>
+        <w:rPr>
+          <w:sz w:val="10"/>
+          <w:szCs w:val="10"/>
+        </w:rPr>
+      </w:pPr>
+      <w:r>
+        <w:rPr>
+          <w:sz w:val="10"/>
+          <w:szCs w:val="10"/>
+        </w:rPr>
+        <w:t xml:space="preserve">+ </w:t>
+      </w:r>
+      <w:proofErr w:type="spellStart"/>
+      <w:r>
+        <w:rPr>
+          <w:sz w:val="10"/>
+          <w:szCs w:val="10"/>
+        </w:rPr>
+        <w:t>sub_Genre</w:t>
+      </w:r>
+      <w:proofErr w:type="spellEnd"/>
+      <w:r>
+        <w:rPr>
+          <w:sz w:val="10"/>
+          <w:szCs w:val="10"/>
+        </w:rPr>
+        <w:t xml:space="preserve">:                                Slasher / Splatter / Gore </w:t>
+      </w:r>
+      <w:proofErr w:type="gramStart"/>
+      <w:r>
+        <w:rPr>
+          <w:sz w:val="10"/>
+          <w:szCs w:val="10"/>
+        </w:rPr>
+        <w:t>Fiesta  +</w:t>
+      </w:r>
+      <w:proofErr w:type="gramEnd"/>
+    </w:p>
+    <w:p>
+      <w:pPr>
+        <w:rPr>
+          <w:sz w:val="10"/>
+          <w:szCs w:val="10"/>
+        </w:rPr>
+      </w:pPr>
+      <w:r>
+        <w:rPr>
+          <w:sz w:val="10"/>
+          <w:szCs w:val="10"/>
+        </w:rPr>
+        <w:t>+++++++++++++++++++++++++++++++++++++++++++++++++++++++++++++++++++++++++++++++</w:t>
+      </w:r>
+    </w:p>
+    <w:p>
+      <w:pPr>
+        <w:rPr>
+          <w:sz w:val="10"/>
+          <w:szCs w:val="10"/>
+        </w:rPr>
+      </w:pPr>
+    </w:p>
+    <w:p>
+      <w:pPr>
+        <w:rPr>
+          <w:sz w:val="10"/>
+          <w:szCs w:val="10"/>
+        </w:rPr>
+      </w:pPr>
+      <w:r>
+        <w:rPr>
+          <w:sz w:val="10"/>
+          <w:szCs w:val="10"/>
+        </w:rPr>
+        <w:t>Romance Metadata:</w:t>
+      </w:r>
+    </w:p>
+    <w:p>
+      <w:pPr>
+        <w:rPr>
+          <w:sz w:val="10"/>
+          <w:szCs w:val="10"/>
+        </w:rPr>
+      </w:pPr>
+      <w:r>
+        <w:rPr>
+          <w:sz w:val="10"/>
+          <w:szCs w:val="10"/>
+        </w:rPr>
+        <w:t>+++++++++++++++++++++++++++++++++++++++++++++++++++++++++++++++++++++++++++++++</w:t>
+      </w:r>
+    </w:p>
+    <w:p>
+      <w:pPr>
+        <w:rPr>
+          <w:sz w:val="10"/>
+          <w:szCs w:val="10"/>
+        </w:rPr>
+      </w:pPr>
+      <w:r>
+        <w:rPr>
+          <w:sz w:val="10"/>
+          <w:szCs w:val="10"/>
+        </w:rPr>
+        <w:t xml:space="preserve">+ </w:t>
+      </w:r>
+      <w:proofErr w:type="spellStart"/>
+      <w:r>
+        <w:rPr>
+          <w:sz w:val="10"/>
+          <w:szCs w:val="10"/>
+        </w:rPr>
+        <w:t>Age_Classification</w:t>
+      </w:r>
+      <w:proofErr w:type="spellEnd"/>
+      <w:r>
+        <w:rPr>
+          <w:sz w:val="10"/>
+          <w:szCs w:val="10"/>
+        </w:rPr>
+        <w:t>:                                                  PG-13 +</w:t>
+      </w:r>
+    </w:p>
+    <w:p>
+      <w:pPr>
+        <w:rPr>
+          <w:sz w:val="10"/>
+          <w:szCs w:val="10"/>
+        </w:rPr>
+      </w:pPr>
+      <w:r>
+        <w:rPr>
+          <w:sz w:val="10"/>
+          <w:szCs w:val="10"/>
+        </w:rPr>
+        <w:t xml:space="preserve">+ </w:t>
+      </w:r>
+      <w:proofErr w:type="spellStart"/>
+      <w:r>
+        <w:rPr>
+          <w:sz w:val="10"/>
+          <w:szCs w:val="10"/>
+        </w:rPr>
+        <w:t>Content_Advisories</w:t>
+      </w:r>
+      <w:proofErr w:type="spellEnd"/>
+      <w:r>
+        <w:rPr>
+          <w:sz w:val="10"/>
+          <w:szCs w:val="10"/>
+        </w:rPr>
+        <w:t xml:space="preserve">:                                       Sensual </w:t>
+      </w:r>
+      <w:proofErr w:type="gramStart"/>
+      <w:r>
+        <w:rPr>
+          <w:sz w:val="10"/>
+          <w:szCs w:val="10"/>
+        </w:rPr>
+        <w:t>Contente  +</w:t>
+      </w:r>
+      <w:proofErr w:type="gramEnd"/>
+    </w:p>
+    <w:p>
+      <w:pPr>
+        <w:rPr>
+          <w:sz w:val="10"/>
+          <w:szCs w:val="10"/>
+        </w:rPr>
+      </w:pPr>
+      <w:r>
+        <w:rPr>
+          <w:sz w:val="10"/>
+          <w:szCs w:val="10"/>
+        </w:rPr>
+        <w:t xml:space="preserve">+                                          Romantic Dialogue &amp; Mild </w:t>
+      </w:r>
+      <w:proofErr w:type="gramStart"/>
+      <w:r>
+        <w:rPr>
+          <w:sz w:val="10"/>
+          <w:szCs w:val="10"/>
+        </w:rPr>
+        <w:t>Language  +</w:t>
+      </w:r>
+      <w:proofErr w:type="gramEnd"/>
+    </w:p>
+    <w:p>
+      <w:pPr>
+        <w:rPr>
+          <w:sz w:val="10"/>
+          <w:szCs w:val="10"/>
+        </w:rPr>
+      </w:pPr>
+      <w:r>
+        <w:rPr>
+          <w:sz w:val="10"/>
+          <w:szCs w:val="10"/>
+        </w:rPr>
+        <w:t xml:space="preserve">+ </w:t>
+      </w:r>
+      <w:proofErr w:type="spellStart"/>
+      <w:r>
+        <w:rPr>
+          <w:sz w:val="10"/>
+          <w:szCs w:val="10"/>
+        </w:rPr>
+        <w:t>Scare_Factor_Rating</w:t>
+      </w:r>
+      <w:proofErr w:type="spellEnd"/>
+      <w:r>
+        <w:rPr>
+          <w:sz w:val="10"/>
+          <w:szCs w:val="10"/>
+        </w:rPr>
+        <w:t xml:space="preserve">:                                                0 / </w:t>
+      </w:r>
+      <w:proofErr w:type="gramStart"/>
+      <w:r>
+        <w:rPr>
+          <w:sz w:val="10"/>
+          <w:szCs w:val="10"/>
+        </w:rPr>
+        <w:t>10  +</w:t>
+      </w:r>
+      <w:proofErr w:type="gramEnd"/>
+    </w:p>
+    <w:p>
+      <w:pPr>
+        <w:rPr>
+          <w:sz w:val="10"/>
+          <w:szCs w:val="10"/>
+        </w:rPr>
+      </w:pPr>
+      <w:r>
+        <w:rPr>
+          <w:sz w:val="10"/>
+          <w:szCs w:val="10"/>
+        </w:rPr>
+        <w:t xml:space="preserve">+ </w:t>
+      </w:r>
+      <w:proofErr w:type="spellStart"/>
+      <w:r>
+        <w:rPr>
+          <w:sz w:val="10"/>
+          <w:szCs w:val="10"/>
+        </w:rPr>
+        <w:t>sub_Genre</w:t>
+      </w:r>
+      <w:proofErr w:type="spellEnd"/>
+      <w:r>
+        <w:rPr>
+          <w:sz w:val="10"/>
+          <w:szCs w:val="10"/>
+        </w:rPr>
+        <w:t>:               Contemporary Romance / Historical Drama / Rom-</w:t>
+      </w:r>
+      <w:proofErr w:type="gramStart"/>
+      <w:r>
+        <w:rPr>
+          <w:sz w:val="10"/>
+          <w:szCs w:val="10"/>
+        </w:rPr>
+        <w:t>Com  +</w:t>
+      </w:r>
+      <w:proofErr w:type="gramEnd"/>
+    </w:p>
+    <w:p>
+      <w:pPr>
+        <w:rPr>
+          <w:sz w:val="10"/>
+          <w:szCs w:val="10"/>
+        </w:rPr>
+      </w:pPr>
+      <w:r>
+        <w:rPr>
+          <w:sz w:val="10"/>
+          <w:szCs w:val="10"/>
+        </w:rPr>
+        <w:t>+++++++++++++++++++++++++++++++++++++++++++++++++++++++++++++++++++++++++++++++</w:t>
+      </w:r>
+    </w:p>
+    <w:p>
+      <w:pPr>
+        <w:rPr>
+          <w:sz w:val="10"/>
+          <w:szCs w:val="10"/>
+        </w:rPr>
+      </w:pPr>
+    </w:p>
+    <w:p>
+      <w:pPr>
+        <w:rPr>
+          <w:sz w:val="10"/>
+          <w:szCs w:val="10"/>
+        </w:rPr>
+      </w:pPr>
+      <w:r>
+        <w:rPr>
+          <w:sz w:val="10"/>
+          <w:szCs w:val="10"/>
+        </w:rPr>
+        <w:t>=== CATEGORY INFORMATION ===</w:t>
+      </w:r>
+    </w:p>
+    <w:p>
+      <w:pPr>
+        <w:rPr>
+          <w:sz w:val="10"/>
+          <w:szCs w:val="10"/>
+        </w:rPr>
+      </w:pPr>
+      <w:r>
+        <w:rPr>
+          <w:sz w:val="10"/>
+          <w:szCs w:val="10"/>
+        </w:rPr>
+        <w:t>Comedy Collection</w:t>
+      </w:r>
+    </w:p>
+    <w:p>
+      <w:pPr>
+        <w:rPr>
+          <w:sz w:val="10"/>
+          <w:szCs w:val="10"/>
+        </w:rPr>
+      </w:pPr>
+    </w:p>
+    <w:p>
+      <w:pPr>
+        <w:rPr>
+          <w:sz w:val="10"/>
+          <w:szCs w:val="10"/>
+        </w:rPr>
+      </w:pPr>
+      <w:r>
+        <w:rPr>
+          <w:sz w:val="10"/>
+          <w:szCs w:val="10"/>
+        </w:rPr>
+        <w:t>=== ALL FILMS ===</w:t>
+      </w:r>
+    </w:p>
+    <w:p>
+      <w:pPr>
+        <w:rPr>
+          <w:sz w:val="10"/>
+          <w:szCs w:val="10"/>
+        </w:rPr>
+      </w:pPr>
+      <w:r>
+        <w:rPr>
+          <w:sz w:val="10"/>
+          <w:szCs w:val="10"/>
+        </w:rPr>
+        <w:t>Short Film</w:t>
+      </w:r>
+    </w:p>
+    <w:p>
+      <w:pPr>
+        <w:rPr>
+          <w:sz w:val="10"/>
+          <w:szCs w:val="10"/>
+        </w:rPr>
+      </w:pPr>
+      <w:r>
+        <w:rPr>
+          <w:sz w:val="10"/>
+          <w:szCs w:val="10"/>
+        </w:rPr>
+        <w:t>Animated Film</w:t>
+      </w:r>
+    </w:p>
+    <w:p>
+      <w:pPr>
+        <w:rPr>
+          <w:sz w:val="10"/>
+          <w:szCs w:val="10"/>
+        </w:rPr>
+      </w:pPr>
+      <w:r>
+        <w:rPr>
+          <w:sz w:val="10"/>
+          <w:szCs w:val="10"/>
+        </w:rPr>
+        <w:t>Blockbuster Film</w:t>
+      </w:r>
+    </w:p>
+    <w:p>
+      <w:pPr>
+        <w:rPr>
+          <w:sz w:val="10"/>
+          <w:szCs w:val="10"/>
+        </w:rPr>
+      </w:pPr>
+    </w:p>
+    <w:p>
+      <w:pPr>
+        <w:rPr>
+          <w:sz w:val="10"/>
+          <w:szCs w:val="10"/>
+        </w:rPr>
+      </w:pPr>
+      <w:r>
+        <w:rPr>
+          <w:sz w:val="10"/>
+          <w:szCs w:val="10"/>
+        </w:rPr>
+        <w:t>=== FILM LIFECYCLE ===</w:t>
+      </w:r>
+    </w:p>
+    <w:p>
+      <w:pPr>
+        <w:rPr>
+          <w:sz w:val="10"/>
+          <w:szCs w:val="10"/>
+        </w:rPr>
+      </w:pPr>
+    </w:p>
+    <w:p>
+      <w:pPr>
+        <w:rPr>
+          <w:sz w:val="10"/>
+          <w:szCs w:val="10"/>
+        </w:rPr>
+      </w:pPr>
+      <w:r>
+        <w:rPr>
+          <w:sz w:val="10"/>
+          <w:szCs w:val="10"/>
+        </w:rPr>
+        <w:t>Short Film State:</w:t>
+      </w:r>
+    </w:p>
+    <w:p>
+      <w:pPr>
+        <w:rPr>
+          <w:sz w:val="10"/>
+          <w:szCs w:val="10"/>
+        </w:rPr>
+      </w:pPr>
+      <w:r>
+        <w:rPr>
+          <w:sz w:val="10"/>
+          <w:szCs w:val="10"/>
+        </w:rPr>
+        <w:t>Current State: Development</w:t>
+      </w:r>
+    </w:p>
+    <w:p>
+      <w:pPr>
+        <w:rPr>
+          <w:sz w:val="10"/>
+          <w:szCs w:val="10"/>
+        </w:rPr>
+      </w:pPr>
+      <w:r>
+        <w:rPr>
+          <w:sz w:val="10"/>
+          <w:szCs w:val="10"/>
+        </w:rPr>
+        <w:t>After First Transition: Production</w:t>
+      </w:r>
+    </w:p>
+    <w:p>
+      <w:pPr>
+        <w:rPr>
+          <w:sz w:val="10"/>
+          <w:szCs w:val="10"/>
+        </w:rPr>
+      </w:pPr>
+      <w:r>
+        <w:rPr>
+          <w:sz w:val="10"/>
+          <w:szCs w:val="10"/>
+        </w:rPr>
+        <w:t>After Second Transition: Distribution</w:t>
+      </w:r>
+    </w:p>
+    <w:p>
+      <w:pPr>
+        <w:rPr>
+          <w:sz w:val="10"/>
+          <w:szCs w:val="10"/>
+        </w:rPr>
+      </w:pPr>
+    </w:p>
+    <w:p>
+      <w:pPr>
+        <w:rPr>
+          <w:sz w:val="10"/>
+          <w:szCs w:val="10"/>
+        </w:rPr>
+      </w:pPr>
+      <w:r>
+        <w:rPr>
+          <w:sz w:val="10"/>
+          <w:szCs w:val="10"/>
+        </w:rPr>
+        <w:t>=== PRODUCTION FILMS ===</w:t>
+      </w:r>
+    </w:p>
+    <w:p>
+      <w:pPr>
+        <w:rPr>
+          <w:sz w:val="10"/>
+          <w:szCs w:val="10"/>
+        </w:rPr>
+      </w:pPr>
+      <w:r>
+        <w:rPr>
+          <w:sz w:val="10"/>
+          <w:szCs w:val="10"/>
+        </w:rPr>
+        <w:t>Animated Film</w:t>
+      </w:r>
+    </w:p>
+    <w:p>
+      <w:pPr>
+        <w:rPr>
+          <w:sz w:val="10"/>
+          <w:szCs w:val="10"/>
+        </w:rPr>
+      </w:pPr>
+    </w:p>
+    <w:p>
+      <w:pPr>
+        <w:rPr>
+          <w:sz w:val="10"/>
+          <w:szCs w:val="10"/>
+        </w:rPr>
+      </w:pPr>
+      <w:r>
+        <w:rPr>
+          <w:sz w:val="10"/>
+          <w:szCs w:val="10"/>
+        </w:rPr>
+        <w:t>=== MOVING FILM ===</w:t>
+      </w:r>
+    </w:p>
+    <w:p>
+      <w:pPr>
+        <w:rPr>
+          <w:sz w:val="10"/>
+          <w:szCs w:val="10"/>
+        </w:rPr>
+      </w:pPr>
+    </w:p>
+    <w:p>
+      <w:pPr>
+        <w:rPr>
+          <w:sz w:val="10"/>
+          <w:szCs w:val="10"/>
+        </w:rPr>
+      </w:pPr>
+      <w:r>
+        <w:rPr>
+          <w:sz w:val="10"/>
+          <w:szCs w:val="10"/>
+        </w:rPr>
+        <w:t>=== COMEDY COLLECTION ===</w:t>
+      </w:r>
+    </w:p>
+    <w:p>
+      <w:pPr>
+        <w:rPr>
+          <w:sz w:val="10"/>
+          <w:szCs w:val="10"/>
+        </w:rPr>
+      </w:pPr>
+      <w:r>
+        <w:rPr>
+          <w:sz w:val="10"/>
+          <w:szCs w:val="10"/>
+        </w:rPr>
+        <w:t>Short Film</w:t>
+      </w:r>
+    </w:p>
+    <w:p>
+      <w:pPr>
+        <w:rPr>
+          <w:sz w:val="10"/>
+          <w:szCs w:val="10"/>
+        </w:rPr>
+      </w:pPr>
+      <w:r>
+        <w:rPr>
+          <w:sz w:val="10"/>
+          <w:szCs w:val="10"/>
+        </w:rPr>
+        <w:t>Blockbuster Film</w:t>
+      </w:r>
+    </w:p>
+    <w:p>
+      <w:pPr>
+        <w:rPr>
+          <w:sz w:val="10"/>
+          <w:szCs w:val="10"/>
+        </w:rPr>
+      </w:pPr>
+    </w:p>
+    <w:p>
+      <w:pPr>
+        <w:rPr>
+          <w:sz w:val="10"/>
+          <w:szCs w:val="10"/>
+        </w:rPr>
+      </w:pPr>
+      <w:r>
+        <w:rPr>
+          <w:sz w:val="10"/>
+          <w:szCs w:val="10"/>
+        </w:rPr>
+        <w:t>=== FEATURED COLLECTION ===</w:t>
+      </w:r>
+    </w:p>
+    <w:p>
+      <w:pPr>
+        <w:rPr>
+          <w:sz w:val="10"/>
+          <w:szCs w:val="10"/>
+        </w:rPr>
+      </w:pPr>
+      <w:r>
+        <w:rPr>
+          <w:sz w:val="10"/>
+          <w:szCs w:val="10"/>
+        </w:rPr>
+        <w:t>Animated Film</w:t>
+      </w:r>
+    </w:p>
+    <w:p>
+      <w:pPr>
+        <w:rPr>
+          <w:sz w:val="10"/>
+          <w:szCs w:val="10"/>
+        </w:rPr>
+      </w:pPr>
+    </w:p>
+    <w:p>
+      <w:pPr>
+        <w:rPr>
+          <w:sz w:val="10"/>
+          <w:szCs w:val="10"/>
+        </w:rPr>
+      </w:pPr>
+      <w:r>
+        <w:rPr>
+          <w:sz w:val="10"/>
+          <w:szCs w:val="10"/>
+        </w:rPr>
+        <w:t>========== END OF DEMO ==========</w:t>
+      </w:r>
+    </w:p>
+    <w:p>
+      <w:pPr>
+        <w:rPr>
+          <w:sz w:val="10"/>
+          <w:szCs w:val="10"/>
+        </w:rPr>
+      </w:pPr>
+      <w:r>
+        <w:rPr>
+          <w:sz w:val="10"/>
+          <w:szCs w:val="10"/>
+        </w:rPr>
+        <w:t xml:space="preserve">==6242== </w:t>
+      </w:r>
+    </w:p>
+    <w:p>
+      <w:pPr>
+        <w:rPr>
+          <w:sz w:val="10"/>
+          <w:szCs w:val="10"/>
+        </w:rPr>
+      </w:pPr>
+      <w:r>
+        <w:rPr>
+          <w:sz w:val="10"/>
+          <w:szCs w:val="10"/>
+        </w:rPr>
+        <w:t>==6242== HEAP SUMMARY:</w:t>
+      </w:r>
+    </w:p>
+    <w:p>
+      <w:pPr>
+        <w:rPr>
+          <w:sz w:val="10"/>
+          <w:szCs w:val="10"/>
+        </w:rPr>
+      </w:pPr>
+      <w:r>
+        <w:rPr>
+          <w:sz w:val="10"/>
+          <w:szCs w:val="10"/>
+        </w:rPr>
+        <w:t>==6242==     in use at exit: 0 bytes in 0 blocks</w:t>
+      </w:r>
+    </w:p>
+    <w:p>
+      <w:pPr>
+        <w:rPr>
+          <w:sz w:val="10"/>
+          <w:szCs w:val="10"/>
+        </w:rPr>
+      </w:pPr>
+      <w:r>
+        <w:rPr>
+          <w:sz w:val="10"/>
+          <w:szCs w:val="10"/>
+        </w:rPr>
+        <w:lastRenderedPageBreak/>
+        <w:t xml:space="preserve">==6242==   total heap usage: 40 </w:t>
+      </w:r>
+      <w:proofErr w:type="spellStart"/>
+      <w:r>
+        <w:rPr>
+          <w:sz w:val="10"/>
+          <w:szCs w:val="10"/>
+        </w:rPr>
+        <w:t>allocs</w:t>
+      </w:r>
+      <w:proofErr w:type="spellEnd"/>
+      <w:r>
+        <w:rPr>
+          <w:sz w:val="10"/>
+          <w:szCs w:val="10"/>
+        </w:rPr>
+        <w:t>, 40 frees, 78,964 bytes allocated</w:t>
+      </w:r>
+    </w:p>
+    <w:p>
+      <w:pPr>
+        <w:rPr>
+          <w:sz w:val="10"/>
+          <w:szCs w:val="10"/>
+        </w:rPr>
+      </w:pPr>
+      <w:r>
+        <w:rPr>
+          <w:sz w:val="10"/>
+          <w:szCs w:val="10"/>
+        </w:rPr>
+        <w:t xml:space="preserve">==6242== </w:t>
+      </w:r>
+    </w:p>
+    <w:p>
+      <w:pPr>
+        <w:rPr>
+          <w:sz w:val="10"/>
+          <w:szCs w:val="10"/>
+        </w:rPr>
+      </w:pPr>
+      <w:r>
+        <w:rPr>
+          <w:sz w:val="10"/>
+          <w:szCs w:val="10"/>
+        </w:rPr>
+        <w:t>==6242== All heap blocks were freed -- no leaks are possible</w:t>
+      </w:r>
+    </w:p>
+    <w:p>
+      <w:pPr>
+        <w:rPr>
+          <w:sz w:val="10"/>
+          <w:szCs w:val="10"/>
+        </w:rPr>
+      </w:pPr>
+      <w:r>
+        <w:rPr>
+          <w:sz w:val="10"/>
+          <w:szCs w:val="10"/>
+        </w:rPr>
+        <w:t xml:space="preserve">==6242== </w:t>
+      </w:r>
+    </w:p>
+    <w:p>
+      <w:pPr>
+        <w:rPr>
+          <w:sz w:val="10"/>
+          <w:szCs w:val="10"/>
+        </w:rPr>
+      </w:pPr>
+      <w:r>
+        <w:rPr>
+          <w:sz w:val="10"/>
+          <w:szCs w:val="10"/>
+        </w:rPr>
+        <w:t>==6242== For lists of detected and suppressed errors, rerun with: -s</w:t>
+      </w:r>
+    </w:p>
+    <w:p>
+      <w:pPr>
+        <w:rPr>
+          <w:sz w:val="10"/>
+          <w:szCs w:val="10"/>
+        </w:rPr>
+      </w:pPr>
+      <w:r>
+        <w:rPr>
+          <w:sz w:val="10"/>
+          <w:szCs w:val="10"/>
+        </w:rPr>
+        <w:t>==6242== ERROR SUMMARY: 0 errors from 0 contexts (suppressed: 0 from</w:t>
+      </w:r>
+    </w:p>
+    <w:p>
+      <w:pPr>
+        <w:rPr>
+          <w:sz w:val="10"/>
+          <w:szCs w:val="10"/>
+        </w:rPr>
+      </w:pPr>
+    </w:p>
+    <w:p>
+      <w:pPr>
+        <w:rPr>
+          <w:sz w:val="10"/>
+          <w:szCs w:val="10"/>
+        </w:rPr>
+      </w:pPr>
+    </w:p>
+    <w:p>
+      <w:pPr>
+        <w:rPr>
+          <w:sz w:val="10"/>
+          <w:szCs w:val="10"/>
+        </w:rPr>
+      </w:pPr>
+    </w:p>
+    <w:p>
+      <w:pPr>
+        <w:pStyle w:val="Heading2"/>
+      </w:pPr>
+      <w:r>
+        <w:rPr>
+          <w:sz w:val="32"/>
+          <w:szCs w:val="32"/>
+        </w:rPr>
+        <w:t>GitHub</w:t>
+      </w:r>
+      <w:r>
+        <w:t xml:space="preserve"> </w:t>
+      </w:r>
+      <w:r>
+        <w:rPr>
+          <w:sz w:val="32"/>
+          <w:szCs w:val="32"/>
+        </w:rPr>
+        <w:t>workflow</w:t>
+      </w:r>
+      <w:r>
+        <w:t xml:space="preserve"> </w:t>
+      </w:r>
+      <w:r>
+        <w:rPr>
+          <w:sz w:val="32"/>
+          <w:szCs w:val="32"/>
+        </w:rPr>
+        <w:t>reflection</w:t>
+      </w:r>
+    </w:p>
+    <w:p/>
+    <w:p>
+      <w:r>
+        <w:t>Initially it was difficult to work as a group using Git/GitHub. This is mainly attributed to the fact that were new to the language and platform. However, as we progressed, we managed to have a system going which allowed us to effectively work together and progress with the practical. There were situations where some of us lost our commits due t</w:t>
+      </w:r>
+      <w:r>
+        <w:t>o miscommunication within the team</w:t>
+      </w:r>
+      <w:r>
+        <w:t>.</w:t>
+      </w:r>
+    </w:p>
+    <w:p/>
+    <w:p>
+      <w:pPr>
+        <w:pStyle w:val="Subtitle"/>
+      </w:pPr>
+      <w:r>
+        <w:t>How we divided the work:</w:t>
+      </w:r>
+    </w:p>
+    <w:p>
+      <w:r>
+        <w:t>We assigned a team leader who made the final calls, this helped significantly as they managed the pulls which were pushed by other team members ensuring that the code does not have bug leading to corruption of the main branch.</w:t>
+      </w:r>
+    </w:p>
+    <w:p/>
+    <w:p>
+      <w:pPr>
+        <w:pStyle w:val="Subtitle"/>
+      </w:pPr>
+      <w:r>
+        <w:t>How changes were integrated:</w:t>
+      </w:r>
+    </w:p>
+    <w:p>
+      <w:pPr>
+        <w:rPr>
+          <w:lang w:val="en-ZA"/>
+        </w:rPr>
+      </w:pPr>
+      <w:r>
+        <w:t xml:space="preserve">Each team member created their own branch and worked on their designated section of the code. Then they would push if it was working properly. </w:t>
+      </w:r>
+      <w:r>
+        <w:t>Once they had completed their tasks, they merged their branch into the main branch.</w:t>
+      </w:r>
+      <w:r>
+        <w:t xml:space="preserve"> There were issues with the merging, so we had to come up with a solution to tackle that by moving through the different branches to copy the files and paste the right one. Although not the best solution, it was a learning curve on how to account for people working on different branches for future projects. </w:t>
+      </w:r>
+      <w:r>
+        <w:rPr>
+          <w:lang w:val="en-ZA"/>
+        </w:rPr>
+        <w:t>Once the integration issues were resolved, minor changes and fixes were pushed directly to the main branch, while larger features continued to be developed in separate branches before being merged.</w:t>
+      </w:r>
+    </w:p>
+    <w:p/>
+    <w:p/>
+    <w:p>
+      <w:pPr>
+        <w:pStyle w:val="Subtitle"/>
+      </w:pPr>
+      <w:r>
+        <w:t>How requests helped:</w:t>
+      </w:r>
+    </w:p>
+    <w:p>
+      <w:r>
+        <w:t>They ensured that the main branch only contained working code as the pulls were overviewed.</w:t>
+      </w:r>
+    </w:p>
+    <w:p/>
+    <w:p>
+      <w:pPr>
+        <w:pStyle w:val="Heading2"/>
+        <w:rPr>
+          <w:sz w:val="32"/>
+          <w:szCs w:val="32"/>
+        </w:rPr>
+      </w:pPr>
+      <w:r>
+        <w:rPr>
+          <w:sz w:val="32"/>
+          <w:szCs w:val="32"/>
+        </w:rPr>
+        <w:t>Team contribution statement</w:t>
+      </w:r>
+    </w:p>
+    <w:p/>
+    <w:p>
+      <w:pPr>
+        <w:rPr>
+          <w:lang w:val="en-ZA"/>
+        </w:rPr>
         <w:sectPr>
-          <w:footerReference w:type="default" r:id="rId9"/>
+          <w:footerReference w:type="default" r:id="rId23"/>
           <w:type w:val="continuous"/>
           <w:pgSz w:w="11910" w:h="16840"/>
           <w:pgMar w:top="1440" w:right="992" w:bottom="980" w:left="992" w:header="0" w:footer="798" w:gutter="0"/>
@@ -679,138 +5688,16 @@
           <w:cols w:space="720"/>
         </w:sectPr>
       </w:pPr>
-    </w:p>
-    <w:p>
-      <w:pPr>
-        <w:pStyle w:val="Heading2"/>
-      </w:pPr>
-      <w:r>
-        <w:rPr>
-          <w:sz w:val="32"/>
-          <w:szCs w:val="32"/>
-        </w:rPr>
-        <w:lastRenderedPageBreak/>
-        <w:t>GitHub</w:t>
-      </w:r>
-      <w:r>
-        <w:t xml:space="preserve"> </w:t>
-      </w:r>
-      <w:r>
-        <w:rPr>
-          <w:sz w:val="32"/>
-          <w:szCs w:val="32"/>
-        </w:rPr>
-        <w:t>workflow</w:t>
-      </w:r>
-      <w:r>
-        <w:t xml:space="preserve"> </w:t>
-      </w:r>
-      <w:r>
-        <w:rPr>
-          <w:sz w:val="32"/>
-          <w:szCs w:val="32"/>
-        </w:rPr>
-        <w:t>reflection</w:t>
-      </w:r>
-    </w:p>
-    <w:p/>
-    <w:p>
-      <w:r>
-        <w:t>Initially it was difficult to work as a group using Git/GitHub. This is mainly attributed to the fact that were new to the language and platform. However, as we progressed, we managed to have a system going which allowed us to effectively work together and progress with the practical. There were situations where some of us lost our commits due t</w:t>
-      </w:r>
-      <w:r>
-        <w:t>o miscommunication within the team</w:t>
-      </w:r>
-      <w:r>
-        <w:t>.</w:t>
-      </w:r>
-    </w:p>
-    <w:p/>
-    <w:p>
-      <w:pPr>
-        <w:pStyle w:val="Subtitle"/>
-      </w:pPr>
-      <w:r>
-        <w:t>How we divided the work:</w:t>
-      </w:r>
-    </w:p>
-    <w:p>
-      <w:r>
-        <w:t>We assigned a team leader who made the final calls, this helped significantly as they managed the pulls which were pushed by other team members ensuring that the code does not have bug leading to corruption of the main branch.</w:t>
-      </w:r>
-    </w:p>
-    <w:p/>
-    <w:p>
-      <w:pPr>
-        <w:pStyle w:val="Subtitle"/>
-      </w:pPr>
-      <w:r>
-        <w:t>How changes were integrated:</w:t>
-      </w:r>
-    </w:p>
-    <w:p>
-      <w:r>
-        <w:t xml:space="preserve">Each team member created their own branch and worked on their designated section of the code. Then they would push if it was working properly. </w:t>
-      </w:r>
-      <w:r>
-        <w:t>Once they had completed their tasks, they merged their branch into the main branch.</w:t>
-      </w:r>
-      <w:r>
-        <w:t xml:space="preserve"> There were no issues with the merging. Once the merging was complete</w:t>
-      </w:r>
-      <w:r>
-        <w:t>, each team member pushed to the main branch, since they were making minor changes.</w:t>
-      </w:r>
-    </w:p>
-    <w:p/>
-    <w:p>
-      <w:pPr>
-        <w:pStyle w:val="Subtitle"/>
-      </w:pPr>
-      <w:r>
-        <w:t>T</w:t>
-      </w:r>
-      <w:r>
-        <w:t>wo or three commits</w:t>
-      </w:r>
-      <w:r>
-        <w:t>:</w:t>
-      </w:r>
-    </w:p>
-    <w:p/>
-    <w:p>
-      <w:pPr>
-        <w:pStyle w:val="Subtitle"/>
-      </w:pPr>
-      <w:r>
-        <w:t>How requests helped:</w:t>
-      </w:r>
-    </w:p>
-    <w:p>
-      <w:r>
-        <w:t>They ensured that the main branch only contained working code as the pulls were overviewed.</w:t>
-      </w:r>
-    </w:p>
-    <w:p/>
-    <w:p/>
-    <w:p>
-      <w:pPr>
-        <w:pStyle w:val="Heading2"/>
-        <w:rPr>
-          <w:sz w:val="32"/>
-          <w:szCs w:val="32"/>
-        </w:rPr>
-      </w:pPr>
-      <w:r>
-        <w:rPr>
-          <w:sz w:val="32"/>
-          <w:szCs w:val="32"/>
-        </w:rPr>
-        <w:t>Team contribution statement</w:t>
+      <w:r>
+        <w:rPr>
+          <w:lang w:val="en-ZA"/>
+        </w:rPr>
+        <w:t>The project was completed collaboratively, with each team member contributing according to their strengths. Responsibilities included implementing design patterns, producing UML and design documentation, integrating code, debugging, testing, and managing the GitHub workflow. All team members contributed to the final system and its successful completion.</w:t>
       </w:r>
     </w:p>
     <w:p/>
     <w:sectPr>
+      <w:footerReference w:type="default" r:id="rId24"/>
       <w:pgSz w:w="11910" w:h="16840"/>
       <w:pgMar w:top="1340" w:right="992" w:bottom="980" w:left="992" w:header="0" w:footer="798" w:gutter="0"/>
       <w:cols w:space="720"/>
@@ -820,7 +5707,7 @@
 </file>
 
 <file path=word/endnotes.xml><?xml version="1.0" encoding="utf-8"?>
-<w:endnotes xmlns:wpc="http://schemas.microsoft.com/office/word/2010/wordprocessingCanvas" xmlns:cx="http://schemas.microsoft.com/office/drawing/2014/chartex" xmlns:cx1="http://schemas.microsoft.com/office/drawing/2015/9/8/chartex" xmlns:cx2="http://schemas.microsoft.com/office/drawing/2015/10/21/chartex" xmlns:cx3="http://schemas.microsoft.com/office/drawing/2016/5/9/chartex" xmlns:cx4="http://schemas.microsoft.com/office/drawing/2016/5/10/chartex" xmlns:cx5="http://schemas.microsoft.com/office/drawing/2016/5/11/chartex" xmlns:cx6="http://schemas.microsoft.com/office/drawing/2016/5/12/chartex" xmlns:cx7="http://schemas.microsoft.com/office/drawing/2016/5/13/chartex" xmlns:cx8="http://schemas.microsoft.com/office/drawing/2016/5/14/chartex" xmlns:mc="http://schemas.openxmlformats.org/markup-compatibility/2006" xmlns:aink="http://schemas.microsoft.com/office/drawing/2016/ink" xmlns:am3d="http://schemas.microsoft.com/office/drawing/2017/model3d" xmlns:o="urn:schemas-microsoft-com:office:office" xmlns:oel="http://schemas.microsoft.com/office/2019/extlst" xmlns:r="http://schemas.openxmlformats.org/officeDocument/2006/relationships" xmlns:m="http://schemas.openxmlformats.org/officeDocument/2006/math" xmlns:v="urn:schemas-microsoft-com:vml" xmlns:wp14="http://schemas.microsoft.com/office/word/2010/wordprocessingDrawing" xmlns:wp="http://schemas.openxmlformats.org/drawingml/2006/wordprocessingDrawing" xmlns:w10="urn:schemas-microsoft-com:office:word" xmlns:w="http://schemas.openxmlformats.org/wordprocessingml/2006/main" xmlns:w14="http://schemas.microsoft.com/office/word/2010/wordml" xmlns:w15="http://schemas.microsoft.com/office/word/2012/wordml" xmlns:w16cex="http://schemas.microsoft.com/office/word/2018/wordml/cex" xmlns:w16cid="http://schemas.microsoft.com/office/word/2016/wordml/cid" xmlns:w16="http://schemas.microsoft.com/office/word/2018/wordml" xmlns:w16du="http://schemas.microsoft.com/office/word/2023/wordml/word16du" xmlns:w16sdtdh="http://schemas.microsoft.com/office/word/2020/wordml/sdtdatahash" xmlns:w16sdtfl="http://schemas.microsoft.com/office/word/2024/wordml/sdtformatlock" xmlns:w16se="http://schemas.microsoft.com/office/word/2015/wordml/symex" xmlns:wpg="http://schemas.microsoft.com/office/word/2010/wordprocessingGroup" xmlns:wpi="http://schemas.microsoft.com/office/word/2010/wordprocessingInk" xmlns:wne="http://schemas.microsoft.com/office/word/2006/wordml" xmlns:wps="http://schemas.microsoft.com/office/word/2010/wordprocessingShape" mc:Ignorable="w14 w15 w16se w16cid w16 w16cex w16sdtdh w16sdtfl w16du wp14">
+<w:endnotes xmlns:wpc="http://schemas.microsoft.com/office/word/2010/wordprocessingCanvas" xmlns:cx="http://schemas.microsoft.com/office/drawing/2014/chartex" xmlns:cx1="http://schemas.microsoft.com/office/drawing/2015/9/8/chartex" xmlns:cx2="http://schemas.microsoft.com/office/drawing/2015/10/21/chartex" xmlns:cx3="http://schemas.microsoft.com/office/drawing/2016/5/9/chartex" xmlns:cx4="http://schemas.microsoft.com/office/drawing/2016/5/10/chartex" xmlns:cx5="http://schemas.microsoft.com/office/drawing/2016/5/11/chartex" xmlns:cx6="http://schemas.microsoft.com/office/drawing/2016/5/12/chartex" xmlns:cx7="http://schemas.microsoft.com/office/drawing/2016/5/13/chartex" xmlns:cx8="http://schemas.microsoft.com/office/drawing/2016/5/14/chartex" xmlns:mc="http://schemas.openxmlformats.org/markup-compatibility/2006" xmlns:aink="http://schemas.microsoft.com/office/drawing/2016/ink" xmlns:am3d="http://schemas.microsoft.com/office/drawing/2017/model3d" xmlns:o="urn:schemas-microsoft-com:office:office" xmlns:oel="http://schemas.microsoft.com/office/2019/extlst" xmlns:r="http://schemas.openxmlformats.org/officeDocument/2006/relationships" xmlns:m="http://schemas.openxmlformats.org/officeDocument/2006/math" xmlns:v="urn:schemas-microsoft-com:vml" xmlns:wp14="http://schemas.microsoft.com/office/word/2010/wordprocessingDrawing" xmlns:wp="http://schemas.openxmlformats.org/drawingml/2006/wordprocessingDrawing" xmlns:w10="urn:schemas-microsoft-com:office:word" xmlns:w="http://schemas.openxmlformats.org/wordprocessingml/2006/main" xmlns:w14="http://schemas.microsoft.com/office/word/2010/wordml" xmlns:w15="http://schemas.microsoft.com/office/word/2012/wordml" xmlns:w16cei="http://schemas.microsoft.com/office/word/2026/wordml/cei" xmlns:w16cex="http://schemas.microsoft.com/office/word/2018/wordml/cex" xmlns:w16cid="http://schemas.microsoft.com/office/word/2016/wordml/cid" xmlns:w16="http://schemas.microsoft.com/office/word/2018/wordml" xmlns:w16du="http://schemas.microsoft.com/office/word/2023/wordml/word16du" xmlns:w16sdtdh="http://schemas.microsoft.com/office/word/2020/wordml/sdtdatahash" xmlns:w16sdtfl="http://schemas.microsoft.com/office/word/2024/wordml/sdtformatlock" xmlns:w16se="http://schemas.microsoft.com/office/word/2015/wordml/symex" xmlns:wpg="http://schemas.microsoft.com/office/word/2010/wordprocessingGroup" xmlns:wpi="http://schemas.microsoft.com/office/word/2010/wordprocessingInk" xmlns:wne="http://schemas.microsoft.com/office/word/2006/wordml" xmlns:wps="http://schemas.microsoft.com/office/word/2010/wordprocessingShape" mc:Ignorable="w14 w15 w16se w16cid w16 w16cex w16sdtdh w16sdtfl w16du wp14">
   <w:endnote w:type="separator" w:id="-1">
     <w:p>
       <w:r>
@@ -839,7 +5726,355 @@
 </file>
 
 <file path=word/footer1.xml><?xml version="1.0" encoding="utf-8"?>
-<w:ftr xmlns:wpc="http://schemas.microsoft.com/office/word/2010/wordprocessingCanvas" xmlns:cx="http://schemas.microsoft.com/office/drawing/2014/chartex" xmlns:cx1="http://schemas.microsoft.com/office/drawing/2015/9/8/chartex" xmlns:cx2="http://schemas.microsoft.com/office/drawing/2015/10/21/chartex" xmlns:cx3="http://schemas.microsoft.com/office/drawing/2016/5/9/chartex" xmlns:cx4="http://schemas.microsoft.com/office/drawing/2016/5/10/chartex" xmlns:cx5="http://schemas.microsoft.com/office/drawing/2016/5/11/chartex" xmlns:cx6="http://schemas.microsoft.com/office/drawing/2016/5/12/chartex" xmlns:cx7="http://schemas.microsoft.com/office/drawing/2016/5/13/chartex" xmlns:cx8="http://schemas.microsoft.com/office/drawing/2016/5/14/chartex" xmlns:mc="http://schemas.openxmlformats.org/markup-compatibility/2006" xmlns:aink="http://schemas.microsoft.com/office/drawing/2016/ink" xmlns:am3d="http://schemas.microsoft.com/office/drawing/2017/model3d" xmlns:o="urn:schemas-microsoft-com:office:office" xmlns:oel="http://schemas.microsoft.com/office/2019/extlst" xmlns:r="http://schemas.openxmlformats.org/officeDocument/2006/relationships" xmlns:m="http://schemas.openxmlformats.org/officeDocument/2006/math" xmlns:v="urn:schemas-microsoft-com:vml" xmlns:wp14="http://schemas.microsoft.com/office/word/2010/wordprocessingDrawing" xmlns:wp="http://schemas.openxmlformats.org/drawingml/2006/wordprocessingDrawing" xmlns:w10="urn:schemas-microsoft-com:office:word" xmlns:w="http://schemas.openxmlformats.org/wordprocessingml/2006/main" xmlns:w14="http://schemas.microsoft.com/office/word/2010/wordml" xmlns:w15="http://schemas.microsoft.com/office/word/2012/wordml" xmlns:w16cex="http://schemas.microsoft.com/office/word/2018/wordml/cex" xmlns:w16cid="http://schemas.microsoft.com/office/word/2016/wordml/cid" xmlns:w16="http://schemas.microsoft.com/office/word/2018/wordml" xmlns:w16du="http://schemas.microsoft.com/office/word/2023/wordml/word16du" xmlns:w16sdtdh="http://schemas.microsoft.com/office/word/2020/wordml/sdtdatahash" xmlns:w16sdtfl="http://schemas.microsoft.com/office/word/2024/wordml/sdtformatlock" xmlns:w16se="http://schemas.microsoft.com/office/word/2015/wordml/symex" xmlns:wpg="http://schemas.microsoft.com/office/word/2010/wordprocessingGroup" xmlns:wpi="http://schemas.microsoft.com/office/word/2010/wordprocessingInk" xmlns:wne="http://schemas.microsoft.com/office/word/2006/wordml" xmlns:wps="http://schemas.microsoft.com/office/word/2010/wordprocessingShape" mc:Ignorable="w14 w15 w16se w16cid w16 w16cex w16sdtdh w16sdtfl w16du wp14">
+<w:ftr xmlns:wpc="http://schemas.microsoft.com/office/word/2010/wordprocessingCanvas" xmlns:cx="http://schemas.microsoft.com/office/drawing/2014/chartex" xmlns:cx1="http://schemas.microsoft.com/office/drawing/2015/9/8/chartex" xmlns:cx2="http://schemas.microsoft.com/office/drawing/2015/10/21/chartex" xmlns:cx3="http://schemas.microsoft.com/office/drawing/2016/5/9/chartex" xmlns:cx4="http://schemas.microsoft.com/office/drawing/2016/5/10/chartex" xmlns:cx5="http://schemas.microsoft.com/office/drawing/2016/5/11/chartex" xmlns:cx6="http://schemas.microsoft.com/office/drawing/2016/5/12/chartex" xmlns:cx7="http://schemas.microsoft.com/office/drawing/2016/5/13/chartex" xmlns:cx8="http://schemas.microsoft.com/office/drawing/2016/5/14/chartex" xmlns:mc="http://schemas.openxmlformats.org/markup-compatibility/2006" xmlns:aink="http://schemas.microsoft.com/office/drawing/2016/ink" xmlns:am3d="http://schemas.microsoft.com/office/drawing/2017/model3d" xmlns:o="urn:schemas-microsoft-com:office:office" xmlns:oel="http://schemas.microsoft.com/office/2019/extlst" xmlns:r="http://schemas.openxmlformats.org/officeDocument/2006/relationships" xmlns:m="http://schemas.openxmlformats.org/officeDocument/2006/math" xmlns:v="urn:schemas-microsoft-com:vml" xmlns:wp14="http://schemas.microsoft.com/office/word/2010/wordprocessingDrawing" xmlns:wp="http://schemas.openxmlformats.org/drawingml/2006/wordprocessingDrawing" xmlns:w10="urn:schemas-microsoft-com:office:word" xmlns:w="http://schemas.openxmlformats.org/wordprocessingml/2006/main" xmlns:w14="http://schemas.microsoft.com/office/word/2010/wordml" xmlns:w15="http://schemas.microsoft.com/office/word/2012/wordml" xmlns:w16cei="http://schemas.microsoft.com/office/word/2026/wordml/cei" xmlns:w16cex="http://schemas.microsoft.com/office/word/2018/wordml/cex" xmlns:w16cid="http://schemas.microsoft.com/office/word/2016/wordml/cid" xmlns:w16="http://schemas.microsoft.com/office/word/2018/wordml" xmlns:w16du="http://schemas.microsoft.com/office/word/2023/wordml/word16du" xmlns:w16sdtdh="http://schemas.microsoft.com/office/word/2020/wordml/sdtdatahash" xmlns:w16sdtfl="http://schemas.microsoft.com/office/word/2024/wordml/sdtformatlock" xmlns:w16se="http://schemas.microsoft.com/office/word/2015/wordml/symex" xmlns:wpg="http://schemas.microsoft.com/office/word/2010/wordprocessingGroup" xmlns:wpi="http://schemas.microsoft.com/office/word/2010/wordprocessingInk" xmlns:wne="http://schemas.microsoft.com/office/word/2006/wordml" xmlns:wps="http://schemas.microsoft.com/office/word/2010/wordprocessingShape" mc:Ignorable="w14 w15 w16se w16cid w16 w16cex w16sdtdh w16sdtfl w16du wp14">
+  <w:p>
+    <w:pPr>
+      <w:pStyle w:val="BodyText"/>
+      <w:spacing w:line="14" w:lineRule="auto"/>
+      <w:rPr>
+        <w:sz w:val="20"/>
+      </w:rPr>
+    </w:pPr>
+    <w:r>
+      <w:rPr>
+        <w:noProof/>
+        <w:sz w:val="20"/>
+      </w:rPr>
+      <mc:AlternateContent>
+        <mc:Choice Requires="wps">
+          <w:drawing>
+            <wp:anchor distT="0" distB="0" distL="0" distR="0" simplePos="0" relativeHeight="251676160" behindDoc="1" locked="0" layoutInCell="1" allowOverlap="1" wp14:anchorId="4CE7AD1F" wp14:editId="6EE96AC1">
+              <wp:simplePos x="0" y="0"/>
+              <wp:positionH relativeFrom="page">
+                <wp:posOffset>902004</wp:posOffset>
+              </wp:positionH>
+              <wp:positionV relativeFrom="page">
+                <wp:posOffset>10045857</wp:posOffset>
+              </wp:positionV>
+              <wp:extent cx="601980" cy="211454"/>
+              <wp:effectExtent l="0" t="0" r="0" b="0"/>
+              <wp:wrapNone/>
+              <wp:docPr id="761596612" name="Textbox 1"/>
+              <wp:cNvGraphicFramePr>
+                <a:graphicFrameLocks xmlns:a="http://schemas.openxmlformats.org/drawingml/2006/main"/>
+              </wp:cNvGraphicFramePr>
+              <a:graphic xmlns:a="http://schemas.openxmlformats.org/drawingml/2006/main">
+                <a:graphicData uri="http://schemas.microsoft.com/office/word/2010/wordprocessingShape">
+                  <wps:wsp>
+                    <wps:cNvSpPr txBox="1">
+                      <a:spLocks/>
+                    </wps:cNvSpPr>
+                    <wps:spPr>
+                      <a:xfrm>
+                        <a:off x="0" y="0"/>
+                        <a:ext cx="601980" cy="211454"/>
+                      </a:xfrm>
+                      <a:prstGeom prst="rect">
+                        <a:avLst/>
+                      </a:prstGeom>
+                    </wps:spPr>
+                    <wps:txbx>
+                      <w:txbxContent>
+                        <w:p>
+                          <w:pPr>
+                            <w:pStyle w:val="BodyText"/>
+                            <w:spacing w:before="20"/>
+                            <w:ind w:left="20"/>
+                          </w:pPr>
+                          <w:r>
+                            <w:rPr>
+                              <w:w w:val="110"/>
+                            </w:rPr>
+                            <w:t>COS</w:t>
+                          </w:r>
+                          <w:r>
+                            <w:rPr>
+                              <w:spacing w:val="-20"/>
+                              <w:w w:val="110"/>
+                            </w:rPr>
+                            <w:t xml:space="preserve"> </w:t>
+                          </w:r>
+                          <w:r>
+                            <w:rPr>
+                              <w:spacing w:val="-5"/>
+                              <w:w w:val="105"/>
+                            </w:rPr>
+                            <w:t>214</w:t>
+                          </w:r>
+                        </w:p>
+                      </w:txbxContent>
+                    </wps:txbx>
+                    <wps:bodyPr wrap="square" lIns="0" tIns="0" rIns="0" bIns="0" rtlCol="0">
+                      <a:noAutofit/>
+                    </wps:bodyPr>
+                  </wps:wsp>
+                </a:graphicData>
+              </a:graphic>
+            </wp:anchor>
+          </w:drawing>
+        </mc:Choice>
+        <mc:Fallback>
+          <w:pict>
+            <v:shapetype w14:anchorId="4CE7AD1F" id="_x0000_t202" coordsize="21600,21600" o:spt="202" path="m,l,21600r21600,l21600,xe">
+              <v:stroke joinstyle="miter"/>
+              <v:path gradientshapeok="t" o:connecttype="rect"/>
+            </v:shapetype>
+            <v:shape id="Textbox 1" o:spid="_x0000_s1029" type="#_x0000_t202" style="position:absolute;margin-left:71pt;margin-top:791pt;width:47.4pt;height:16.65pt;z-index:-251640320;visibility:visible;mso-wrap-style:square;mso-wrap-distance-left:0;mso-wrap-distance-top:0;mso-wrap-distance-right:0;mso-wrap-distance-bottom:0;mso-position-horizontal:absolute;mso-position-horizontal-relative:page;mso-position-vertical:absolute;mso-position-vertical-relative:page;v-text-anchor:top" o:gfxdata="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" filled="f" stroked="f">
+              <v:textbox inset="0,0,0,0">
+                <w:txbxContent>
+                  <w:p>
+                    <w:pPr>
+                      <w:pStyle w:val="BodyText"/>
+                      <w:spacing w:before="20"/>
+                      <w:ind w:left="20"/>
+                    </w:pPr>
+                    <w:r>
+                      <w:rPr>
+                        <w:w w:val="110"/>
+                      </w:rPr>
+                      <w:t>COS</w:t>
+                    </w:r>
+                    <w:r>
+                      <w:rPr>
+                        <w:spacing w:val="-20"/>
+                        <w:w w:val="110"/>
+                      </w:rPr>
+                      <w:t xml:space="preserve"> </w:t>
+                    </w:r>
+                    <w:r>
+                      <w:rPr>
+                        <w:spacing w:val="-5"/>
+                        <w:w w:val="105"/>
+                      </w:rPr>
+                      <w:t>214</w:t>
+                    </w:r>
+                  </w:p>
+                </w:txbxContent>
+              </v:textbox>
+              <w10:wrap anchorx="page" anchory="page"/>
+            </v:shape>
+          </w:pict>
+        </mc:Fallback>
+      </mc:AlternateContent>
+    </w:r>
+    <w:r>
+      <w:rPr>
+        <w:noProof/>
+        <w:sz w:val="20"/>
+      </w:rPr>
+      <mc:AlternateContent>
+        <mc:Choice Requires="wps">
+          <w:drawing>
+            <wp:anchor distT="0" distB="0" distL="0" distR="0" simplePos="0" relativeHeight="251677184" behindDoc="1" locked="0" layoutInCell="1" allowOverlap="1" wp14:anchorId="0BB16EEB" wp14:editId="30F8EA24">
+              <wp:simplePos x="0" y="0"/>
+              <wp:positionH relativeFrom="page">
+                <wp:posOffset>3604386</wp:posOffset>
+              </wp:positionH>
+              <wp:positionV relativeFrom="page">
+                <wp:posOffset>10045857</wp:posOffset>
+              </wp:positionV>
+              <wp:extent cx="350520" cy="211454"/>
+              <wp:effectExtent l="0" t="0" r="0" b="0"/>
+              <wp:wrapNone/>
+              <wp:docPr id="1333897533" name="Textbox 2"/>
+              <wp:cNvGraphicFramePr>
+                <a:graphicFrameLocks xmlns:a="http://schemas.openxmlformats.org/drawingml/2006/main"/>
+              </wp:cNvGraphicFramePr>
+              <a:graphic xmlns:a="http://schemas.openxmlformats.org/drawingml/2006/main">
+                <a:graphicData uri="http://schemas.microsoft.com/office/word/2010/wordprocessingShape">
+                  <wps:wsp>
+                    <wps:cNvSpPr txBox="1">
+                      <a:spLocks/>
+                    </wps:cNvSpPr>
+                    <wps:spPr>
+                      <a:xfrm>
+                        <a:off x="0" y="0"/>
+                        <a:ext cx="350520" cy="211454"/>
+                      </a:xfrm>
+                      <a:prstGeom prst="rect">
+                        <a:avLst/>
+                      </a:prstGeom>
+                    </wps:spPr>
+                    <wps:txbx>
+                      <w:txbxContent>
+                        <w:p>
+                          <w:pPr>
+                            <w:pStyle w:val="BodyText"/>
+                            <w:spacing w:before="20"/>
+                            <w:ind w:left="20"/>
+                          </w:pPr>
+                          <w:r>
+                            <w:rPr>
+                              <w:spacing w:val="-4"/>
+                            </w:rPr>
+                            <w:t>2026</w:t>
+                          </w:r>
+                        </w:p>
+                      </w:txbxContent>
+                    </wps:txbx>
+                    <wps:bodyPr wrap="square" lIns="0" tIns="0" rIns="0" bIns="0" rtlCol="0">
+                      <a:noAutofit/>
+                    </wps:bodyPr>
+                  </wps:wsp>
+                </a:graphicData>
+              </a:graphic>
+            </wp:anchor>
+          </w:drawing>
+        </mc:Choice>
+        <mc:Fallback>
+          <w:pict>
+            <v:shape w14:anchorId="0BB16EEB" id="Textbox 2" o:spid="_x0000_s1030" type="#_x0000_t202" style="position:absolute;margin-left:283.8pt;margin-top:791pt;width:27.6pt;height:16.65pt;z-index:-251639296;visibility:visible;mso-wrap-style:square;mso-wrap-distance-left:0;mso-wrap-distance-top:0;mso-wrap-distance-right:0;mso-wrap-distance-bottom:0;mso-position-horizontal:absolute;mso-position-horizontal-relative:page;mso-position-vertical:absolute;mso-position-vertical-relative:page;v-text-anchor:top" o:gfxdata="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" filled="f" stroked="f">
+              <v:textbox inset="0,0,0,0">
+                <w:txbxContent>
+                  <w:p>
+                    <w:pPr>
+                      <w:pStyle w:val="BodyText"/>
+                      <w:spacing w:before="20"/>
+                      <w:ind w:left="20"/>
+                    </w:pPr>
+                    <w:r>
+                      <w:rPr>
+                        <w:spacing w:val="-4"/>
+                      </w:rPr>
+                      <w:t>2026</w:t>
+                    </w:r>
+                  </w:p>
+                </w:txbxContent>
+              </v:textbox>
+              <w10:wrap anchorx="page" anchory="page"/>
+            </v:shape>
+          </w:pict>
+        </mc:Fallback>
+      </mc:AlternateContent>
+    </w:r>
+    <w:r>
+      <w:rPr>
+        <w:noProof/>
+        <w:sz w:val="20"/>
+      </w:rPr>
+      <mc:AlternateContent>
+        <mc:Choice Requires="wps">
+          <w:drawing>
+            <wp:anchor distT="0" distB="0" distL="0" distR="0" simplePos="0" relativeHeight="251678208" behindDoc="1" locked="0" layoutInCell="1" allowOverlap="1" wp14:anchorId="583B2677" wp14:editId="703F96B1">
+              <wp:simplePos x="0" y="0"/>
+              <wp:positionH relativeFrom="page">
+                <wp:posOffset>5942838</wp:posOffset>
+              </wp:positionH>
+              <wp:positionV relativeFrom="page">
+                <wp:posOffset>10045857</wp:posOffset>
+              </wp:positionV>
+              <wp:extent cx="716915" cy="211454"/>
+              <wp:effectExtent l="0" t="0" r="0" b="0"/>
+              <wp:wrapNone/>
+              <wp:docPr id="98592926" name="Textbox 3"/>
+              <wp:cNvGraphicFramePr>
+                <a:graphicFrameLocks xmlns:a="http://schemas.openxmlformats.org/drawingml/2006/main"/>
+              </wp:cNvGraphicFramePr>
+              <a:graphic xmlns:a="http://schemas.openxmlformats.org/drawingml/2006/main">
+                <a:graphicData uri="http://schemas.microsoft.com/office/word/2010/wordprocessingShape">
+                  <wps:wsp>
+                    <wps:cNvSpPr txBox="1">
+                      <a:spLocks/>
+                    </wps:cNvSpPr>
+                    <wps:spPr>
+                      <a:xfrm>
+                        <a:off x="0" y="0"/>
+                        <a:ext cx="716915" cy="211454"/>
+                      </a:xfrm>
+                      <a:prstGeom prst="rect">
+                        <a:avLst/>
+                      </a:prstGeom>
+                    </wps:spPr>
+                    <wps:txbx>
+                      <w:txbxContent>
+                        <w:p>
+                          <w:pPr>
+                            <w:pStyle w:val="BodyText"/>
+                            <w:spacing w:before="20"/>
+                            <w:ind w:left="20"/>
+                            <w:rPr>
+                              <w:spacing w:val="-10"/>
+                            </w:rPr>
+                          </w:pPr>
+                          <w:r>
+                            <w:rPr>
+                              <w:spacing w:val="-7"/>
+                            </w:rPr>
+                            <w:t>Practical</w:t>
+                          </w:r>
+                          <w:r>
+                            <w:rPr>
+                              <w:spacing w:val="-9"/>
+                            </w:rPr>
+                            <w:t xml:space="preserve"> 4</w:t>
+                          </w:r>
+                        </w:p>
+                        <w:p>
+                          <w:pPr>
+                            <w:pStyle w:val="BodyText"/>
+                            <w:spacing w:before="20"/>
+                            <w:ind w:left="20"/>
+                          </w:pPr>
+                        </w:p>
+                      </w:txbxContent>
+                    </wps:txbx>
+                    <wps:bodyPr wrap="square" lIns="0" tIns="0" rIns="0" bIns="0" rtlCol="0">
+                      <a:noAutofit/>
+                    </wps:bodyPr>
+                  </wps:wsp>
+                </a:graphicData>
+              </a:graphic>
+            </wp:anchor>
+          </w:drawing>
+        </mc:Choice>
+        <mc:Fallback>
+          <w:pict>
+            <v:shape w14:anchorId="583B2677" id="Textbox 3" o:spid="_x0000_s1031" type="#_x0000_t202" style="position:absolute;margin-left:467.95pt;margin-top:791pt;width:56.45pt;height:16.65pt;z-index:-251638272;visibility:visible;mso-wrap-style:square;mso-wrap-distance-left:0;mso-wrap-distance-top:0;mso-wrap-distance-right:0;mso-wrap-distance-bottom:0;mso-position-horizontal:absolute;mso-position-horizontal-relative:page;mso-position-vertical:absolute;mso-position-vertical-relative:page;v-text-anchor:top" o:gfxdata="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" filled="f" stroked="f">
+              <v:textbox inset="0,0,0,0">
+                <w:txbxContent>
+                  <w:p>
+                    <w:pPr>
+                      <w:pStyle w:val="BodyText"/>
+                      <w:spacing w:before="20"/>
+                      <w:ind w:left="20"/>
+                      <w:rPr>
+                        <w:spacing w:val="-10"/>
+                      </w:rPr>
+                    </w:pPr>
+                    <w:r>
+                      <w:rPr>
+                        <w:spacing w:val="-7"/>
+                      </w:rPr>
+                      <w:t>Practical</w:t>
+                    </w:r>
+                    <w:r>
+                      <w:rPr>
+                        <w:spacing w:val="-9"/>
+                      </w:rPr>
+                      <w:t xml:space="preserve"> 4</w:t>
+                    </w:r>
+                  </w:p>
+                  <w:p>
+                    <w:pPr>
+                      <w:pStyle w:val="BodyText"/>
+                      <w:spacing w:before="20"/>
+                      <w:ind w:left="20"/>
+                    </w:pPr>
+                  </w:p>
+                </w:txbxContent>
+              </v:textbox>
+              <w10:wrap anchorx="page" anchory="page"/>
+            </v:shape>
+          </w:pict>
+        </mc:Fallback>
+      </mc:AlternateContent>
+    </w:r>
+  </w:p>
+</w:ftr>
+</file>
+
+<file path=word/footer2.xml><?xml version="1.0" encoding="utf-8"?>
+<w:ftr xmlns:wpc="http://schemas.microsoft.com/office/word/2010/wordprocessingCanvas" xmlns:cx="http://schemas.microsoft.com/office/drawing/2014/chartex" xmlns:cx1="http://schemas.microsoft.com/office/drawing/2015/9/8/chartex" xmlns:cx2="http://schemas.microsoft.com/office/drawing/2015/10/21/chartex" xmlns:cx3="http://schemas.microsoft.com/office/drawing/2016/5/9/chartex" xmlns:cx4="http://schemas.microsoft.com/office/drawing/2016/5/10/chartex" xmlns:cx5="http://schemas.microsoft.com/office/drawing/2016/5/11/chartex" xmlns:cx6="http://schemas.microsoft.com/office/drawing/2016/5/12/chartex" xmlns:cx7="http://schemas.microsoft.com/office/drawing/2016/5/13/chartex" xmlns:cx8="http://schemas.microsoft.com/office/drawing/2016/5/14/chartex" xmlns:mc="http://schemas.openxmlformats.org/markup-compatibility/2006" xmlns:aink="http://schemas.microsoft.com/office/drawing/2016/ink" xmlns:am3d="http://schemas.microsoft.com/office/drawing/2017/model3d" xmlns:o="urn:schemas-microsoft-com:office:office" xmlns:oel="http://schemas.microsoft.com/office/2019/extlst" xmlns:r="http://schemas.openxmlformats.org/officeDocument/2006/relationships" xmlns:m="http://schemas.openxmlformats.org/officeDocument/2006/math" xmlns:v="urn:schemas-microsoft-com:vml" xmlns:wp14="http://schemas.microsoft.com/office/word/2010/wordprocessingDrawing" xmlns:wp="http://schemas.openxmlformats.org/drawingml/2006/wordprocessingDrawing" xmlns:w10="urn:schemas-microsoft-com:office:word" xmlns:w="http://schemas.openxmlformats.org/wordprocessingml/2006/main" xmlns:w14="http://schemas.microsoft.com/office/word/2010/wordml" xmlns:w15="http://schemas.microsoft.com/office/word/2012/wordml" xmlns:w16cei="http://schemas.microsoft.com/office/word/2026/wordml/cei" xmlns:w16cex="http://schemas.microsoft.com/office/word/2018/wordml/cex" xmlns:w16cid="http://schemas.microsoft.com/office/word/2016/wordml/cid" xmlns:w16="http://schemas.microsoft.com/office/word/2018/wordml" xmlns:w16du="http://schemas.microsoft.com/office/word/2023/wordml/word16du" xmlns:w16sdtdh="http://schemas.microsoft.com/office/word/2020/wordml/sdtdatahash" xmlns:w16sdtfl="http://schemas.microsoft.com/office/word/2024/wordml/sdtformatlock" xmlns:w16se="http://schemas.microsoft.com/office/word/2015/wordml/symex" xmlns:wpg="http://schemas.microsoft.com/office/word/2010/wordprocessingGroup" xmlns:wpi="http://schemas.microsoft.com/office/word/2010/wordprocessingInk" xmlns:wne="http://schemas.microsoft.com/office/word/2006/wordml" xmlns:wps="http://schemas.microsoft.com/office/word/2010/wordprocessingShape" mc:Ignorable="w14 w15 w16se w16cid w16 w16cex w16sdtdh w16sdtfl w16du wp14">
   <w:p>
     <w:pPr>
       <w:pStyle w:val="BodyText"/>
@@ -932,7 +6167,7 @@
               <v:stroke joinstyle="miter"/>
               <v:path gradientshapeok="t" o:connecttype="rect"/>
             </v:shapetype>
-            <v:shape id="Textbox 1" o:spid="_x0000_s1029" type="#_x0000_t202" style="position:absolute;margin-left:71pt;margin-top:791pt;width:47.4pt;height:16.65pt;z-index:-251664896;visibility:visible;mso-wrap-style:square;mso-wrap-distance-left:0;mso-wrap-distance-top:0;mso-wrap-distance-right:0;mso-wrap-distance-bottom:0;mso-position-horizontal:absolute;mso-position-horizontal-relative:page;mso-position-vertical:absolute;mso-position-vertical-relative:page;v-text-anchor:top" o:gfxdata="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" filled="f" stroked="f">
+            <v:shape id="_x0000_s1032" type="#_x0000_t202" style="position:absolute;margin-left:71pt;margin-top:791pt;width:47.4pt;height:16.65pt;z-index:-251664896;visibility:visible;mso-wrap-style:square;mso-wrap-distance-left:0;mso-wrap-distance-top:0;mso-wrap-distance-right:0;mso-wrap-distance-bottom:0;mso-position-horizontal:absolute;mso-position-horizontal-relative:page;mso-position-vertical:absolute;mso-position-vertical-relative:page;v-text-anchor:top" o:gfxdata="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" filled="f" stroked="f">
               <v:textbox inset="0,0,0,0">
                 <w:txbxContent>
                   <w:p>
@@ -1036,7 +6271,7 @@
         </mc:Choice>
         <mc:Fallback>
           <w:pict>
-            <v:shape w14:anchorId="0D83CA23" id="Textbox 2" o:spid="_x0000_s1030" type="#_x0000_t202" style="position:absolute;margin-left:283.8pt;margin-top:791pt;width:27.6pt;height:16.65pt;z-index:-251653632;visibility:visible;mso-wrap-style:square;mso-wrap-distance-left:0;mso-wrap-distance-top:0;mso-wrap-distance-right:0;mso-wrap-distance-bottom:0;mso-position-horizontal:absolute;mso-position-horizontal-relative:page;mso-position-vertical:absolute;mso-position-vertical-relative:page;v-text-anchor:top" o:gfxdata="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" filled="f" stroked="f">
+            <v:shape w14:anchorId="0D83CA23" id="_x0000_s1033" type="#_x0000_t202" style="position:absolute;margin-left:283.8pt;margin-top:791pt;width:27.6pt;height:16.65pt;z-index:-251653632;visibility:visible;mso-wrap-style:square;mso-wrap-distance-left:0;mso-wrap-distance-top:0;mso-wrap-distance-right:0;mso-wrap-distance-bottom:0;mso-position-horizontal:absolute;mso-position-horizontal-relative:page;mso-position-vertical:absolute;mso-position-vertical-relative:page;v-text-anchor:top" o:gfxdata="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" filled="f" stroked="f">
               <v:textbox inset="0,0,0,0">
                 <w:txbxContent>
                   <w:p>
@@ -1148,7 +6383,7 @@
         </mc:Choice>
         <mc:Fallback>
           <w:pict>
-            <v:shape w14:anchorId="3AA1DC25" id="Textbox 3" o:spid="_x0000_s1031" type="#_x0000_t202" style="position:absolute;margin-left:467.95pt;margin-top:791pt;width:56.45pt;height:16.65pt;z-index:-251642368;visibility:visible;mso-wrap-style:square;mso-wrap-distance-left:0;mso-wrap-distance-top:0;mso-wrap-distance-right:0;mso-wrap-distance-bottom:0;mso-position-horizontal:absolute;mso-position-horizontal-relative:page;mso-position-vertical:absolute;mso-position-vertical-relative:page;v-text-anchor:top" o:gfxdata="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" filled="f" stroked="f">
+            <v:shape w14:anchorId="3AA1DC25" id="_x0000_s1034" type="#_x0000_t202" style="position:absolute;margin-left:467.95pt;margin-top:791pt;width:56.45pt;height:16.65pt;z-index:-251642368;visibility:visible;mso-wrap-style:square;mso-wrap-distance-left:0;mso-wrap-distance-top:0;mso-wrap-distance-right:0;mso-wrap-distance-bottom:0;mso-position-horizontal:absolute;mso-position-horizontal-relative:page;mso-position-vertical:absolute;mso-position-vertical-relative:page;v-text-anchor:top" o:gfxdata="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" filled="f" stroked="f">
               <v:textbox inset="0,0,0,0">
                 <w:txbxContent>
                   <w:p>
@@ -1199,7 +6434,7 @@
 </file>
 
 <file path=word/footnotes.xml><?xml version="1.0" encoding="utf-8"?>
-<w:footnotes xmlns:wpc="http://schemas.microsoft.com/office/word/2010/wordprocessingCanvas" xmlns:cx="http://schemas.microsoft.com/office/drawing/2014/chartex" xmlns:cx1="http://schemas.microsoft.com/office/drawing/2015/9/8/chartex" xmlns:cx2="http://schemas.microsoft.com/office/drawing/2015/10/21/chartex" xmlns:cx3="http://schemas.microsoft.com/office/drawing/2016/5/9/chartex" xmlns:cx4="http://schemas.microsoft.com/office/drawing/2016/5/10/chartex" xmlns:cx5="http://schemas.microsoft.com/office/drawing/2016/5/11/chartex" xmlns:cx6="http://schemas.microsoft.com/office/drawing/2016/5/12/chartex" xmlns:cx7="http://schemas.microsoft.com/office/drawing/2016/5/13/chartex" xmlns:cx8="http://schemas.microsoft.com/office/drawing/2016/5/14/chartex" xmlns:mc="http://schemas.openxmlformats.org/markup-compatibility/2006" xmlns:aink="http://schemas.microsoft.com/office/drawing/2016/ink" xmlns:am3d="http://schemas.microsoft.com/office/drawing/2017/model3d" xmlns:o="urn:schemas-microsoft-com:office:office" xmlns:oel="http://schemas.microsoft.com/office/2019/extlst" xmlns:r="http://schemas.openxmlformats.org/officeDocument/2006/relationships" xmlns:m="http://schemas.openxmlformats.org/officeDocument/2006/math" xmlns:v="urn:schemas-microsoft-com:vml" xmlns:wp14="http://schemas.microsoft.com/office/word/2010/wordprocessingDrawing" xmlns:wp="http://schemas.openxmlformats.org/drawingml/2006/wordprocessingDrawing" xmlns:w10="urn:schemas-microsoft-com:office:word" xmlns:w="http://schemas.openxmlformats.org/wordprocessingml/2006/main" xmlns:w14="http://schemas.microsoft.com/office/word/2010/wordml" xmlns:w15="http://schemas.microsoft.com/office/word/2012/wordml" xmlns:w16cex="http://schemas.microsoft.com/office/word/2018/wordml/cex" xmlns:w16cid="http://schemas.microsoft.com/office/word/2016/wordml/cid" xmlns:w16="http://schemas.microsoft.com/office/word/2018/wordml" xmlns:w16du="http://schemas.microsoft.com/office/word/2023/wordml/word16du" xmlns:w16sdtdh="http://schemas.microsoft.com/office/word/2020/wordml/sdtdatahash" xmlns:w16sdtfl="http://schemas.microsoft.com/office/word/2024/wordml/sdtformatlock" xmlns:w16se="http://schemas.microsoft.com/office/word/2015/wordml/symex" xmlns:wpg="http://schemas.microsoft.com/office/word/2010/wordprocessingGroup" xmlns:wpi="http://schemas.microsoft.com/office/word/2010/wordprocessingInk" xmlns:wne="http://schemas.microsoft.com/office/word/2006/wordml" xmlns:wps="http://schemas.microsoft.com/office/word/2010/wordprocessingShape" mc:Ignorable="w14 w15 w16se w16cid w16 w16cex w16sdtdh w16sdtfl w16du wp14">
+<w:footnotes xmlns:wpc="http://schemas.microsoft.com/office/word/2010/wordprocessingCanvas" xmlns:cx="http://schemas.microsoft.com/office/drawing/2014/chartex" xmlns:cx1="http://schemas.microsoft.com/office/drawing/2015/9/8/chartex" xmlns:cx2="http://schemas.microsoft.com/office/drawing/2015/10/21/chartex" xmlns:cx3="http://schemas.microsoft.com/office/drawing/2016/5/9/chartex" xmlns:cx4="http://schemas.microsoft.com/office/drawing/2016/5/10/chartex" xmlns:cx5="http://schemas.microsoft.com/office/drawing/2016/5/11/chartex" xmlns:cx6="http://schemas.microsoft.com/office/drawing/2016/5/12/chartex" xmlns:cx7="http://schemas.microsoft.com/office/drawing/2016/5/13/chartex" xmlns:cx8="http://schemas.microsoft.com/office/drawing/2016/5/14/chartex" xmlns:mc="http://schemas.openxmlformats.org/markup-compatibility/2006" xmlns:aink="http://schemas.microsoft.com/office/drawing/2016/ink" xmlns:am3d="http://schemas.microsoft.com/office/drawing/2017/model3d" xmlns:o="urn:schemas-microsoft-com:office:office" xmlns:oel="http://schemas.microsoft.com/office/2019/extlst" xmlns:r="http://schemas.openxmlformats.org/officeDocument/2006/relationships" xmlns:m="http://schemas.openxmlformats.org/officeDocument/2006/math" xmlns:v="urn:schemas-microsoft-com:vml" xmlns:wp14="http://schemas.microsoft.com/office/word/2010/wordprocessingDrawing" xmlns:wp="http://schemas.openxmlformats.org/drawingml/2006/wordprocessingDrawing" xmlns:w10="urn:schemas-microsoft-com:office:word" xmlns:w="http://schemas.openxmlformats.org/wordprocessingml/2006/main" xmlns:w14="http://schemas.microsoft.com/office/word/2010/wordml" xmlns:w15="http://schemas.microsoft.com/office/word/2012/wordml" xmlns:w16cei="http://schemas.microsoft.com/office/word/2026/wordml/cei" xmlns:w16cex="http://schemas.microsoft.com/office/word/2018/wordml/cex" xmlns:w16cid="http://schemas.microsoft.com/office/word/2016/wordml/cid" xmlns:w16="http://schemas.microsoft.com/office/word/2018/wordml" xmlns:w16du="http://schemas.microsoft.com/office/word/2023/wordml/word16du" xmlns:w16sdtdh="http://schemas.microsoft.com/office/word/2020/wordml/sdtdatahash" xmlns:w16sdtfl="http://schemas.microsoft.com/office/word/2024/wordml/sdtformatlock" xmlns:w16se="http://schemas.microsoft.com/office/word/2015/wordml/symex" xmlns:wpg="http://schemas.microsoft.com/office/word/2010/wordprocessingGroup" xmlns:wpi="http://schemas.microsoft.com/office/word/2010/wordprocessingInk" xmlns:wne="http://schemas.microsoft.com/office/word/2006/wordml" xmlns:wps="http://schemas.microsoft.com/office/word/2010/wordprocessingShape" mc:Ignorable="w14 w15 w16se w16cid w16 w16cex w16sdtdh w16sdtfl w16du wp14">
   <w:footnote w:type="separator" w:id="-1">
     <w:p>
       <w:r>
@@ -1218,8 +6453,121 @@
 </file>
 
 <file path=word/numbering.xml><?xml version="1.0" encoding="utf-8"?>
-<w:numbering xmlns:wpc="http://schemas.microsoft.com/office/word/2010/wordprocessingCanvas" xmlns:cx="http://schemas.microsoft.com/office/drawing/2014/chartex" xmlns:cx1="http://schemas.microsoft.com/office/drawing/2015/9/8/chartex" xmlns:cx2="http://schemas.microsoft.com/office/drawing/2015/10/21/chartex" xmlns:cx3="http://schemas.microsoft.com/office/drawing/2016/5/9/chartex" xmlns:cx4="http://schemas.microsoft.com/office/drawing/2016/5/10/chartex" xmlns:cx5="http://schemas.microsoft.com/office/drawing/2016/5/11/chartex" xmlns:cx6="http://schemas.microsoft.com/office/drawing/2016/5/12/chartex" xmlns:cx7="http://schemas.microsoft.com/office/drawing/2016/5/13/chartex" xmlns:cx8="http://schemas.microsoft.com/office/drawing/2016/5/14/chartex" xmlns:mc="http://schemas.openxmlformats.org/markup-compatibility/2006" xmlns:aink="http://schemas.microsoft.com/office/drawing/2016/ink" xmlns:am3d="http://schemas.microsoft.com/office/drawing/2017/model3d" xmlns:o="urn:schemas-microsoft-com:office:office" xmlns:oel="http://schemas.microsoft.com/office/2019/extlst" xmlns:r="http://schemas.openxmlformats.org/officeDocument/2006/relationships" xmlns:m="http://schemas.openxmlformats.org/officeDocument/2006/math" xmlns:v="urn:schemas-microsoft-com:vml" xmlns:wp14="http://schemas.microsoft.com/office/word/2010/wordprocessingDrawing" xmlns:wp="http://schemas.openxmlformats.org/drawingml/2006/wordprocessingDrawing" xmlns:w10="urn:schemas-microsoft-com:office:word" xmlns:w="http://schemas.openxmlformats.org/wordprocessingml/2006/main" xmlns:w14="http://schemas.microsoft.com/office/word/2010/wordml" xmlns:w15="http://schemas.microsoft.com/office/word/2012/wordml" xmlns:w16cex="http://schemas.microsoft.com/office/word/2018/wordml/cex" xmlns:w16cid="http://schemas.microsoft.com/office/word/2016/wordml/cid" xmlns:w16="http://schemas.microsoft.com/office/word/2018/wordml" xmlns:w16du="http://schemas.microsoft.com/office/word/2023/wordml/word16du" xmlns:w16sdtdh="http://schemas.microsoft.com/office/word/2020/wordml/sdtdatahash" xmlns:w16sdtfl="http://schemas.microsoft.com/office/word/2024/wordml/sdtformatlock" xmlns:w16se="http://schemas.microsoft.com/office/word/2015/wordml/symex" xmlns:wpg="http://schemas.microsoft.com/office/word/2010/wordprocessingGroup" xmlns:wpi="http://schemas.microsoft.com/office/word/2010/wordprocessingInk" xmlns:wne="http://schemas.microsoft.com/office/word/2006/wordml" xmlns:wps="http://schemas.microsoft.com/office/word/2010/wordprocessingShape" mc:Ignorable="w14 w15 w16se w16cid w16 w16cex w16sdtdh w16sdtfl w16du wp14">
+<w:numbering xmlns:wpc="http://schemas.microsoft.com/office/word/2010/wordprocessingCanvas" xmlns:cx="http://schemas.microsoft.com/office/drawing/2014/chartex" xmlns:cx1="http://schemas.microsoft.com/office/drawing/2015/9/8/chartex" xmlns:cx2="http://schemas.microsoft.com/office/drawing/2015/10/21/chartex" xmlns:cx3="http://schemas.microsoft.com/office/drawing/2016/5/9/chartex" xmlns:cx4="http://schemas.microsoft.com/office/drawing/2016/5/10/chartex" xmlns:cx5="http://schemas.microsoft.com/office/drawing/2016/5/11/chartex" xmlns:cx6="http://schemas.microsoft.com/office/drawing/2016/5/12/chartex" xmlns:cx7="http://schemas.microsoft.com/office/drawing/2016/5/13/chartex" xmlns:cx8="http://schemas.microsoft.com/office/drawing/2016/5/14/chartex" xmlns:mc="http://schemas.openxmlformats.org/markup-compatibility/2006" xmlns:aink="http://schemas.microsoft.com/office/drawing/2016/ink" xmlns:am3d="http://schemas.microsoft.com/office/drawing/2017/model3d" xmlns:o="urn:schemas-microsoft-com:office:office" xmlns:oel="http://schemas.microsoft.com/office/2019/extlst" xmlns:r="http://schemas.openxmlformats.org/officeDocument/2006/relationships" xmlns:m="http://schemas.openxmlformats.org/officeDocument/2006/math" xmlns:v="urn:schemas-microsoft-com:vml" xmlns:wp14="http://schemas.microsoft.com/office/word/2010/wordprocessingDrawing" xmlns:wp="http://schemas.openxmlformats.org/drawingml/2006/wordprocessingDrawing" xmlns:w10="urn:schemas-microsoft-com:office:word" xmlns:w="http://schemas.openxmlformats.org/wordprocessingml/2006/main" xmlns:w14="http://schemas.microsoft.com/office/word/2010/wordml" xmlns:w15="http://schemas.microsoft.com/office/word/2012/wordml" xmlns:w16cei="http://schemas.microsoft.com/office/word/2026/wordml/cei" xmlns:w16cex="http://schemas.microsoft.com/office/word/2018/wordml/cex" xmlns:w16cid="http://schemas.microsoft.com/office/word/2016/wordml/cid" xmlns:w16="http://schemas.microsoft.com/office/word/2018/wordml" xmlns:w16du="http://schemas.microsoft.com/office/word/2023/wordml/word16du" xmlns:w16sdtdh="http://schemas.microsoft.com/office/word/2020/wordml/sdtdatahash" xmlns:w16sdtfl="http://schemas.microsoft.com/office/word/2024/wordml/sdtformatlock" xmlns:w16se="http://schemas.microsoft.com/office/word/2015/wordml/symex" xmlns:wpg="http://schemas.microsoft.com/office/word/2010/wordprocessingGroup" xmlns:wpi="http://schemas.microsoft.com/office/word/2010/wordprocessingInk" xmlns:wne="http://schemas.microsoft.com/office/word/2006/wordml" xmlns:wps="http://schemas.microsoft.com/office/word/2010/wordprocessingShape" mc:Ignorable="w14 w15 w16se w16cid w16 w16cex w16sdtdh w16sdtfl w16du wp14">
   <w:abstractNum w:abstractNumId="0" w15:restartNumberingAfterBreak="0">
+    <w:nsid w:val="071F4FF6"/>
+    <w:multiLevelType w:val="hybridMultilevel"/>
+    <w:tmpl w:val="63BA3D84"/>
+    <w:lvl w:ilvl="0" w:tplc="1C090001">
+      <w:start w:val="1"/>
+      <w:numFmt w:val="bullet"/>
+      <w:lvlText w:val=""/>
+      <w:lvlJc w:val="left"/>
+      <w:pPr>
+        <w:ind w:left="720" w:hanging="360"/>
+      </w:pPr>
+      <w:rPr>
+        <w:rFonts w:ascii="Symbol" w:hAnsi="Symbol" w:hint="default"/>
+      </w:rPr>
+    </w:lvl>
+    <w:lvl w:ilvl="1" w:tplc="1C090003" w:tentative="1">
+      <w:start w:val="1"/>
+      <w:numFmt w:val="bullet"/>
+      <w:lvlText w:val="o"/>
+      <w:lvlJc w:val="left"/>
+      <w:pPr>
+        <w:ind w:left="1440" w:hanging="360"/>
+      </w:pPr>
+      <w:rPr>
+        <w:rFonts w:ascii="Courier New" w:hAnsi="Courier New" w:cs="Courier New" w:hint="default"/>
+      </w:rPr>
+    </w:lvl>
+    <w:lvl w:ilvl="2" w:tplc="1C090005" w:tentative="1">
+      <w:start w:val="1"/>
+      <w:numFmt w:val="bullet"/>
+      <w:lvlText w:val=""/>
+      <w:lvlJc w:val="left"/>
+      <w:pPr>
+        <w:ind w:left="2160" w:hanging="360"/>
+      </w:pPr>
+      <w:rPr>
+        <w:rFonts w:ascii="Wingdings" w:hAnsi="Wingdings" w:hint="default"/>
+      </w:rPr>
+    </w:lvl>
+    <w:lvl w:ilvl="3" w:tplc="1C090001" w:tentative="1">
+      <w:start w:val="1"/>
+      <w:numFmt w:val="bullet"/>
+      <w:lvlText w:val=""/>
+      <w:lvlJc w:val="left"/>
+      <w:pPr>
+        <w:ind w:left="2880" w:hanging="360"/>
+      </w:pPr>
+      <w:rPr>
+        <w:rFonts w:ascii="Symbol" w:hAnsi="Symbol" w:hint="default"/>
+      </w:rPr>
+    </w:lvl>
+    <w:lvl w:ilvl="4" w:tplc="1C090003" w:tentative="1">
+      <w:start w:val="1"/>
+      <w:numFmt w:val="bullet"/>
+      <w:lvlText w:val="o"/>
+      <w:lvlJc w:val="left"/>
+      <w:pPr>
+        <w:ind w:left="3600" w:hanging="360"/>
+      </w:pPr>
+      <w:rPr>
+        <w:rFonts w:ascii="Courier New" w:hAnsi="Courier New" w:cs="Courier New" w:hint="default"/>
+      </w:rPr>
+    </w:lvl>
+    <w:lvl w:ilvl="5" w:tplc="1C090005" w:tentative="1">
+      <w:start w:val="1"/>
+      <w:numFmt w:val="bullet"/>
+      <w:lvlText w:val=""/>
+      <w:lvlJc w:val="left"/>
+      <w:pPr>
+        <w:ind w:left="4320" w:hanging="360"/>
+      </w:pPr>
+      <w:rPr>
+        <w:rFonts w:ascii="Wingdings" w:hAnsi="Wingdings" w:hint="default"/>
+      </w:rPr>
+    </w:lvl>
+    <w:lvl w:ilvl="6" w:tplc="1C090001" w:tentative="1">
+      <w:start w:val="1"/>
+      <w:numFmt w:val="bullet"/>
+      <w:lvlText w:val=""/>
+      <w:lvlJc w:val="left"/>
+      <w:pPr>
+        <w:ind w:left="5040" w:hanging="360"/>
+      </w:pPr>
+      <w:rPr>
+        <w:rFonts w:ascii="Symbol" w:hAnsi="Symbol" w:hint="default"/>
+      </w:rPr>
+    </w:lvl>
+    <w:lvl w:ilvl="7" w:tplc="1C090003" w:tentative="1">
+      <w:start w:val="1"/>
+      <w:numFmt w:val="bullet"/>
+      <w:lvlText w:val="o"/>
+      <w:lvlJc w:val="left"/>
+      <w:pPr>
+        <w:ind w:left="5760" w:hanging="360"/>
+      </w:pPr>
+      <w:rPr>
+        <w:rFonts w:ascii="Courier New" w:hAnsi="Courier New" w:cs="Courier New" w:hint="default"/>
+      </w:rPr>
+    </w:lvl>
+    <w:lvl w:ilvl="8" w:tplc="1C090005" w:tentative="1">
+      <w:start w:val="1"/>
+      <w:numFmt w:val="bullet"/>
+      <w:lvlText w:val=""/>
+      <w:lvlJc w:val="left"/>
+      <w:pPr>
+        <w:ind w:left="6480" w:hanging="360"/>
+      </w:pPr>
+      <w:rPr>
+        <w:rFonts w:ascii="Wingdings" w:hAnsi="Wingdings" w:hint="default"/>
+      </w:rPr>
+    </w:lvl>
+  </w:abstractNum>
+  <w:abstractNum w:abstractNumId="1" w15:restartNumberingAfterBreak="0">
     <w:nsid w:val="1E2826BF"/>
     <w:multiLevelType w:val="hybridMultilevel"/>
     <w:tmpl w:val="327A0238"/>
@@ -1332,7 +6680,7 @@
       </w:rPr>
     </w:lvl>
   </w:abstractNum>
-  <w:abstractNum w:abstractNumId="1" w15:restartNumberingAfterBreak="0">
+  <w:abstractNum w:abstractNumId="2" w15:restartNumberingAfterBreak="0">
     <w:nsid w:val="1F3F64A5"/>
     <w:multiLevelType w:val="hybridMultilevel"/>
     <w:tmpl w:val="448E4C78"/>
@@ -1454,7 +6802,7 @@
       </w:rPr>
     </w:lvl>
   </w:abstractNum>
-  <w:abstractNum w:abstractNumId="2" w15:restartNumberingAfterBreak="0">
+  <w:abstractNum w:abstractNumId="3" w15:restartNumberingAfterBreak="0">
     <w:nsid w:val="28550F93"/>
     <w:multiLevelType w:val="hybridMultilevel"/>
     <w:tmpl w:val="CCAC7DC6"/>
@@ -1567,7 +6915,96 @@
       </w:rPr>
     </w:lvl>
   </w:abstractNum>
-  <w:abstractNum w:abstractNumId="3" w15:restartNumberingAfterBreak="0">
+  <w:abstractNum w:abstractNumId="4" w15:restartNumberingAfterBreak="0">
+    <w:nsid w:val="454F3BDA"/>
+    <w:multiLevelType w:val="hybridMultilevel"/>
+    <w:tmpl w:val="B33EDB02"/>
+    <w:lvl w:ilvl="0" w:tplc="1C09000F">
+      <w:start w:val="1"/>
+      <w:numFmt w:val="decimal"/>
+      <w:lvlText w:val="%1."/>
+      <w:lvlJc w:val="left"/>
+      <w:pPr>
+        <w:ind w:left="720" w:hanging="360"/>
+      </w:pPr>
+      <w:rPr>
+        <w:rFonts w:hint="default"/>
+      </w:rPr>
+    </w:lvl>
+    <w:lvl w:ilvl="1" w:tplc="1C090019" w:tentative="1">
+      <w:start w:val="1"/>
+      <w:numFmt w:val="lowerLetter"/>
+      <w:lvlText w:val="%2."/>
+      <w:lvlJc w:val="left"/>
+      <w:pPr>
+        <w:ind w:left="1440" w:hanging="360"/>
+      </w:pPr>
+    </w:lvl>
+    <w:lvl w:ilvl="2" w:tplc="1C09001B" w:tentative="1">
+      <w:start w:val="1"/>
+      <w:numFmt w:val="lowerRoman"/>
+      <w:lvlText w:val="%3."/>
+      <w:lvlJc w:val="right"/>
+      <w:pPr>
+        <w:ind w:left="2160" w:hanging="180"/>
+      </w:pPr>
+    </w:lvl>
+    <w:lvl w:ilvl="3" w:tplc="1C09000F" w:tentative="1">
+      <w:start w:val="1"/>
+      <w:numFmt w:val="decimal"/>
+      <w:lvlText w:val="%4."/>
+      <w:lvlJc w:val="left"/>
+      <w:pPr>
+        <w:ind w:left="2880" w:hanging="360"/>
+      </w:pPr>
+    </w:lvl>
+    <w:lvl w:ilvl="4" w:tplc="1C090019" w:tentative="1">
+      <w:start w:val="1"/>
+      <w:numFmt w:val="lowerLetter"/>
+      <w:lvlText w:val="%5."/>
+      <w:lvlJc w:val="left"/>
+      <w:pPr>
+        <w:ind w:left="3600" w:hanging="360"/>
+      </w:pPr>
+    </w:lvl>
+    <w:lvl w:ilvl="5" w:tplc="1C09001B" w:tentative="1">
+      <w:start w:val="1"/>
+      <w:numFmt w:val="lowerRoman"/>
+      <w:lvlText w:val="%6."/>
+      <w:lvlJc w:val="right"/>
+      <w:pPr>
+        <w:ind w:left="4320" w:hanging="180"/>
+      </w:pPr>
+    </w:lvl>
+    <w:lvl w:ilvl="6" w:tplc="1C09000F" w:tentative="1">
+      <w:start w:val="1"/>
+      <w:numFmt w:val="decimal"/>
+      <w:lvlText w:val="%7."/>
+      <w:lvlJc w:val="left"/>
+      <w:pPr>
+        <w:ind w:left="5040" w:hanging="360"/>
+      </w:pPr>
+    </w:lvl>
+    <w:lvl w:ilvl="7" w:tplc="1C090019" w:tentative="1">
+      <w:start w:val="1"/>
+      <w:numFmt w:val="lowerLetter"/>
+      <w:lvlText w:val="%8."/>
+      <w:lvlJc w:val="left"/>
+      <w:pPr>
+        <w:ind w:left="5760" w:hanging="360"/>
+      </w:pPr>
+    </w:lvl>
+    <w:lvl w:ilvl="8" w:tplc="1C09001B" w:tentative="1">
+      <w:start w:val="1"/>
+      <w:numFmt w:val="lowerRoman"/>
+      <w:lvlText w:val="%9."/>
+      <w:lvlJc w:val="right"/>
+      <w:pPr>
+        <w:ind w:left="6480" w:hanging="180"/>
+      </w:pPr>
+    </w:lvl>
+  </w:abstractNum>
+  <w:abstractNum w:abstractNumId="5" w15:restartNumberingAfterBreak="0">
     <w:nsid w:val="495517E0"/>
     <w:multiLevelType w:val="hybridMultilevel"/>
     <w:tmpl w:val="CF34ADE2"/>
@@ -1679,7 +7116,7 @@
       </w:rPr>
     </w:lvl>
   </w:abstractNum>
-  <w:abstractNum w:abstractNumId="4" w15:restartNumberingAfterBreak="0">
+  <w:abstractNum w:abstractNumId="6" w15:restartNumberingAfterBreak="0">
     <w:nsid w:val="4B636117"/>
     <w:multiLevelType w:val="hybridMultilevel"/>
     <w:tmpl w:val="550E5D1E"/>
@@ -1792,7 +7229,7 @@
       </w:rPr>
     </w:lvl>
   </w:abstractNum>
-  <w:abstractNum w:abstractNumId="5" w15:restartNumberingAfterBreak="0">
+  <w:abstractNum w:abstractNumId="7" w15:restartNumberingAfterBreak="0">
     <w:nsid w:val="522B735D"/>
     <w:multiLevelType w:val="hybridMultilevel"/>
     <w:tmpl w:val="19425950"/>
@@ -1905,7 +7342,7 @@
       </w:rPr>
     </w:lvl>
   </w:abstractNum>
-  <w:abstractNum w:abstractNumId="6" w15:restartNumberingAfterBreak="0">
+  <w:abstractNum w:abstractNumId="8" w15:restartNumberingAfterBreak="0">
     <w:nsid w:val="57CD28AE"/>
     <w:multiLevelType w:val="multilevel"/>
     <w:tmpl w:val="C4069F00"/>
@@ -2018,7 +7455,7 @@
       </w:rPr>
     </w:lvl>
   </w:abstractNum>
-  <w:abstractNum w:abstractNumId="7" w15:restartNumberingAfterBreak="0">
+  <w:abstractNum w:abstractNumId="9" w15:restartNumberingAfterBreak="0">
     <w:nsid w:val="61000778"/>
     <w:multiLevelType w:val="multilevel"/>
     <w:tmpl w:val="1C09001D"/>
@@ -2107,7 +7544,7 @@
       </w:pPr>
     </w:lvl>
   </w:abstractNum>
-  <w:abstractNum w:abstractNumId="8" w15:restartNumberingAfterBreak="0">
+  <w:abstractNum w:abstractNumId="10" w15:restartNumberingAfterBreak="0">
     <w:nsid w:val="63421734"/>
     <w:multiLevelType w:val="hybridMultilevel"/>
     <w:tmpl w:val="55983810"/>
@@ -2220,7 +7657,7 @@
       </w:rPr>
     </w:lvl>
   </w:abstractNum>
-  <w:abstractNum w:abstractNumId="9" w15:restartNumberingAfterBreak="0">
+  <w:abstractNum w:abstractNumId="11" w15:restartNumberingAfterBreak="0">
     <w:nsid w:val="64851B4F"/>
     <w:multiLevelType w:val="multilevel"/>
     <w:tmpl w:val="9B686B3A"/>
@@ -2333,7 +7770,156 @@
       </w:rPr>
     </w:lvl>
   </w:abstractNum>
-  <w:abstractNum w:abstractNumId="10" w15:restartNumberingAfterBreak="0">
+  <w:abstractNum w:abstractNumId="12" w15:restartNumberingAfterBreak="0">
+    <w:nsid w:val="64DB62D1"/>
+    <w:multiLevelType w:val="multilevel"/>
+    <w:tmpl w:val="7AC2F0D0"/>
+    <w:lvl w:ilvl="0">
+      <w:start w:val="1"/>
+      <w:numFmt w:val="bullet"/>
+      <w:lvlText w:val=""/>
+      <w:lvlJc w:val="left"/>
+      <w:pPr>
+        <w:tabs>
+          <w:tab w:val="num" w:pos="720"/>
+        </w:tabs>
+        <w:ind w:left="720" w:hanging="360"/>
+      </w:pPr>
+      <w:rPr>
+        <w:rFonts w:ascii="Symbol" w:hAnsi="Symbol" w:hint="default"/>
+        <w:sz w:val="20"/>
+      </w:rPr>
+    </w:lvl>
+    <w:lvl w:ilvl="1" w:tentative="1">
+      <w:start w:val="1"/>
+      <w:numFmt w:val="bullet"/>
+      <w:lvlText w:val="o"/>
+      <w:lvlJc w:val="left"/>
+      <w:pPr>
+        <w:tabs>
+          <w:tab w:val="num" w:pos="1440"/>
+        </w:tabs>
+        <w:ind w:left="1440" w:hanging="360"/>
+      </w:pPr>
+      <w:rPr>
+        <w:rFonts w:ascii="Courier New" w:hAnsi="Courier New" w:hint="default"/>
+        <w:sz w:val="20"/>
+      </w:rPr>
+    </w:lvl>
+    <w:lvl w:ilvl="2" w:tentative="1">
+      <w:start w:val="1"/>
+      <w:numFmt w:val="bullet"/>
+      <w:lvlText w:val=""/>
+      <w:lvlJc w:val="left"/>
+      <w:pPr>
+        <w:tabs>
+          <w:tab w:val="num" w:pos="2160"/>
+        </w:tabs>
+        <w:ind w:left="2160" w:hanging="360"/>
+      </w:pPr>
+      <w:rPr>
+        <w:rFonts w:ascii="Wingdings" w:hAnsi="Wingdings" w:hint="default"/>
+        <w:sz w:val="20"/>
+      </w:rPr>
+    </w:lvl>
+    <w:lvl w:ilvl="3" w:tentative="1">
+      <w:start w:val="1"/>
+      <w:numFmt w:val="bullet"/>
+      <w:lvlText w:val=""/>
+      <w:lvlJc w:val="left"/>
+      <w:pPr>
+        <w:tabs>
+          <w:tab w:val="num" w:pos="2880"/>
+        </w:tabs>
+        <w:ind w:left="2880" w:hanging="360"/>
+      </w:pPr>
+      <w:rPr>
+        <w:rFonts w:ascii="Wingdings" w:hAnsi="Wingdings" w:hint="default"/>
+        <w:sz w:val="20"/>
+      </w:rPr>
+    </w:lvl>
+    <w:lvl w:ilvl="4" w:tentative="1">
+      <w:start w:val="1"/>
+      <w:numFmt w:val="bullet"/>
+      <w:lvlText w:val=""/>
+      <w:lvlJc w:val="left"/>
+      <w:pPr>
+        <w:tabs>
+          <w:tab w:val="num" w:pos="3600"/>
+        </w:tabs>
+        <w:ind w:left="3600" w:hanging="360"/>
+      </w:pPr>
+      <w:rPr>
+        <w:rFonts w:ascii="Wingdings" w:hAnsi="Wingdings" w:hint="default"/>
+        <w:sz w:val="20"/>
+      </w:rPr>
+    </w:lvl>
+    <w:lvl w:ilvl="5" w:tentative="1">
+      <w:start w:val="1"/>
+      <w:numFmt w:val="bullet"/>
+      <w:lvlText w:val=""/>
+      <w:lvlJc w:val="left"/>
+      <w:pPr>
+        <w:tabs>
+          <w:tab w:val="num" w:pos="4320"/>
+        </w:tabs>
+        <w:ind w:left="4320" w:hanging="360"/>
+      </w:pPr>
+      <w:rPr>
+        <w:rFonts w:ascii="Wingdings" w:hAnsi="Wingdings" w:hint="default"/>
+        <w:sz w:val="20"/>
+      </w:rPr>
+    </w:lvl>
+    <w:lvl w:ilvl="6" w:tentative="1">
+      <w:start w:val="1"/>
+      <w:numFmt w:val="bullet"/>
+      <w:lvlText w:val=""/>
+      <w:lvlJc w:val="left"/>
+      <w:pPr>
+        <w:tabs>
+          <w:tab w:val="num" w:pos="5040"/>
+        </w:tabs>
+        <w:ind w:left="5040" w:hanging="360"/>
+      </w:pPr>
+      <w:rPr>
+        <w:rFonts w:ascii="Wingdings" w:hAnsi="Wingdings" w:hint="default"/>
+        <w:sz w:val="20"/>
+      </w:rPr>
+    </w:lvl>
+    <w:lvl w:ilvl="7" w:tentative="1">
+      <w:start w:val="1"/>
+      <w:numFmt w:val="bullet"/>
+      <w:lvlText w:val=""/>
+      <w:lvlJc w:val="left"/>
+      <w:pPr>
+        <w:tabs>
+          <w:tab w:val="num" w:pos="5760"/>
+        </w:tabs>
+        <w:ind w:left="5760" w:hanging="360"/>
+      </w:pPr>
+      <w:rPr>
+        <w:rFonts w:ascii="Wingdings" w:hAnsi="Wingdings" w:hint="default"/>
+        <w:sz w:val="20"/>
+      </w:rPr>
+    </w:lvl>
+    <w:lvl w:ilvl="8" w:tentative="1">
+      <w:start w:val="1"/>
+      <w:numFmt w:val="bullet"/>
+      <w:lvlText w:val=""/>
+      <w:lvlJc w:val="left"/>
+      <w:pPr>
+        <w:tabs>
+          <w:tab w:val="num" w:pos="6480"/>
+        </w:tabs>
+        <w:ind w:left="6480" w:hanging="360"/>
+      </w:pPr>
+      <w:rPr>
+        <w:rFonts w:ascii="Wingdings" w:hAnsi="Wingdings" w:hint="default"/>
+        <w:sz w:val="20"/>
+      </w:rPr>
+    </w:lvl>
+  </w:abstractNum>
+  <w:abstractNum w:abstractNumId="13" w15:restartNumberingAfterBreak="0">
     <w:nsid w:val="680561C8"/>
     <w:multiLevelType w:val="multilevel"/>
     <w:tmpl w:val="DF6AA892"/>
@@ -2446,7 +8032,7 @@
       </w:rPr>
     </w:lvl>
   </w:abstractNum>
-  <w:abstractNum w:abstractNumId="11" w15:restartNumberingAfterBreak="0">
+  <w:abstractNum w:abstractNumId="14" w15:restartNumberingAfterBreak="0">
     <w:nsid w:val="68B9437B"/>
     <w:multiLevelType w:val="hybridMultilevel"/>
     <w:tmpl w:val="6D62AA92"/>
@@ -2559,7 +8145,7 @@
       </w:rPr>
     </w:lvl>
   </w:abstractNum>
-  <w:abstractNum w:abstractNumId="12" w15:restartNumberingAfterBreak="0">
+  <w:abstractNum w:abstractNumId="15" w15:restartNumberingAfterBreak="0">
     <w:nsid w:val="6C294074"/>
     <w:multiLevelType w:val="multilevel"/>
     <w:tmpl w:val="CCF6B5B0"/>
@@ -2672,7 +8258,7 @@
       </w:rPr>
     </w:lvl>
   </w:abstractNum>
-  <w:abstractNum w:abstractNumId="13" w15:restartNumberingAfterBreak="0">
+  <w:abstractNum w:abstractNumId="16" w15:restartNumberingAfterBreak="0">
     <w:nsid w:val="6C6117EA"/>
     <w:multiLevelType w:val="hybridMultilevel"/>
     <w:tmpl w:val="4EEAE874"/>
@@ -2785,7 +8371,7 @@
       </w:rPr>
     </w:lvl>
   </w:abstractNum>
-  <w:abstractNum w:abstractNumId="14" w15:restartNumberingAfterBreak="0">
+  <w:abstractNum w:abstractNumId="17" w15:restartNumberingAfterBreak="0">
     <w:nsid w:val="705F473B"/>
     <w:multiLevelType w:val="hybridMultilevel"/>
     <w:tmpl w:val="CC209F24"/>
@@ -2898,7 +8484,7 @@
       </w:rPr>
     </w:lvl>
   </w:abstractNum>
-  <w:abstractNum w:abstractNumId="15" w15:restartNumberingAfterBreak="0">
+  <w:abstractNum w:abstractNumId="18" w15:restartNumberingAfterBreak="0">
     <w:nsid w:val="70E3797E"/>
     <w:multiLevelType w:val="hybridMultilevel"/>
     <w:tmpl w:val="5062562A"/>
@@ -3011,7 +8597,7 @@
       </w:rPr>
     </w:lvl>
   </w:abstractNum>
-  <w:abstractNum w:abstractNumId="16" w15:restartNumberingAfterBreak="0">
+  <w:abstractNum w:abstractNumId="19" w15:restartNumberingAfterBreak="0">
     <w:nsid w:val="7A927BB9"/>
     <w:multiLevelType w:val="hybridMultilevel"/>
     <w:tmpl w:val="A5240554"/>
@@ -3101,55 +8687,64 @@
     </w:lvl>
   </w:abstractNum>
   <w:num w:numId="1" w16cid:durableId="195197975">
+    <w:abstractNumId w:val="2"/>
+  </w:num>
+  <w:num w:numId="2" w16cid:durableId="2083866411">
+    <w:abstractNumId w:val="11"/>
+  </w:num>
+  <w:num w:numId="3" w16cid:durableId="1259754691">
+    <w:abstractNumId w:val="15"/>
+  </w:num>
+  <w:num w:numId="4" w16cid:durableId="791246759">
+    <w:abstractNumId w:val="8"/>
+  </w:num>
+  <w:num w:numId="5" w16cid:durableId="948509908">
+    <w:abstractNumId w:val="13"/>
+  </w:num>
+  <w:num w:numId="6" w16cid:durableId="1699623790">
+    <w:abstractNumId w:val="3"/>
+  </w:num>
+  <w:num w:numId="7" w16cid:durableId="2007005064">
+    <w:abstractNumId w:val="10"/>
+  </w:num>
+  <w:num w:numId="8" w16cid:durableId="1370573404">
+    <w:abstractNumId w:val="17"/>
+  </w:num>
+  <w:num w:numId="9" w16cid:durableId="1814515679">
+    <w:abstractNumId w:val="6"/>
+  </w:num>
+  <w:num w:numId="10" w16cid:durableId="487016539">
+    <w:abstractNumId w:val="14"/>
+  </w:num>
+  <w:num w:numId="11" w16cid:durableId="1197816347">
+    <w:abstractNumId w:val="18"/>
+  </w:num>
+  <w:num w:numId="12" w16cid:durableId="1730835349">
+    <w:abstractNumId w:val="9"/>
+  </w:num>
+  <w:num w:numId="13" w16cid:durableId="1259869541">
+    <w:abstractNumId w:val="7"/>
+  </w:num>
+  <w:num w:numId="14" w16cid:durableId="1717587811">
+    <w:abstractNumId w:val="19"/>
+  </w:num>
+  <w:num w:numId="15" w16cid:durableId="830292912">
+    <w:abstractNumId w:val="5"/>
+  </w:num>
+  <w:num w:numId="16" w16cid:durableId="1632439332">
+    <w:abstractNumId w:val="16"/>
+  </w:num>
+  <w:num w:numId="17" w16cid:durableId="591355330">
     <w:abstractNumId w:val="1"/>
   </w:num>
-  <w:num w:numId="2" w16cid:durableId="2083866411">
-    <w:abstractNumId w:val="9"/>
+  <w:num w:numId="18" w16cid:durableId="1184441112">
+    <w:abstractNumId w:val="0"/>
   </w:num>
-  <w:num w:numId="3" w16cid:durableId="1259754691">
-    <w:abstractNumId w:val="12"/>
-  </w:num>
-  <w:num w:numId="4" w16cid:durableId="791246759">
-    <w:abstractNumId w:val="6"/>
-  </w:num>
-  <w:num w:numId="5" w16cid:durableId="948509908">
-    <w:abstractNumId w:val="10"/>
-  </w:num>
-  <w:num w:numId="6" w16cid:durableId="1699623790">
-    <w:abstractNumId w:val="2"/>
-  </w:num>
-  <w:num w:numId="7" w16cid:durableId="2007005064">
-    <w:abstractNumId w:val="8"/>
-  </w:num>
-  <w:num w:numId="8" w16cid:durableId="1370573404">
-    <w:abstractNumId w:val="14"/>
-  </w:num>
-  <w:num w:numId="9" w16cid:durableId="1814515679">
+  <w:num w:numId="19" w16cid:durableId="1939364935">
     <w:abstractNumId w:val="4"/>
   </w:num>
-  <w:num w:numId="10" w16cid:durableId="487016539">
-    <w:abstractNumId w:val="11"/>
-  </w:num>
-  <w:num w:numId="11" w16cid:durableId="1197816347">
-    <w:abstractNumId w:val="15"/>
-  </w:num>
-  <w:num w:numId="12" w16cid:durableId="1730835349">
-    <w:abstractNumId w:val="7"/>
-  </w:num>
-  <w:num w:numId="13" w16cid:durableId="1259869541">
-    <w:abstractNumId w:val="5"/>
-  </w:num>
-  <w:num w:numId="14" w16cid:durableId="1717587811">
-    <w:abstractNumId w:val="16"/>
-  </w:num>
-  <w:num w:numId="15" w16cid:durableId="830292912">
-    <w:abstractNumId w:val="3"/>
-  </w:num>
-  <w:num w:numId="16" w16cid:durableId="1632439332">
-    <w:abstractNumId w:val="13"/>
-  </w:num>
-  <w:num w:numId="17" w16cid:durableId="591355330">
-    <w:abstractNumId w:val="0"/>
+  <w:num w:numId="20" w16cid:durableId="272136743">
+    <w:abstractNumId w:val="12"/>
   </w:num>
 </w:numbering>
 </file>
@@ -3619,7 +9214,6 @@
   <w:style w:type="character" w:default="1" w:styleId="DefaultParagraphFont">
     <w:name w:val="Default Paragraph Font"/>
     <w:uiPriority w:val="1"/>
-    <w:semiHidden/>
     <w:unhideWhenUsed/>
   </w:style>
   <w:style w:type="table" w:default="1" w:styleId="TableNormal">
@@ -3646,6 +9240,7 @@
   <w:style w:type="paragraph" w:styleId="BodyText">
     <w:name w:val="Body Text"/>
     <w:basedOn w:val="Normal"/>
+    <w:link w:val="BodyTextChar"/>
     <w:uiPriority w:val="1"/>
     <w:qFormat/>
     <w:rPr>
@@ -3950,6 +9545,18 @@
       <w:rFonts w:eastAsiaTheme="minorEastAsia"/>
       <w:color w:val="5A5A5A" w:themeColor="text1" w:themeTint="A5"/>
       <w:spacing w:val="15"/>
+    </w:rPr>
+  </w:style>
+  <w:style w:type="character" w:customStyle="1" w:styleId="BodyTextChar">
+    <w:name w:val="Body Text Char"/>
+    <w:basedOn w:val="DefaultParagraphFont"/>
+    <w:link w:val="BodyText"/>
+    <w:uiPriority w:val="1"/>
+    <w:rsid w:val="00C32362"/>
+    <w:rPr>
+      <w:rFonts w:ascii="Trebuchet MS" w:eastAsia="Trebuchet MS" w:hAnsi="Trebuchet MS" w:cs="Trebuchet MS"/>
+      <w:sz w:val="24"/>
+      <w:szCs w:val="24"/>
     </w:rPr>
   </w:style>
 </w:styles>

--- a/docs/COS 214-Pract4.docx
+++ b/docs/COS 214-Pract4.docx
@@ -1,6 +1,6 @@
 
 <file path=word/document.xml><?xml version="1.0" encoding="utf-8"?>
-<w:document xmlns:wpc="http://schemas.microsoft.com/office/word/2010/wordprocessingCanvas" xmlns:cx="http://schemas.microsoft.com/office/drawing/2014/chartex" xmlns:cx1="http://schemas.microsoft.com/office/drawing/2015/9/8/chartex" xmlns:cx2="http://schemas.microsoft.com/office/drawing/2015/10/21/chartex" xmlns:cx3="http://schemas.microsoft.com/office/drawing/2016/5/9/chartex" xmlns:cx4="http://schemas.microsoft.com/office/drawing/2016/5/10/chartex" xmlns:cx5="http://schemas.microsoft.com/office/drawing/2016/5/11/chartex" xmlns:cx6="http://schemas.microsoft.com/office/drawing/2016/5/12/chartex" xmlns:cx7="http://schemas.microsoft.com/office/drawing/2016/5/13/chartex" xmlns:cx8="http://schemas.microsoft.com/office/drawing/2016/5/14/chartex" xmlns:mc="http://schemas.openxmlformats.org/markup-compatibility/2006" xmlns:aink="http://schemas.microsoft.com/office/drawing/2016/ink" xmlns:am3d="http://schemas.microsoft.com/office/drawing/2017/model3d" xmlns:o="urn:schemas-microsoft-com:office:office" xmlns:oel="http://schemas.microsoft.com/office/2019/extlst" xmlns:r="http://schemas.openxmlformats.org/officeDocument/2006/relationships" xmlns:m="http://schemas.openxmlformats.org/officeDocument/2006/math" xmlns:v="urn:schemas-microsoft-com:vml" xmlns:wp14="http://schemas.microsoft.com/office/word/2010/wordprocessingDrawing" xmlns:wp="http://schemas.openxmlformats.org/drawingml/2006/wordprocessingDrawing" xmlns:w10="urn:schemas-microsoft-com:office:word" xmlns:w="http://schemas.openxmlformats.org/wordprocessingml/2006/main" xmlns:w14="http://schemas.microsoft.com/office/word/2010/wordml" xmlns:w15="http://schemas.microsoft.com/office/word/2012/wordml" xmlns:w16cei="http://schemas.microsoft.com/office/word/2026/wordml/cei" xmlns:w16cex="http://schemas.microsoft.com/office/word/2018/wordml/cex" xmlns:w16cid="http://schemas.microsoft.com/office/word/2016/wordml/cid" xmlns:w16="http://schemas.microsoft.com/office/word/2018/wordml" xmlns:w16du="http://schemas.microsoft.com/office/word/2023/wordml/word16du" xmlns:w16sdtdh="http://schemas.microsoft.com/office/word/2020/wordml/sdtdatahash" xmlns:w16sdtfl="http://schemas.microsoft.com/office/word/2024/wordml/sdtformatlock" xmlns:w16se="http://schemas.microsoft.com/office/word/2015/wordml/symex" xmlns:wpg="http://schemas.microsoft.com/office/word/2010/wordprocessingGroup" xmlns:wpi="http://schemas.microsoft.com/office/word/2010/wordprocessingInk" xmlns:wne="http://schemas.microsoft.com/office/word/2006/wordml" xmlns:wps="http://schemas.microsoft.com/office/word/2010/wordprocessingShape" mc:Ignorable="w14 w15 w16se w16cid w16 w16cex w16sdtdh w16sdtfl w16du wp14">
+<w:document xmlns:wpc="http://schemas.microsoft.com/office/word/2010/wordprocessingCanvas" xmlns:cx="http://schemas.microsoft.com/office/drawing/2014/chartex" xmlns:cx1="http://schemas.microsoft.com/office/drawing/2015/9/8/chartex" xmlns:cx2="http://schemas.microsoft.com/office/drawing/2015/10/21/chartex" xmlns:cx3="http://schemas.microsoft.com/office/drawing/2016/5/9/chartex" xmlns:cx4="http://schemas.microsoft.com/office/drawing/2016/5/10/chartex" xmlns:cx5="http://schemas.microsoft.com/office/drawing/2016/5/11/chartex" xmlns:cx6="http://schemas.microsoft.com/office/drawing/2016/5/12/chartex" xmlns:cx7="http://schemas.microsoft.com/office/drawing/2016/5/13/chartex" xmlns:cx8="http://schemas.microsoft.com/office/drawing/2016/5/14/chartex" xmlns:mc="http://schemas.openxmlformats.org/markup-compatibility/2006" xmlns:aink="http://schemas.microsoft.com/office/drawing/2016/ink" xmlns:am3d="http://schemas.microsoft.com/office/drawing/2017/model3d" xmlns:o="urn:schemas-microsoft-com:office:office" xmlns:oel="http://schemas.microsoft.com/office/2019/extlst" xmlns:r="http://schemas.openxmlformats.org/officeDocument/2006/relationships" xmlns:m="http://schemas.openxmlformats.org/officeDocument/2006/math" xmlns:v="urn:schemas-microsoft-com:vml" xmlns:wp14="http://schemas.microsoft.com/office/word/2010/wordprocessingDrawing" xmlns:wp="http://schemas.openxmlformats.org/drawingml/2006/wordprocessingDrawing" xmlns:w10="urn:schemas-microsoft-com:office:word" xmlns:w="http://schemas.openxmlformats.org/wordprocessingml/2006/main" xmlns:w14="http://schemas.microsoft.com/office/word/2010/wordml" xmlns:w15="http://schemas.microsoft.com/office/word/2012/wordml" xmlns:w16cex="http://schemas.microsoft.com/office/word/2018/wordml/cex" xmlns:w16cid="http://schemas.microsoft.com/office/word/2016/wordml/cid" xmlns:w16="http://schemas.microsoft.com/office/word/2018/wordml" xmlns:w16du="http://schemas.microsoft.com/office/word/2023/wordml/word16du" xmlns:w16sdtdh="http://schemas.microsoft.com/office/word/2020/wordml/sdtdatahash" xmlns:w16sdtfl="http://schemas.microsoft.com/office/word/2024/wordml/sdtformatlock" xmlns:w16se="http://schemas.microsoft.com/office/word/2015/wordml/symex" xmlns:wpg="http://schemas.microsoft.com/office/word/2010/wordprocessingGroup" xmlns:wpi="http://schemas.microsoft.com/office/word/2010/wordprocessingInk" xmlns:wne="http://schemas.microsoft.com/office/word/2006/wordml" xmlns:wps="http://schemas.microsoft.com/office/word/2010/wordprocessingShape" mc:Ignorable="w14 w15 w16se w16cid w16 w16cex w16sdtdh w16sdtfl w16du wp14">
   <w:body>
     <w:p>
       <w:pPr>
@@ -521,6 +521,14 @@
         </w:rPr>
         <w:t>Mohohoma</w:t>
       </w:r>
+      <w:r>
+        <w:rPr>
+          <w:b/>
+          <w:spacing w:val="-2"/>
+          <w:sz w:val="24"/>
+        </w:rPr>
+        <w:t xml:space="preserve"> - 25256387</w:t>
+      </w:r>
     </w:p>
     <w:p>
       <w:pPr>
@@ -770,6 +778,9 @@
         <w:ind w:left="720" w:firstLine="0"/>
       </w:pPr>
       <w:r>
+        <w:rPr>
+          <w:noProof/>
+        </w:rPr>
         <w:drawing>
           <wp:inline distT="0" distB="0" distL="0" distR="0" wp14:anchorId="1CA24EB2" wp14:editId="6FBD236A">
             <wp:extent cx="6386830" cy="4727387"/>
@@ -931,21 +942,7 @@
         <w:rPr>
           <w:lang w:val="en-ZA"/>
         </w:rPr>
-        <w:t xml:space="preserve"> traverses only </w:t>
-      </w:r>
-      <w:proofErr w:type="gramStart"/>
-      <w:r>
-        <w:rPr>
-          <w:lang w:val="en-ZA"/>
-        </w:rPr>
-        <w:t>films</w:t>
-      </w:r>
-      <w:proofErr w:type="gramEnd"/>
-      <w:r>
-        <w:rPr>
-          <w:lang w:val="en-ZA"/>
-        </w:rPr>
-        <w:t xml:space="preserve"> whose current state matches the specified state.</w:t>
+        <w:t xml:space="preserve"> traverses only films whose current state matches the specified state.</w:t>
       </w:r>
     </w:p>
     <w:p>
@@ -1070,6 +1067,9 @@
     <w:p/>
     <w:p>
       <w:r>
+        <w:rPr>
+          <w:noProof/>
+        </w:rPr>
         <w:drawing>
           <wp:inline distT="0" distB="0" distL="0" distR="0" wp14:anchorId="4102B4B4" wp14:editId="7C77B4F0">
             <wp:extent cx="6303010" cy="3723005"/>
@@ -1147,6 +1147,9 @@
     </w:p>
     <w:p>
       <w:r>
+        <w:rPr>
+          <w:noProof/>
+        </w:rPr>
         <w:drawing>
           <wp:inline distT="0" distB="0" distL="0" distR="0" wp14:anchorId="66E90C9B" wp14:editId="0922216D">
             <wp:extent cx="2451100" cy="3574339"/>
@@ -1193,6 +1196,9 @@
         <w:t xml:space="preserve">                                 </w:t>
       </w:r>
       <w:r>
+        <w:rPr>
+          <w:noProof/>
+        </w:rPr>
         <w:drawing>
           <wp:inline distT="0" distB="0" distL="0" distR="0" wp14:anchorId="5A34A487" wp14:editId="5BA6E73D">
             <wp:extent cx="2400225" cy="3613427"/>
@@ -1238,6 +1244,9 @@
     <w:p/>
     <w:p>
       <w:r>
+        <w:rPr>
+          <w:noProof/>
+        </w:rPr>
         <w:drawing>
           <wp:inline distT="0" distB="0" distL="0" distR="0" wp14:anchorId="1C245218" wp14:editId="1D73B73C">
             <wp:extent cx="2976880" cy="4562642"/>
@@ -1284,6 +1293,9 @@
     <w:p/>
     <w:p>
       <w:r>
+        <w:rPr>
+          <w:noProof/>
+        </w:rPr>
         <w:drawing>
           <wp:inline distT="0" distB="0" distL="0" distR="0" wp14:anchorId="1028D8F7" wp14:editId="3774A430">
             <wp:extent cx="3947035" cy="3561080"/>
@@ -5707,7 +5719,7 @@
 </file>
 
 <file path=word/endnotes.xml><?xml version="1.0" encoding="utf-8"?>
-<w:endnotes xmlns:wpc="http://schemas.microsoft.com/office/word/2010/wordprocessingCanvas" xmlns:cx="http://schemas.microsoft.com/office/drawing/2014/chartex" xmlns:cx1="http://schemas.microsoft.com/office/drawing/2015/9/8/chartex" xmlns:cx2="http://schemas.microsoft.com/office/drawing/2015/10/21/chartex" xmlns:cx3="http://schemas.microsoft.com/office/drawing/2016/5/9/chartex" xmlns:cx4="http://schemas.microsoft.com/office/drawing/2016/5/10/chartex" xmlns:cx5="http://schemas.microsoft.com/office/drawing/2016/5/11/chartex" xmlns:cx6="http://schemas.microsoft.com/office/drawing/2016/5/12/chartex" xmlns:cx7="http://schemas.microsoft.com/office/drawing/2016/5/13/chartex" xmlns:cx8="http://schemas.microsoft.com/office/drawing/2016/5/14/chartex" xmlns:mc="http://schemas.openxmlformats.org/markup-compatibility/2006" xmlns:aink="http://schemas.microsoft.com/office/drawing/2016/ink" xmlns:am3d="http://schemas.microsoft.com/office/drawing/2017/model3d" xmlns:o="urn:schemas-microsoft-com:office:office" xmlns:oel="http://schemas.microsoft.com/office/2019/extlst" xmlns:r="http://schemas.openxmlformats.org/officeDocument/2006/relationships" xmlns:m="http://schemas.openxmlformats.org/officeDocument/2006/math" xmlns:v="urn:schemas-microsoft-com:vml" xmlns:wp14="http://schemas.microsoft.com/office/word/2010/wordprocessingDrawing" xmlns:wp="http://schemas.openxmlformats.org/drawingml/2006/wordprocessingDrawing" xmlns:w10="urn:schemas-microsoft-com:office:word" xmlns:w="http://schemas.openxmlformats.org/wordprocessingml/2006/main" xmlns:w14="http://schemas.microsoft.com/office/word/2010/wordml" xmlns:w15="http://schemas.microsoft.com/office/word/2012/wordml" xmlns:w16cei="http://schemas.microsoft.com/office/word/2026/wordml/cei" xmlns:w16cex="http://schemas.microsoft.com/office/word/2018/wordml/cex" xmlns:w16cid="http://schemas.microsoft.com/office/word/2016/wordml/cid" xmlns:w16="http://schemas.microsoft.com/office/word/2018/wordml" xmlns:w16du="http://schemas.microsoft.com/office/word/2023/wordml/word16du" xmlns:w16sdtdh="http://schemas.microsoft.com/office/word/2020/wordml/sdtdatahash" xmlns:w16sdtfl="http://schemas.microsoft.com/office/word/2024/wordml/sdtformatlock" xmlns:w16se="http://schemas.microsoft.com/office/word/2015/wordml/symex" xmlns:wpg="http://schemas.microsoft.com/office/word/2010/wordprocessingGroup" xmlns:wpi="http://schemas.microsoft.com/office/word/2010/wordprocessingInk" xmlns:wne="http://schemas.microsoft.com/office/word/2006/wordml" xmlns:wps="http://schemas.microsoft.com/office/word/2010/wordprocessingShape" mc:Ignorable="w14 w15 w16se w16cid w16 w16cex w16sdtdh w16sdtfl w16du wp14">
+<w:endnotes xmlns:wpc="http://schemas.microsoft.com/office/word/2010/wordprocessingCanvas" xmlns:cx="http://schemas.microsoft.com/office/drawing/2014/chartex" xmlns:cx1="http://schemas.microsoft.com/office/drawing/2015/9/8/chartex" xmlns:cx2="http://schemas.microsoft.com/office/drawing/2015/10/21/chartex" xmlns:cx3="http://schemas.microsoft.com/office/drawing/2016/5/9/chartex" xmlns:cx4="http://schemas.microsoft.com/office/drawing/2016/5/10/chartex" xmlns:cx5="http://schemas.microsoft.com/office/drawing/2016/5/11/chartex" xmlns:cx6="http://schemas.microsoft.com/office/drawing/2016/5/12/chartex" xmlns:cx7="http://schemas.microsoft.com/office/drawing/2016/5/13/chartex" xmlns:cx8="http://schemas.microsoft.com/office/drawing/2016/5/14/chartex" xmlns:mc="http://schemas.openxmlformats.org/markup-compatibility/2006" xmlns:aink="http://schemas.microsoft.com/office/drawing/2016/ink" xmlns:am3d="http://schemas.microsoft.com/office/drawing/2017/model3d" xmlns:o="urn:schemas-microsoft-com:office:office" xmlns:oel="http://schemas.microsoft.com/office/2019/extlst" xmlns:r="http://schemas.openxmlformats.org/officeDocument/2006/relationships" xmlns:m="http://schemas.openxmlformats.org/officeDocument/2006/math" xmlns:v="urn:schemas-microsoft-com:vml" xmlns:wp14="http://schemas.microsoft.com/office/word/2010/wordprocessingDrawing" xmlns:wp="http://schemas.openxmlformats.org/drawingml/2006/wordprocessingDrawing" xmlns:w10="urn:schemas-microsoft-com:office:word" xmlns:w="http://schemas.openxmlformats.org/wordprocessingml/2006/main" xmlns:w14="http://schemas.microsoft.com/office/word/2010/wordml" xmlns:w15="http://schemas.microsoft.com/office/word/2012/wordml" xmlns:w16cex="http://schemas.microsoft.com/office/word/2018/wordml/cex" xmlns:w16cid="http://schemas.microsoft.com/office/word/2016/wordml/cid" xmlns:w16="http://schemas.microsoft.com/office/word/2018/wordml" xmlns:w16du="http://schemas.microsoft.com/office/word/2023/wordml/word16du" xmlns:w16sdtdh="http://schemas.microsoft.com/office/word/2020/wordml/sdtdatahash" xmlns:w16sdtfl="http://schemas.microsoft.com/office/word/2024/wordml/sdtformatlock" xmlns:w16se="http://schemas.microsoft.com/office/word/2015/wordml/symex" xmlns:wpg="http://schemas.microsoft.com/office/word/2010/wordprocessingGroup" xmlns:wpi="http://schemas.microsoft.com/office/word/2010/wordprocessingInk" xmlns:wne="http://schemas.microsoft.com/office/word/2006/wordml" xmlns:wps="http://schemas.microsoft.com/office/word/2010/wordprocessingShape" mc:Ignorable="w14 w15 w16se w16cid w16 w16cex w16sdtdh w16sdtfl w16du wp14">
   <w:endnote w:type="separator" w:id="-1">
     <w:p>
       <w:r>
@@ -5726,7 +5738,7 @@
 </file>
 
 <file path=word/footer1.xml><?xml version="1.0" encoding="utf-8"?>
-<w:ftr xmlns:wpc="http://schemas.microsoft.com/office/word/2010/wordprocessingCanvas" xmlns:cx="http://schemas.microsoft.com/office/drawing/2014/chartex" xmlns:cx1="http://schemas.microsoft.com/office/drawing/2015/9/8/chartex" xmlns:cx2="http://schemas.microsoft.com/office/drawing/2015/10/21/chartex" xmlns:cx3="http://schemas.microsoft.com/office/drawing/2016/5/9/chartex" xmlns:cx4="http://schemas.microsoft.com/office/drawing/2016/5/10/chartex" xmlns:cx5="http://schemas.microsoft.com/office/drawing/2016/5/11/chartex" xmlns:cx6="http://schemas.microsoft.com/office/drawing/2016/5/12/chartex" xmlns:cx7="http://schemas.microsoft.com/office/drawing/2016/5/13/chartex" xmlns:cx8="http://schemas.microsoft.com/office/drawing/2016/5/14/chartex" xmlns:mc="http://schemas.openxmlformats.org/markup-compatibility/2006" xmlns:aink="http://schemas.microsoft.com/office/drawing/2016/ink" xmlns:am3d="http://schemas.microsoft.com/office/drawing/2017/model3d" xmlns:o="urn:schemas-microsoft-com:office:office" xmlns:oel="http://schemas.microsoft.com/office/2019/extlst" xmlns:r="http://schemas.openxmlformats.org/officeDocument/2006/relationships" xmlns:m="http://schemas.openxmlformats.org/officeDocument/2006/math" xmlns:v="urn:schemas-microsoft-com:vml" xmlns:wp14="http://schemas.microsoft.com/office/word/2010/wordprocessingDrawing" xmlns:wp="http://schemas.openxmlformats.org/drawingml/2006/wordprocessingDrawing" xmlns:w10="urn:schemas-microsoft-com:office:word" xmlns:w="http://schemas.openxmlformats.org/wordprocessingml/2006/main" xmlns:w14="http://schemas.microsoft.com/office/word/2010/wordml" xmlns:w15="http://schemas.microsoft.com/office/word/2012/wordml" xmlns:w16cei="http://schemas.microsoft.com/office/word/2026/wordml/cei" xmlns:w16cex="http://schemas.microsoft.com/office/word/2018/wordml/cex" xmlns:w16cid="http://schemas.microsoft.com/office/word/2016/wordml/cid" xmlns:w16="http://schemas.microsoft.com/office/word/2018/wordml" xmlns:w16du="http://schemas.microsoft.com/office/word/2023/wordml/word16du" xmlns:w16sdtdh="http://schemas.microsoft.com/office/word/2020/wordml/sdtdatahash" xmlns:w16sdtfl="http://schemas.microsoft.com/office/word/2024/wordml/sdtformatlock" xmlns:w16se="http://schemas.microsoft.com/office/word/2015/wordml/symex" xmlns:wpg="http://schemas.microsoft.com/office/word/2010/wordprocessingGroup" xmlns:wpi="http://schemas.microsoft.com/office/word/2010/wordprocessingInk" xmlns:wne="http://schemas.microsoft.com/office/word/2006/wordml" xmlns:wps="http://schemas.microsoft.com/office/word/2010/wordprocessingShape" mc:Ignorable="w14 w15 w16se w16cid w16 w16cex w16sdtdh w16sdtfl w16du wp14">
+<w:ftr xmlns:wpc="http://schemas.microsoft.com/office/word/2010/wordprocessingCanvas" xmlns:cx="http://schemas.microsoft.com/office/drawing/2014/chartex" xmlns:cx1="http://schemas.microsoft.com/office/drawing/2015/9/8/chartex" xmlns:cx2="http://schemas.microsoft.com/office/drawing/2015/10/21/chartex" xmlns:cx3="http://schemas.microsoft.com/office/drawing/2016/5/9/chartex" xmlns:cx4="http://schemas.microsoft.com/office/drawing/2016/5/10/chartex" xmlns:cx5="http://schemas.microsoft.com/office/drawing/2016/5/11/chartex" xmlns:cx6="http://schemas.microsoft.com/office/drawing/2016/5/12/chartex" xmlns:cx7="http://schemas.microsoft.com/office/drawing/2016/5/13/chartex" xmlns:cx8="http://schemas.microsoft.com/office/drawing/2016/5/14/chartex" xmlns:mc="http://schemas.openxmlformats.org/markup-compatibility/2006" xmlns:aink="http://schemas.microsoft.com/office/drawing/2016/ink" xmlns:am3d="http://schemas.microsoft.com/office/drawing/2017/model3d" xmlns:o="urn:schemas-microsoft-com:office:office" xmlns:oel="http://schemas.microsoft.com/office/2019/extlst" xmlns:r="http://schemas.openxmlformats.org/officeDocument/2006/relationships" xmlns:m="http://schemas.openxmlformats.org/officeDocument/2006/math" xmlns:v="urn:schemas-microsoft-com:vml" xmlns:wp14="http://schemas.microsoft.com/office/word/2010/wordprocessingDrawing" xmlns:wp="http://schemas.openxmlformats.org/drawingml/2006/wordprocessingDrawing" xmlns:w10="urn:schemas-microsoft-com:office:word" xmlns:w="http://schemas.openxmlformats.org/wordprocessingml/2006/main" xmlns:w14="http://schemas.microsoft.com/office/word/2010/wordml" xmlns:w15="http://schemas.microsoft.com/office/word/2012/wordml" xmlns:w16cex="http://schemas.microsoft.com/office/word/2018/wordml/cex" xmlns:w16cid="http://schemas.microsoft.com/office/word/2016/wordml/cid" xmlns:w16="http://schemas.microsoft.com/office/word/2018/wordml" xmlns:w16du="http://schemas.microsoft.com/office/word/2023/wordml/word16du" xmlns:w16sdtdh="http://schemas.microsoft.com/office/word/2020/wordml/sdtdatahash" xmlns:w16sdtfl="http://schemas.microsoft.com/office/word/2024/wordml/sdtformatlock" xmlns:w16se="http://schemas.microsoft.com/office/word/2015/wordml/symex" xmlns:wpg="http://schemas.microsoft.com/office/word/2010/wordprocessingGroup" xmlns:wpi="http://schemas.microsoft.com/office/word/2010/wordprocessingInk" xmlns:wne="http://schemas.microsoft.com/office/word/2006/wordml" xmlns:wps="http://schemas.microsoft.com/office/word/2010/wordprocessingShape" mc:Ignorable="w14 w15 w16se w16cid w16 w16cex w16sdtdh w16sdtfl w16du wp14">
   <w:p>
     <w:pPr>
       <w:pStyle w:val="BodyText"/>
@@ -6074,7 +6086,7 @@
 </file>
 
 <file path=word/footer2.xml><?xml version="1.0" encoding="utf-8"?>
-<w:ftr xmlns:wpc="http://schemas.microsoft.com/office/word/2010/wordprocessingCanvas" xmlns:cx="http://schemas.microsoft.com/office/drawing/2014/chartex" xmlns:cx1="http://schemas.microsoft.com/office/drawing/2015/9/8/chartex" xmlns:cx2="http://schemas.microsoft.com/office/drawing/2015/10/21/chartex" xmlns:cx3="http://schemas.microsoft.com/office/drawing/2016/5/9/chartex" xmlns:cx4="http://schemas.microsoft.com/office/drawing/2016/5/10/chartex" xmlns:cx5="http://schemas.microsoft.com/office/drawing/2016/5/11/chartex" xmlns:cx6="http://schemas.microsoft.com/office/drawing/2016/5/12/chartex" xmlns:cx7="http://schemas.microsoft.com/office/drawing/2016/5/13/chartex" xmlns:cx8="http://schemas.microsoft.com/office/drawing/2016/5/14/chartex" xmlns:mc="http://schemas.openxmlformats.org/markup-compatibility/2006" xmlns:aink="http://schemas.microsoft.com/office/drawing/2016/ink" xmlns:am3d="http://schemas.microsoft.com/office/drawing/2017/model3d" xmlns:o="urn:schemas-microsoft-com:office:office" xmlns:oel="http://schemas.microsoft.com/office/2019/extlst" xmlns:r="http://schemas.openxmlformats.org/officeDocument/2006/relationships" xmlns:m="http://schemas.openxmlformats.org/officeDocument/2006/math" xmlns:v="urn:schemas-microsoft-com:vml" xmlns:wp14="http://schemas.microsoft.com/office/word/2010/wordprocessingDrawing" xmlns:wp="http://schemas.openxmlformats.org/drawingml/2006/wordprocessingDrawing" xmlns:w10="urn:schemas-microsoft-com:office:word" xmlns:w="http://schemas.openxmlformats.org/wordprocessingml/2006/main" xmlns:w14="http://schemas.microsoft.com/office/word/2010/wordml" xmlns:w15="http://schemas.microsoft.com/office/word/2012/wordml" xmlns:w16cei="http://schemas.microsoft.com/office/word/2026/wordml/cei" xmlns:w16cex="http://schemas.microsoft.com/office/word/2018/wordml/cex" xmlns:w16cid="http://schemas.microsoft.com/office/word/2016/wordml/cid" xmlns:w16="http://schemas.microsoft.com/office/word/2018/wordml" xmlns:w16du="http://schemas.microsoft.com/office/word/2023/wordml/word16du" xmlns:w16sdtdh="http://schemas.microsoft.com/office/word/2020/wordml/sdtdatahash" xmlns:w16sdtfl="http://schemas.microsoft.com/office/word/2024/wordml/sdtformatlock" xmlns:w16se="http://schemas.microsoft.com/office/word/2015/wordml/symex" xmlns:wpg="http://schemas.microsoft.com/office/word/2010/wordprocessingGroup" xmlns:wpi="http://schemas.microsoft.com/office/word/2010/wordprocessingInk" xmlns:wne="http://schemas.microsoft.com/office/word/2006/wordml" xmlns:wps="http://schemas.microsoft.com/office/word/2010/wordprocessingShape" mc:Ignorable="w14 w15 w16se w16cid w16 w16cex w16sdtdh w16sdtfl w16du wp14">
+<w:ftr xmlns:wpc="http://schemas.microsoft.com/office/word/2010/wordprocessingCanvas" xmlns:cx="http://schemas.microsoft.com/office/drawing/2014/chartex" xmlns:cx1="http://schemas.microsoft.com/office/drawing/2015/9/8/chartex" xmlns:cx2="http://schemas.microsoft.com/office/drawing/2015/10/21/chartex" xmlns:cx3="http://schemas.microsoft.com/office/drawing/2016/5/9/chartex" xmlns:cx4="http://schemas.microsoft.com/office/drawing/2016/5/10/chartex" xmlns:cx5="http://schemas.microsoft.com/office/drawing/2016/5/11/chartex" xmlns:cx6="http://schemas.microsoft.com/office/drawing/2016/5/12/chartex" xmlns:cx7="http://schemas.microsoft.com/office/drawing/2016/5/13/chartex" xmlns:cx8="http://schemas.microsoft.com/office/drawing/2016/5/14/chartex" xmlns:mc="http://schemas.openxmlformats.org/markup-compatibility/2006" xmlns:aink="http://schemas.microsoft.com/office/drawing/2016/ink" xmlns:am3d="http://schemas.microsoft.com/office/drawing/2017/model3d" xmlns:o="urn:schemas-microsoft-com:office:office" xmlns:oel="http://schemas.microsoft.com/office/2019/extlst" xmlns:r="http://schemas.openxmlformats.org/officeDocument/2006/relationships" xmlns:m="http://schemas.openxmlformats.org/officeDocument/2006/math" xmlns:v="urn:schemas-microsoft-com:vml" xmlns:wp14="http://schemas.microsoft.com/office/word/2010/wordprocessingDrawing" xmlns:wp="http://schemas.openxmlformats.org/drawingml/2006/wordprocessingDrawing" xmlns:w10="urn:schemas-microsoft-com:office:word" xmlns:w="http://schemas.openxmlformats.org/wordprocessingml/2006/main" xmlns:w14="http://schemas.microsoft.com/office/word/2010/wordml" xmlns:w15="http://schemas.microsoft.com/office/word/2012/wordml" xmlns:w16cex="http://schemas.microsoft.com/office/word/2018/wordml/cex" xmlns:w16cid="http://schemas.microsoft.com/office/word/2016/wordml/cid" xmlns:w16="http://schemas.microsoft.com/office/word/2018/wordml" xmlns:w16du="http://schemas.microsoft.com/office/word/2023/wordml/word16du" xmlns:w16sdtdh="http://schemas.microsoft.com/office/word/2020/wordml/sdtdatahash" xmlns:w16sdtfl="http://schemas.microsoft.com/office/word/2024/wordml/sdtformatlock" xmlns:w16se="http://schemas.microsoft.com/office/word/2015/wordml/symex" xmlns:wpg="http://schemas.microsoft.com/office/word/2010/wordprocessingGroup" xmlns:wpi="http://schemas.microsoft.com/office/word/2010/wordprocessingInk" xmlns:wne="http://schemas.microsoft.com/office/word/2006/wordml" xmlns:wps="http://schemas.microsoft.com/office/word/2010/wordprocessingShape" mc:Ignorable="w14 w15 w16se w16cid w16 w16cex w16sdtdh w16sdtfl w16du wp14">
   <w:p>
     <w:pPr>
       <w:pStyle w:val="BodyText"/>
@@ -6434,7 +6446,7 @@
 </file>
 
 <file path=word/footnotes.xml><?xml version="1.0" encoding="utf-8"?>
-<w:footnotes xmlns:wpc="http://schemas.microsoft.com/office/word/2010/wordprocessingCanvas" xmlns:cx="http://schemas.microsoft.com/office/drawing/2014/chartex" xmlns:cx1="http://schemas.microsoft.com/office/drawing/2015/9/8/chartex" xmlns:cx2="http://schemas.microsoft.com/office/drawing/2015/10/21/chartex" xmlns:cx3="http://schemas.microsoft.com/office/drawing/2016/5/9/chartex" xmlns:cx4="http://schemas.microsoft.com/office/drawing/2016/5/10/chartex" xmlns:cx5="http://schemas.microsoft.com/office/drawing/2016/5/11/chartex" xmlns:cx6="http://schemas.microsoft.com/office/drawing/2016/5/12/chartex" xmlns:cx7="http://schemas.microsoft.com/office/drawing/2016/5/13/chartex" xmlns:cx8="http://schemas.microsoft.com/office/drawing/2016/5/14/chartex" xmlns:mc="http://schemas.openxmlformats.org/markup-compatibility/2006" xmlns:aink="http://schemas.microsoft.com/office/drawing/2016/ink" xmlns:am3d="http://schemas.microsoft.com/office/drawing/2017/model3d" xmlns:o="urn:schemas-microsoft-com:office:office" xmlns:oel="http://schemas.microsoft.com/office/2019/extlst" xmlns:r="http://schemas.openxmlformats.org/officeDocument/2006/relationships" xmlns:m="http://schemas.openxmlformats.org/officeDocument/2006/math" xmlns:v="urn:schemas-microsoft-com:vml" xmlns:wp14="http://schemas.microsoft.com/office/word/2010/wordprocessingDrawing" xmlns:wp="http://schemas.openxmlformats.org/drawingml/2006/wordprocessingDrawing" xmlns:w10="urn:schemas-microsoft-com:office:word" xmlns:w="http://schemas.openxmlformats.org/wordprocessingml/2006/main" xmlns:w14="http://schemas.microsoft.com/office/word/2010/wordml" xmlns:w15="http://schemas.microsoft.com/office/word/2012/wordml" xmlns:w16cei="http://schemas.microsoft.com/office/word/2026/wordml/cei" xmlns:w16cex="http://schemas.microsoft.com/office/word/2018/wordml/cex" xmlns:w16cid="http://schemas.microsoft.com/office/word/2016/wordml/cid" xmlns:w16="http://schemas.microsoft.com/office/word/2018/wordml" xmlns:w16du="http://schemas.microsoft.com/office/word/2023/wordml/word16du" xmlns:w16sdtdh="http://schemas.microsoft.com/office/word/2020/wordml/sdtdatahash" xmlns:w16sdtfl="http://schemas.microsoft.com/office/word/2024/wordml/sdtformatlock" xmlns:w16se="http://schemas.microsoft.com/office/word/2015/wordml/symex" xmlns:wpg="http://schemas.microsoft.com/office/word/2010/wordprocessingGroup" xmlns:wpi="http://schemas.microsoft.com/office/word/2010/wordprocessingInk" xmlns:wne="http://schemas.microsoft.com/office/word/2006/wordml" xmlns:wps="http://schemas.microsoft.com/office/word/2010/wordprocessingShape" mc:Ignorable="w14 w15 w16se w16cid w16 w16cex w16sdtdh w16sdtfl w16du wp14">
+<w:footnotes xmlns:wpc="http://schemas.microsoft.com/office/word/2010/wordprocessingCanvas" xmlns:cx="http://schemas.microsoft.com/office/drawing/2014/chartex" xmlns:cx1="http://schemas.microsoft.com/office/drawing/2015/9/8/chartex" xmlns:cx2="http://schemas.microsoft.com/office/drawing/2015/10/21/chartex" xmlns:cx3="http://schemas.microsoft.com/office/drawing/2016/5/9/chartex" xmlns:cx4="http://schemas.microsoft.com/office/drawing/2016/5/10/chartex" xmlns:cx5="http://schemas.microsoft.com/office/drawing/2016/5/11/chartex" xmlns:cx6="http://schemas.microsoft.com/office/drawing/2016/5/12/chartex" xmlns:cx7="http://schemas.microsoft.com/office/drawing/2016/5/13/chartex" xmlns:cx8="http://schemas.microsoft.com/office/drawing/2016/5/14/chartex" xmlns:mc="http://schemas.openxmlformats.org/markup-compatibility/2006" xmlns:aink="http://schemas.microsoft.com/office/drawing/2016/ink" xmlns:am3d="http://schemas.microsoft.com/office/drawing/2017/model3d" xmlns:o="urn:schemas-microsoft-com:office:office" xmlns:oel="http://schemas.microsoft.com/office/2019/extlst" xmlns:r="http://schemas.openxmlformats.org/officeDocument/2006/relationships" xmlns:m="http://schemas.openxmlformats.org/officeDocument/2006/math" xmlns:v="urn:schemas-microsoft-com:vml" xmlns:wp14="http://schemas.microsoft.com/office/word/2010/wordprocessingDrawing" xmlns:wp="http://schemas.openxmlformats.org/drawingml/2006/wordprocessingDrawing" xmlns:w10="urn:schemas-microsoft-com:office:word" xmlns:w="http://schemas.openxmlformats.org/wordprocessingml/2006/main" xmlns:w14="http://schemas.microsoft.com/office/word/2010/wordml" xmlns:w15="http://schemas.microsoft.com/office/word/2012/wordml" xmlns:w16cex="http://schemas.microsoft.com/office/word/2018/wordml/cex" xmlns:w16cid="http://schemas.microsoft.com/office/word/2016/wordml/cid" xmlns:w16="http://schemas.microsoft.com/office/word/2018/wordml" xmlns:w16du="http://schemas.microsoft.com/office/word/2023/wordml/word16du" xmlns:w16sdtdh="http://schemas.microsoft.com/office/word/2020/wordml/sdtdatahash" xmlns:w16sdtfl="http://schemas.microsoft.com/office/word/2024/wordml/sdtformatlock" xmlns:w16se="http://schemas.microsoft.com/office/word/2015/wordml/symex" xmlns:wpg="http://schemas.microsoft.com/office/word/2010/wordprocessingGroup" xmlns:wpi="http://schemas.microsoft.com/office/word/2010/wordprocessingInk" xmlns:wne="http://schemas.microsoft.com/office/word/2006/wordml" xmlns:wps="http://schemas.microsoft.com/office/word/2010/wordprocessingShape" mc:Ignorable="w14 w15 w16se w16cid w16 w16cex w16sdtdh w16sdtfl w16du wp14">
   <w:footnote w:type="separator" w:id="-1">
     <w:p>
       <w:r>
@@ -6453,7 +6465,7 @@
 </file>
 
 <file path=word/numbering.xml><?xml version="1.0" encoding="utf-8"?>
-<w:numbering xmlns:wpc="http://schemas.microsoft.com/office/word/2010/wordprocessingCanvas" xmlns:cx="http://schemas.microsoft.com/office/drawing/2014/chartex" xmlns:cx1="http://schemas.microsoft.com/office/drawing/2015/9/8/chartex" xmlns:cx2="http://schemas.microsoft.com/office/drawing/2015/10/21/chartex" xmlns:cx3="http://schemas.microsoft.com/office/drawing/2016/5/9/chartex" xmlns:cx4="http://schemas.microsoft.com/office/drawing/2016/5/10/chartex" xmlns:cx5="http://schemas.microsoft.com/office/drawing/2016/5/11/chartex" xmlns:cx6="http://schemas.microsoft.com/office/drawing/2016/5/12/chartex" xmlns:cx7="http://schemas.microsoft.com/office/drawing/2016/5/13/chartex" xmlns:cx8="http://schemas.microsoft.com/office/drawing/2016/5/14/chartex" xmlns:mc="http://schemas.openxmlformats.org/markup-compatibility/2006" xmlns:aink="http://schemas.microsoft.com/office/drawing/2016/ink" xmlns:am3d="http://schemas.microsoft.com/office/drawing/2017/model3d" xmlns:o="urn:schemas-microsoft-com:office:office" xmlns:oel="http://schemas.microsoft.com/office/2019/extlst" xmlns:r="http://schemas.openxmlformats.org/officeDocument/2006/relationships" xmlns:m="http://schemas.openxmlformats.org/officeDocument/2006/math" xmlns:v="urn:schemas-microsoft-com:vml" xmlns:wp14="http://schemas.microsoft.com/office/word/2010/wordprocessingDrawing" xmlns:wp="http://schemas.openxmlformats.org/drawingml/2006/wordprocessingDrawing" xmlns:w10="urn:schemas-microsoft-com:office:word" xmlns:w="http://schemas.openxmlformats.org/wordprocessingml/2006/main" xmlns:w14="http://schemas.microsoft.com/office/word/2010/wordml" xmlns:w15="http://schemas.microsoft.com/office/word/2012/wordml" xmlns:w16cei="http://schemas.microsoft.com/office/word/2026/wordml/cei" xmlns:w16cex="http://schemas.microsoft.com/office/word/2018/wordml/cex" xmlns:w16cid="http://schemas.microsoft.com/office/word/2016/wordml/cid" xmlns:w16="http://schemas.microsoft.com/office/word/2018/wordml" xmlns:w16du="http://schemas.microsoft.com/office/word/2023/wordml/word16du" xmlns:w16sdtdh="http://schemas.microsoft.com/office/word/2020/wordml/sdtdatahash" xmlns:w16sdtfl="http://schemas.microsoft.com/office/word/2024/wordml/sdtformatlock" xmlns:w16se="http://schemas.microsoft.com/office/word/2015/wordml/symex" xmlns:wpg="http://schemas.microsoft.com/office/word/2010/wordprocessingGroup" xmlns:wpi="http://schemas.microsoft.com/office/word/2010/wordprocessingInk" xmlns:wne="http://schemas.microsoft.com/office/word/2006/wordml" xmlns:wps="http://schemas.microsoft.com/office/word/2010/wordprocessingShape" mc:Ignorable="w14 w15 w16se w16cid w16 w16cex w16sdtdh w16sdtfl w16du wp14">
+<w:numbering xmlns:wpc="http://schemas.microsoft.com/office/word/2010/wordprocessingCanvas" xmlns:cx="http://schemas.microsoft.com/office/drawing/2014/chartex" xmlns:cx1="http://schemas.microsoft.com/office/drawing/2015/9/8/chartex" xmlns:cx2="http://schemas.microsoft.com/office/drawing/2015/10/21/chartex" xmlns:cx3="http://schemas.microsoft.com/office/drawing/2016/5/9/chartex" xmlns:cx4="http://schemas.microsoft.com/office/drawing/2016/5/10/chartex" xmlns:cx5="http://schemas.microsoft.com/office/drawing/2016/5/11/chartex" xmlns:cx6="http://schemas.microsoft.com/office/drawing/2016/5/12/chartex" xmlns:cx7="http://schemas.microsoft.com/office/drawing/2016/5/13/chartex" xmlns:cx8="http://schemas.microsoft.com/office/drawing/2016/5/14/chartex" xmlns:mc="http://schemas.openxmlformats.org/markup-compatibility/2006" xmlns:aink="http://schemas.microsoft.com/office/drawing/2016/ink" xmlns:am3d="http://schemas.microsoft.com/office/drawing/2017/model3d" xmlns:o="urn:schemas-microsoft-com:office:office" xmlns:oel="http://schemas.microsoft.com/office/2019/extlst" xmlns:r="http://schemas.openxmlformats.org/officeDocument/2006/relationships" xmlns:m="http://schemas.openxmlformats.org/officeDocument/2006/math" xmlns:v="urn:schemas-microsoft-com:vml" xmlns:wp14="http://schemas.microsoft.com/office/word/2010/wordprocessingDrawing" xmlns:wp="http://schemas.openxmlformats.org/drawingml/2006/wordprocessingDrawing" xmlns:w10="urn:schemas-microsoft-com:office:word" xmlns:w="http://schemas.openxmlformats.org/wordprocessingml/2006/main" xmlns:w14="http://schemas.microsoft.com/office/word/2010/wordml" xmlns:w15="http://schemas.microsoft.com/office/word/2012/wordml" xmlns:w16cex="http://schemas.microsoft.com/office/word/2018/wordml/cex" xmlns:w16cid="http://schemas.microsoft.com/office/word/2016/wordml/cid" xmlns:w16="http://schemas.microsoft.com/office/word/2018/wordml" xmlns:w16du="http://schemas.microsoft.com/office/word/2023/wordml/word16du" xmlns:w16sdtdh="http://schemas.microsoft.com/office/word/2020/wordml/sdtdatahash" xmlns:w16sdtfl="http://schemas.microsoft.com/office/word/2024/wordml/sdtformatlock" xmlns:w16se="http://schemas.microsoft.com/office/word/2015/wordml/symex" xmlns:wpg="http://schemas.microsoft.com/office/word/2010/wordprocessingGroup" xmlns:wpi="http://schemas.microsoft.com/office/word/2010/wordprocessingInk" xmlns:wne="http://schemas.microsoft.com/office/word/2006/wordml" xmlns:wps="http://schemas.microsoft.com/office/word/2010/wordprocessingShape" mc:Ignorable="w14 w15 w16se w16cid w16 w16cex w16sdtdh w16sdtfl w16du wp14">
   <w:abstractNum w:abstractNumId="0" w15:restartNumberingAfterBreak="0">
     <w:nsid w:val="071F4FF6"/>
     <w:multiLevelType w:val="hybridMultilevel"/>
@@ -9214,6 +9226,7 @@
   <w:style w:type="character" w:default="1" w:styleId="DefaultParagraphFont">
     <w:name w:val="Default Paragraph Font"/>
     <w:uiPriority w:val="1"/>
+    <w:semiHidden/>
     <w:unhideWhenUsed/>
   </w:style>
   <w:style w:type="table" w:default="1" w:styleId="TableNormal">
